--- a/assets/documents/CV.docx
+++ b/assets/documents/CV.docx
@@ -140,7 +140,7 @@
                                 <w:rStyle w:val="fontstyle01"/>
                                 <w:lang w:val="fr-FR"/>
                               </w:rPr>
-                              <w:t>d’un poste à temps plein en BI. A récemment obtenu le Certificat Professionnel Google en In</w:t>
+                              <w:t>d’un poste en BI. A récemment obtenu le Certificat Professionnel Google en In</w:t>
                             </w:r>
                             <w:r>
                               <w:rPr>
@@ -466,7 +466,7 @@
                           <w:rStyle w:val="fontstyle01"/>
                           <w:lang w:val="fr-FR"/>
                         </w:rPr>
-                        <w:t>d’un poste à temps plein en BI. A récemment obtenu le Certificat Professionnel Google en In</w:t>
+                        <w:t>d’un poste en BI. A récemment obtenu le Certificat Professionnel Google en In</w:t>
                       </w:r>
                       <w:r>
                         <w:rPr>
@@ -3685,35 +3685,42 @@
                                 <w:rFonts w:eastAsia="Times New Roman" w:cstheme="minorHAnsi"/>
                                 <w:lang w:eastAsia="fr-FR"/>
                               </w:rPr>
-                              <w:t>A</w:t>
+                              <w:t>C</w:t>
                             </w:r>
                             <w:r>
                               <w:rPr>
                                 <w:rFonts w:eastAsia="Times New Roman" w:cstheme="minorHAnsi"/>
                                 <w:lang w:eastAsia="fr-FR"/>
                               </w:rPr>
-                              <w:t xml:space="preserve"> c</w:t>
+                              <w:t>ollect</w:t>
                             </w:r>
                             <w:r>
                               <w:rPr>
                                 <w:rFonts w:eastAsia="Times New Roman" w:cstheme="minorHAnsi"/>
                                 <w:lang w:eastAsia="fr-FR"/>
                               </w:rPr>
-                              <w:t>ollect</w:t>
+                              <w:t>er</w:t>
                             </w:r>
                             <w:r>
                               <w:rPr>
                                 <w:rFonts w:eastAsia="Times New Roman" w:cstheme="minorHAnsi"/>
                                 <w:lang w:eastAsia="fr-FR"/>
                               </w:rPr>
-                              <w:t>é</w:t>
+                              <w:t xml:space="preserve"> et saisi</w:t>
                             </w:r>
                             <w:r>
                               <w:rPr>
                                 <w:rFonts w:eastAsia="Times New Roman" w:cstheme="minorHAnsi"/>
                                 <w:lang w:eastAsia="fr-FR"/>
                               </w:rPr>
-                              <w:t xml:space="preserve"> et saisi des </w:t>
+                              <w:t>r</w:t>
+                            </w:r>
+                            <w:r>
+                              <w:rPr>
+                                <w:rFonts w:eastAsia="Times New Roman" w:cstheme="minorHAnsi"/>
+                                <w:lang w:eastAsia="fr-FR"/>
+                              </w:rPr>
+                              <w:t xml:space="preserve"> des </w:t>
                             </w:r>
                             <w:r>
                               <w:rPr>
@@ -3759,14 +3766,21 @@
                                 <w:rFonts w:eastAsia="Times New Roman" w:cstheme="minorHAnsi"/>
                                 <w:lang w:eastAsia="fr-FR"/>
                               </w:rPr>
-                              <w:t>A particip</w:t>
+                              <w:t>P</w:t>
                             </w:r>
                             <w:r>
                               <w:rPr>
                                 <w:rFonts w:eastAsia="Times New Roman" w:cstheme="minorHAnsi"/>
                                 <w:lang w:eastAsia="fr-FR"/>
                               </w:rPr>
-                              <w:t>é</w:t>
+                              <w:t>articip</w:t>
+                            </w:r>
+                            <w:r>
+                              <w:rPr>
+                                <w:rFonts w:eastAsia="Times New Roman" w:cstheme="minorHAnsi"/>
+                                <w:lang w:eastAsia="fr-FR"/>
+                              </w:rPr>
+                              <w:t>er</w:t>
                             </w:r>
                             <w:r>
                               <w:rPr>
@@ -3797,21 +3811,42 @@
                                 <w:rFonts w:eastAsia="Times New Roman" w:cstheme="minorHAnsi"/>
                                 <w:lang w:eastAsia="fr-FR"/>
                               </w:rPr>
-                              <w:t>A analys</w:t>
+                              <w:t>A</w:t>
                             </w:r>
                             <w:r>
                               <w:rPr>
                                 <w:rFonts w:eastAsia="Times New Roman" w:cstheme="minorHAnsi"/>
                                 <w:lang w:eastAsia="fr-FR"/>
                               </w:rPr>
-                              <w:t>é</w:t>
+                              <w:t>nalys</w:t>
                             </w:r>
                             <w:r>
                               <w:rPr>
                                 <w:rFonts w:eastAsia="Times New Roman" w:cstheme="minorHAnsi"/>
                                 <w:lang w:eastAsia="fr-FR"/>
                               </w:rPr>
-                              <w:t xml:space="preserve"> les résultats des sondages et a aidé à présenter les conclusions aux parties prenantes</w:t>
+                              <w:t>er</w:t>
+                            </w:r>
+                            <w:r>
+                              <w:rPr>
+                                <w:rFonts w:eastAsia="Times New Roman" w:cstheme="minorHAnsi"/>
+                                <w:lang w:eastAsia="fr-FR"/>
+                              </w:rPr>
+                              <w:t xml:space="preserve"> les résultats des sondages et aid</w:t>
+                            </w:r>
+                            <w:r>
+                              <w:rPr>
+                                <w:rFonts w:eastAsia="Times New Roman" w:cstheme="minorHAnsi"/>
+                                <w:lang w:eastAsia="fr-FR"/>
+                              </w:rPr>
+                              <w:t>er</w:t>
+                            </w:r>
+                            <w:r>
+                              <w:rPr>
+                                <w:rFonts w:eastAsia="Times New Roman" w:cstheme="minorHAnsi"/>
+                                <w:lang w:eastAsia="fr-FR"/>
+                              </w:rPr>
+                              <w:t xml:space="preserve"> à présenter les conclusions aux parties prenantes</w:t>
                             </w:r>
                           </w:p>
                           <w:p>
@@ -3835,21 +3870,42 @@
                                 <w:rFonts w:eastAsia="Times New Roman" w:cstheme="minorHAnsi"/>
                                 <w:lang w:eastAsia="fr-FR"/>
                               </w:rPr>
-                              <w:t xml:space="preserve">A </w:t>
+                              <w:t>D</w:t>
                             </w:r>
                             <w:r>
                               <w:rPr>
                                 <w:rFonts w:eastAsia="Times New Roman" w:cstheme="minorHAnsi"/>
                                 <w:lang w:eastAsia="fr-FR"/>
                               </w:rPr>
-                              <w:t>développé</w:t>
+                              <w:t>évelopp</w:t>
                             </w:r>
                             <w:r>
                               <w:rPr>
                                 <w:rFonts w:eastAsia="Times New Roman" w:cstheme="minorHAnsi"/>
                                 <w:lang w:eastAsia="fr-FR"/>
                               </w:rPr>
-                              <w:t xml:space="preserve"> et mis en </w:t>
+                              <w:t>er</w:t>
+                            </w:r>
+                            <w:r>
+                              <w:rPr>
+                                <w:rFonts w:eastAsia="Times New Roman" w:cstheme="minorHAnsi"/>
+                                <w:lang w:eastAsia="fr-FR"/>
+                              </w:rPr>
+                              <w:t xml:space="preserve"> et m</w:t>
+                            </w:r>
+                            <w:r>
+                              <w:rPr>
+                                <w:rFonts w:eastAsia="Times New Roman" w:cstheme="minorHAnsi"/>
+                                <w:lang w:eastAsia="fr-FR"/>
+                              </w:rPr>
+                              <w:t>ettre</w:t>
+                            </w:r>
+                            <w:r>
+                              <w:rPr>
+                                <w:rFonts w:eastAsia="Times New Roman" w:cstheme="minorHAnsi"/>
+                                <w:lang w:eastAsia="fr-FR"/>
+                              </w:rPr>
+                              <w:t xml:space="preserve"> en </w:t>
                             </w:r>
                             <w:r>
                               <w:rPr>
@@ -3985,35 +4041,42 @@
                           <w:rFonts w:eastAsia="Times New Roman" w:cstheme="minorHAnsi"/>
                           <w:lang w:eastAsia="fr-FR"/>
                         </w:rPr>
-                        <w:t>A</w:t>
+                        <w:t>C</w:t>
                       </w:r>
                       <w:r>
                         <w:rPr>
                           <w:rFonts w:eastAsia="Times New Roman" w:cstheme="minorHAnsi"/>
                           <w:lang w:eastAsia="fr-FR"/>
                         </w:rPr>
-                        <w:t xml:space="preserve"> c</w:t>
+                        <w:t>ollect</w:t>
                       </w:r>
                       <w:r>
                         <w:rPr>
                           <w:rFonts w:eastAsia="Times New Roman" w:cstheme="minorHAnsi"/>
                           <w:lang w:eastAsia="fr-FR"/>
                         </w:rPr>
-                        <w:t>ollect</w:t>
+                        <w:t>er</w:t>
                       </w:r>
                       <w:r>
                         <w:rPr>
                           <w:rFonts w:eastAsia="Times New Roman" w:cstheme="minorHAnsi"/>
                           <w:lang w:eastAsia="fr-FR"/>
                         </w:rPr>
-                        <w:t>é</w:t>
+                        <w:t xml:space="preserve"> et saisi</w:t>
                       </w:r>
                       <w:r>
                         <w:rPr>
                           <w:rFonts w:eastAsia="Times New Roman" w:cstheme="minorHAnsi"/>
                           <w:lang w:eastAsia="fr-FR"/>
                         </w:rPr>
-                        <w:t xml:space="preserve"> et saisi des </w:t>
+                        <w:t>r</w:t>
+                      </w:r>
+                      <w:r>
+                        <w:rPr>
+                          <w:rFonts w:eastAsia="Times New Roman" w:cstheme="minorHAnsi"/>
+                          <w:lang w:eastAsia="fr-FR"/>
+                        </w:rPr>
+                        <w:t xml:space="preserve"> des </w:t>
                       </w:r>
                       <w:r>
                         <w:rPr>
@@ -4059,14 +4122,21 @@
                           <w:rFonts w:eastAsia="Times New Roman" w:cstheme="minorHAnsi"/>
                           <w:lang w:eastAsia="fr-FR"/>
                         </w:rPr>
-                        <w:t>A particip</w:t>
+                        <w:t>P</w:t>
                       </w:r>
                       <w:r>
                         <w:rPr>
                           <w:rFonts w:eastAsia="Times New Roman" w:cstheme="minorHAnsi"/>
                           <w:lang w:eastAsia="fr-FR"/>
                         </w:rPr>
-                        <w:t>é</w:t>
+                        <w:t>articip</w:t>
+                      </w:r>
+                      <w:r>
+                        <w:rPr>
+                          <w:rFonts w:eastAsia="Times New Roman" w:cstheme="minorHAnsi"/>
+                          <w:lang w:eastAsia="fr-FR"/>
+                        </w:rPr>
+                        <w:t>er</w:t>
                       </w:r>
                       <w:r>
                         <w:rPr>
@@ -4097,21 +4167,42 @@
                           <w:rFonts w:eastAsia="Times New Roman" w:cstheme="minorHAnsi"/>
                           <w:lang w:eastAsia="fr-FR"/>
                         </w:rPr>
-                        <w:t>A analys</w:t>
+                        <w:t>A</w:t>
                       </w:r>
                       <w:r>
                         <w:rPr>
                           <w:rFonts w:eastAsia="Times New Roman" w:cstheme="minorHAnsi"/>
                           <w:lang w:eastAsia="fr-FR"/>
                         </w:rPr>
-                        <w:t>é</w:t>
+                        <w:t>nalys</w:t>
                       </w:r>
                       <w:r>
                         <w:rPr>
                           <w:rFonts w:eastAsia="Times New Roman" w:cstheme="minorHAnsi"/>
                           <w:lang w:eastAsia="fr-FR"/>
                         </w:rPr>
-                        <w:t xml:space="preserve"> les résultats des sondages et a aidé à présenter les conclusions aux parties prenantes</w:t>
+                        <w:t>er</w:t>
+                      </w:r>
+                      <w:r>
+                        <w:rPr>
+                          <w:rFonts w:eastAsia="Times New Roman" w:cstheme="minorHAnsi"/>
+                          <w:lang w:eastAsia="fr-FR"/>
+                        </w:rPr>
+                        <w:t xml:space="preserve"> les résultats des sondages et aid</w:t>
+                      </w:r>
+                      <w:r>
+                        <w:rPr>
+                          <w:rFonts w:eastAsia="Times New Roman" w:cstheme="minorHAnsi"/>
+                          <w:lang w:eastAsia="fr-FR"/>
+                        </w:rPr>
+                        <w:t>er</w:t>
+                      </w:r>
+                      <w:r>
+                        <w:rPr>
+                          <w:rFonts w:eastAsia="Times New Roman" w:cstheme="minorHAnsi"/>
+                          <w:lang w:eastAsia="fr-FR"/>
+                        </w:rPr>
+                        <w:t xml:space="preserve"> à présenter les conclusions aux parties prenantes</w:t>
                       </w:r>
                     </w:p>
                     <w:p>
@@ -4135,21 +4226,42 @@
                           <w:rFonts w:eastAsia="Times New Roman" w:cstheme="minorHAnsi"/>
                           <w:lang w:eastAsia="fr-FR"/>
                         </w:rPr>
-                        <w:t xml:space="preserve">A </w:t>
+                        <w:t>D</w:t>
                       </w:r>
                       <w:r>
                         <w:rPr>
                           <w:rFonts w:eastAsia="Times New Roman" w:cstheme="minorHAnsi"/>
                           <w:lang w:eastAsia="fr-FR"/>
                         </w:rPr>
-                        <w:t>développé</w:t>
+                        <w:t>évelopp</w:t>
                       </w:r>
                       <w:r>
                         <w:rPr>
                           <w:rFonts w:eastAsia="Times New Roman" w:cstheme="minorHAnsi"/>
                           <w:lang w:eastAsia="fr-FR"/>
                         </w:rPr>
-                        <w:t xml:space="preserve"> et mis en </w:t>
+                        <w:t>er</w:t>
+                      </w:r>
+                      <w:r>
+                        <w:rPr>
+                          <w:rFonts w:eastAsia="Times New Roman" w:cstheme="minorHAnsi"/>
+                          <w:lang w:eastAsia="fr-FR"/>
+                        </w:rPr>
+                        <w:t xml:space="preserve"> et m</w:t>
+                      </w:r>
+                      <w:r>
+                        <w:rPr>
+                          <w:rFonts w:eastAsia="Times New Roman" w:cstheme="minorHAnsi"/>
+                          <w:lang w:eastAsia="fr-FR"/>
+                        </w:rPr>
+                        <w:t>ettre</w:t>
+                      </w:r>
+                      <w:r>
+                        <w:rPr>
+                          <w:rFonts w:eastAsia="Times New Roman" w:cstheme="minorHAnsi"/>
+                          <w:lang w:eastAsia="fr-FR"/>
+                        </w:rPr>
+                        <w:t xml:space="preserve"> en </w:t>
                       </w:r>
                       <w:r>
                         <w:rPr>
@@ -7320,6 +7432,213 @@
         <mc:AlternateContent>
           <mc:Choice Requires="wps">
             <w:drawing>
+              <wp:anchor distT="0" distB="0" distL="114300" distR="114300" simplePos="0" relativeHeight="251954176" behindDoc="0" locked="0" layoutInCell="1" allowOverlap="1" wp14:anchorId="36FB391B" wp14:editId="35E5708F">
+                <wp:simplePos x="0" y="0"/>
+                <wp:positionH relativeFrom="column">
+                  <wp:posOffset>1386840</wp:posOffset>
+                </wp:positionH>
+                <wp:positionV relativeFrom="paragraph">
+                  <wp:posOffset>220345</wp:posOffset>
+                </wp:positionV>
+                <wp:extent cx="4928235" cy="219075"/>
+                <wp:effectExtent l="0" t="0" r="5715" b="9525"/>
+                <wp:wrapNone/>
+                <wp:docPr id="58" name="Rectangle 21"/>
+                <wp:cNvGraphicFramePr>
+                  <a:graphicFrameLocks xmlns:a="http://schemas.openxmlformats.org/drawingml/2006/main"/>
+                </wp:cNvGraphicFramePr>
+                <a:graphic xmlns:a="http://schemas.openxmlformats.org/drawingml/2006/main">
+                  <a:graphicData uri="http://schemas.microsoft.com/office/word/2010/wordprocessingShape">
+                    <wps:wsp>
+                      <wps:cNvSpPr>
+                        <a:spLocks noChangeArrowheads="1"/>
+                      </wps:cNvSpPr>
+                      <wps:spPr bwMode="auto">
+                        <a:xfrm>
+                          <a:off x="0" y="0"/>
+                          <a:ext cx="4928235" cy="219075"/>
+                        </a:xfrm>
+                        <a:prstGeom prst="rect">
+                          <a:avLst/>
+                        </a:prstGeom>
+                        <a:noFill/>
+                        <a:ln>
+                          <a:noFill/>
+                        </a:ln>
+                        <a:extLst>
+                          <a:ext uri="{909E8E84-426E-40DD-AFC4-6F175D3DCCD1}">
+                            <a14:hiddenFill xmlns:a14="http://schemas.microsoft.com/office/drawing/2010/main">
+                              <a:solidFill>
+                                <a:srgbClr val="FFFFFF"/>
+                              </a:solidFill>
+                            </a14:hiddenFill>
+                          </a:ext>
+                          <a:ext uri="{91240B29-F687-4F45-9708-019B960494DF}">
+                            <a14:hiddenLine xmlns:a14="http://schemas.microsoft.com/office/drawing/2010/main" w="9525">
+                              <a:solidFill>
+                                <a:srgbClr val="000000"/>
+                              </a:solidFill>
+                              <a:miter lim="800000"/>
+                              <a:headEnd/>
+                              <a:tailEnd/>
+                            </a14:hiddenLine>
+                          </a:ext>
+                        </a:extLst>
+                      </wps:spPr>
+                      <wps:txbx>
+                        <w:txbxContent>
+                          <w:p>
+                            <w:pPr>
+                              <w:pStyle w:val="NormalWeb"/>
+                              <w:kinsoku w:val="0"/>
+                              <w:overflowPunct w:val="0"/>
+                              <w:spacing w:before="0" w:beforeAutospacing="0" w:after="0" w:afterAutospacing="0"/>
+                              <w:textAlignment w:val="baseline"/>
+                              <w:rPr>
+                                <w:rFonts w:asciiTheme="minorHAnsi" w:hAnsiTheme="minorHAnsi" w:cstheme="minorHAnsi"/>
+                                <w:b/>
+                                <w:color w:val="000000" w:themeColor="text1"/>
+                                <w:lang w:val="fr-FR"/>
+                              </w:rPr>
+                            </w:pPr>
+                            <w:r>
+                              <w:rPr>
+                                <w:rFonts w:asciiTheme="minorHAnsi" w:hAnsiTheme="minorHAnsi" w:cstheme="minorHAnsi"/>
+                                <w:b/>
+                                <w:color w:val="000000" w:themeColor="text1"/>
+                                <w:kern w:val="24"/>
+                                <w:lang w:val="fr-FR"/>
+                              </w:rPr>
+                              <w:t>Ma</w:t>
+                            </w:r>
+                            <w:r>
+                              <w:rPr>
+                                <w:rFonts w:asciiTheme="minorHAnsi" w:hAnsiTheme="minorHAnsi" w:cstheme="minorHAnsi"/>
+                                <w:b/>
+                                <w:bCs/>
+                                <w:color w:val="000000" w:themeColor="text1"/>
+                                <w:kern w:val="24"/>
+                                <w:lang w:val="fr-FR"/>
+                              </w:rPr>
+                              <w:t>î</w:t>
+                            </w:r>
+                            <w:r>
+                              <w:rPr>
+                                <w:rFonts w:asciiTheme="minorHAnsi" w:hAnsiTheme="minorHAnsi" w:cstheme="minorHAnsi"/>
+                                <w:b/>
+                                <w:color w:val="000000" w:themeColor="text1"/>
+                                <w:kern w:val="24"/>
+                                <w:lang w:val="fr-FR"/>
+                              </w:rPr>
+                              <w:t>trise</w:t>
+                            </w:r>
+                            <w:r>
+                              <w:rPr>
+                                <w:rFonts w:asciiTheme="minorHAnsi" w:hAnsiTheme="minorHAnsi" w:cstheme="minorHAnsi"/>
+                                <w:b/>
+                                <w:color w:val="000000" w:themeColor="text1"/>
+                                <w:kern w:val="24"/>
+                                <w:lang w:val="fr-FR"/>
+                              </w:rPr>
+                              <w:t xml:space="preserve"> en Probabilité et statistique</w:t>
+                            </w:r>
+                          </w:p>
+                        </w:txbxContent>
+                      </wps:txbx>
+                      <wps:bodyPr vert="horz" wrap="square" lIns="0" tIns="0" rIns="0" bIns="0" numCol="1" anchor="ctr" anchorCtr="0" compatLnSpc="1">
+                        <a:prstTxWarp prst="textNoShape">
+                          <a:avLst/>
+                        </a:prstTxWarp>
+                        <a:noAutofit/>
+                      </wps:bodyPr>
+                    </wps:wsp>
+                  </a:graphicData>
+                </a:graphic>
+                <wp14:sizeRelH relativeFrom="margin">
+                  <wp14:pctWidth>0</wp14:pctWidth>
+                </wp14:sizeRelH>
+                <wp14:sizeRelV relativeFrom="margin">
+                  <wp14:pctHeight>0</wp14:pctHeight>
+                </wp14:sizeRelV>
+              </wp:anchor>
+            </w:drawing>
+          </mc:Choice>
+          <mc:Fallback>
+            <w:pict>
+              <v:rect w14:anchorId="36FB391B" id="_x0000_s1052" style="position:absolute;margin-left:109.2pt;margin-top:17.35pt;width:388.05pt;height:17.25pt;z-index:251954176;visibility:visible;mso-wrap-style:square;mso-width-percent:0;mso-height-percent:0;mso-wrap-distance-left:9pt;mso-wrap-distance-top:0;mso-wrap-distance-right:9pt;mso-wrap-distance-bottom:0;mso-position-horizontal:absolute;mso-position-horizontal-relative:text;mso-position-vertical:absolute;mso-position-vertical-relative:text;mso-width-percent:0;mso-height-percent:0;mso-width-relative:margin;mso-height-relative:margin;v-text-anchor:middle" o:gfxdata="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" filled="f" stroked="f">
+                <v:textbox inset="0,0,0,0">
+                  <w:txbxContent>
+                    <w:p>
+                      <w:pPr>
+                        <w:pStyle w:val="NormalWeb"/>
+                        <w:kinsoku w:val="0"/>
+                        <w:overflowPunct w:val="0"/>
+                        <w:spacing w:before="0" w:beforeAutospacing="0" w:after="0" w:afterAutospacing="0"/>
+                        <w:textAlignment w:val="baseline"/>
+                        <w:rPr>
+                          <w:rFonts w:asciiTheme="minorHAnsi" w:hAnsiTheme="minorHAnsi" w:cstheme="minorHAnsi"/>
+                          <w:b/>
+                          <w:color w:val="000000" w:themeColor="text1"/>
+                          <w:lang w:val="fr-FR"/>
+                        </w:rPr>
+                      </w:pPr>
+                      <w:r>
+                        <w:rPr>
+                          <w:rFonts w:asciiTheme="minorHAnsi" w:hAnsiTheme="minorHAnsi" w:cstheme="minorHAnsi"/>
+                          <w:b/>
+                          <w:color w:val="000000" w:themeColor="text1"/>
+                          <w:kern w:val="24"/>
+                          <w:lang w:val="fr-FR"/>
+                        </w:rPr>
+                        <w:t>Ma</w:t>
+                      </w:r>
+                      <w:r>
+                        <w:rPr>
+                          <w:rFonts w:asciiTheme="minorHAnsi" w:hAnsiTheme="minorHAnsi" w:cstheme="minorHAnsi"/>
+                          <w:b/>
+                          <w:bCs/>
+                          <w:color w:val="000000" w:themeColor="text1"/>
+                          <w:kern w:val="24"/>
+                          <w:lang w:val="fr-FR"/>
+                        </w:rPr>
+                        <w:t>î</w:t>
+                      </w:r>
+                      <w:r>
+                        <w:rPr>
+                          <w:rFonts w:asciiTheme="minorHAnsi" w:hAnsiTheme="minorHAnsi" w:cstheme="minorHAnsi"/>
+                          <w:b/>
+                          <w:color w:val="000000" w:themeColor="text1"/>
+                          <w:kern w:val="24"/>
+                          <w:lang w:val="fr-FR"/>
+                        </w:rPr>
+                        <w:t>trise</w:t>
+                      </w:r>
+                      <w:r>
+                        <w:rPr>
+                          <w:rFonts w:asciiTheme="minorHAnsi" w:hAnsiTheme="minorHAnsi" w:cstheme="minorHAnsi"/>
+                          <w:b/>
+                          <w:color w:val="000000" w:themeColor="text1"/>
+                          <w:kern w:val="24"/>
+                          <w:lang w:val="fr-FR"/>
+                        </w:rPr>
+                        <w:t xml:space="preserve"> en Probabilité et statistique</w:t>
+                      </w:r>
+                    </w:p>
+                  </w:txbxContent>
+                </v:textbox>
+              </v:rect>
+            </w:pict>
+          </mc:Fallback>
+        </mc:AlternateContent>
+      </w:r>
+      <w:r>
+        <w:rPr>
+          <w:noProof/>
+          <w:lang w:val="es-ES_tradnl" w:eastAsia="es-ES_tradnl"/>
+        </w:rPr>
+        <mc:AlternateContent>
+          <mc:Choice Requires="wps">
+            <w:drawing>
               <wp:anchor distT="0" distB="0" distL="114300" distR="114300" simplePos="0" relativeHeight="251782144" behindDoc="0" locked="0" layoutInCell="1" allowOverlap="1" wp14:anchorId="27BA373B" wp14:editId="0E02CD9B">
                 <wp:simplePos x="0" y="0"/>
                 <wp:positionH relativeFrom="margin">
@@ -7420,7 +7739,7 @@
           </mc:Choice>
           <mc:Fallback>
             <w:pict>
-              <v:rect w14:anchorId="27BA373B" id="_x0000_s1052" style="position:absolute;margin-left:115.75pt;margin-top:.2pt;width:183.5pt;height:18.75pt;z-index:251782144;visibility:visible;mso-wrap-style:square;mso-width-percent:0;mso-height-percent:0;mso-wrap-distance-left:9pt;mso-wrap-distance-top:0;mso-wrap-distance-right:9pt;mso-wrap-distance-bottom:0;mso-position-horizontal:absolute;mso-position-horizontal-relative:margin;mso-position-vertical:absolute;mso-position-vertical-relative:text;mso-width-percent:0;mso-height-percent:0;mso-width-relative:margin;mso-height-relative:margin;v-text-anchor:top" o:gfxdata="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" filled="f" stroked="f">
+              <v:rect w14:anchorId="27BA373B" id="_x0000_s1053" style="position:absolute;margin-left:115.75pt;margin-top:.2pt;width:183.5pt;height:18.75pt;z-index:251782144;visibility:visible;mso-wrap-style:square;mso-width-percent:0;mso-height-percent:0;mso-wrap-distance-left:9pt;mso-wrap-distance-top:0;mso-wrap-distance-right:9pt;mso-wrap-distance-bottom:0;mso-position-horizontal:absolute;mso-position-horizontal-relative:margin;mso-position-vertical:absolute;mso-position-vertical-relative:text;mso-width-percent:0;mso-height-percent:0;mso-width-relative:margin;mso-height-relative:margin;v-text-anchor:top" o:gfxdata="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" filled="f" stroked="f">
                 <v:textbox inset="0,0,0,0">
                   <w:txbxContent>
                     <w:p>
@@ -7462,7 +7781,7 @@
         <mc:AlternateContent>
           <mc:Choice Requires="wps">
             <w:drawing>
-              <wp:anchor distT="0" distB="0" distL="114300" distR="114300" simplePos="0" relativeHeight="252158976" behindDoc="0" locked="0" layoutInCell="1" allowOverlap="1" wp14:anchorId="7CB52C47" wp14:editId="16FE42C7">
+              <wp:anchor distT="0" distB="0" distL="114300" distR="114300" simplePos="0" relativeHeight="252158976" behindDoc="0" locked="0" layoutInCell="1" allowOverlap="1" wp14:anchorId="7CB52C47" wp14:editId="61020B03">
                 <wp:simplePos x="0" y="0"/>
                 <wp:positionH relativeFrom="margin">
                   <wp:posOffset>-419100</wp:posOffset>
@@ -7619,7 +7938,7 @@
           </mc:Choice>
           <mc:Fallback>
             <w:pict>
-              <v:rect w14:anchorId="7CB52C47" id="_x0000_s1053" style="position:absolute;margin-left:-33pt;margin-top:18.6pt;width:109.5pt;height:13.2pt;z-index:252158976;visibility:visible;mso-wrap-style:square;mso-width-percent:0;mso-height-percent:0;mso-wrap-distance-left:9pt;mso-wrap-distance-top:0;mso-wrap-distance-right:9pt;mso-wrap-distance-bottom:0;mso-position-horizontal:absolute;mso-position-horizontal-relative:margin;mso-position-vertical:absolute;mso-position-vertical-relative:text;mso-width-percent:0;mso-height-percent:0;mso-width-relative:margin;mso-height-relative:margin;v-text-anchor:top" o:gfxdata="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" filled="f" stroked="f">
+              <v:rect w14:anchorId="7CB52C47" id="_x0000_s1054" style="position:absolute;margin-left:-33pt;margin-top:18.6pt;width:109.5pt;height:13.2pt;z-index:252158976;visibility:visible;mso-wrap-style:square;mso-width-percent:0;mso-height-percent:0;mso-wrap-distance-left:9pt;mso-wrap-distance-top:0;mso-wrap-distance-right:9pt;mso-wrap-distance-bottom:0;mso-position-horizontal:absolute;mso-position-horizontal-relative:margin;mso-position-vertical:absolute;mso-position-vertical-relative:text;mso-width-percent:0;mso-height-percent:0;mso-width-relative:margin;mso-height-relative:margin;v-text-anchor:top" o:gfxdata="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" filled="f" stroked="f">
                 <v:textbox inset="0,0,0,0">
                   <w:txbxContent>
                     <w:p>
@@ -7710,6 +8029,8 @@
           </mc:Fallback>
         </mc:AlternateContent>
       </w:r>
+    </w:p>
+    <w:p>
       <w:r>
         <w:rPr>
           <w:noProof/>
@@ -7718,18 +8039,18 @@
         <mc:AlternateContent>
           <mc:Choice Requires="wps">
             <w:drawing>
-              <wp:anchor distT="0" distB="0" distL="114300" distR="114300" simplePos="0" relativeHeight="251954176" behindDoc="0" locked="0" layoutInCell="1" allowOverlap="1" wp14:anchorId="36FB391B" wp14:editId="7FFE737B">
+              <wp:anchor distT="0" distB="0" distL="114300" distR="114300" simplePos="0" relativeHeight="252187648" behindDoc="0" locked="0" layoutInCell="1" allowOverlap="1" wp14:anchorId="4E366BFF" wp14:editId="41F34E94">
                 <wp:simplePos x="0" y="0"/>
-                <wp:positionH relativeFrom="column">
-                  <wp:posOffset>1341120</wp:posOffset>
+                <wp:positionH relativeFrom="margin">
+                  <wp:posOffset>-426720</wp:posOffset>
                 </wp:positionH>
                 <wp:positionV relativeFrom="paragraph">
-                  <wp:posOffset>235585</wp:posOffset>
+                  <wp:posOffset>361950</wp:posOffset>
                 </wp:positionV>
-                <wp:extent cx="4928235" cy="219075"/>
-                <wp:effectExtent l="0" t="0" r="5715" b="9525"/>
+                <wp:extent cx="1390650" cy="167640"/>
+                <wp:effectExtent l="0" t="0" r="0" b="3810"/>
                 <wp:wrapNone/>
-                <wp:docPr id="58" name="Rectangle 21"/>
+                <wp:docPr id="62" name="Rectangle 11"/>
                 <wp:cNvGraphicFramePr>
                   <a:graphicFrameLocks xmlns:a="http://schemas.openxmlformats.org/drawingml/2006/main"/>
                 </wp:cNvGraphicFramePr>
@@ -7742,7 +8063,7 @@
                       <wps:spPr bwMode="auto">
                         <a:xfrm>
                           <a:off x="0" y="0"/>
-                          <a:ext cx="4928235" cy="219075"/>
+                          <a:ext cx="1390650" cy="167640"/>
                         </a:xfrm>
                         <a:prstGeom prst="rect">
                           <a:avLst/>
@@ -7775,32 +8096,101 @@
                         <w:txbxContent>
                           <w:p>
                             <w:pPr>
-                              <w:pStyle w:val="NormalWeb"/>
-                              <w:kinsoku w:val="0"/>
-                              <w:overflowPunct w:val="0"/>
-                              <w:spacing w:before="0" w:beforeAutospacing="0" w:after="0" w:afterAutospacing="0"/>
-                              <w:textAlignment w:val="baseline"/>
-                              <w:rPr>
-                                <w:rFonts w:asciiTheme="minorHAnsi" w:hAnsiTheme="minorHAnsi" w:cstheme="minorHAnsi"/>
-                                <w:b/>
-                                <w:color w:val="000000" w:themeColor="text1"/>
-                                <w:lang w:val="fr-FR"/>
+                              <w:rPr>
+                                <w:rFonts w:cstheme="minorHAnsi"/>
+                                <w:szCs w:val="20"/>
                               </w:rPr>
                             </w:pPr>
                             <w:r>
                               <w:rPr>
-                                <w:rFonts w:asciiTheme="minorHAnsi" w:hAnsiTheme="minorHAnsi" w:cstheme="minorHAnsi"/>
-                                <w:b/>
-                                <w:color w:val="000000" w:themeColor="text1"/>
-                                <w:kern w:val="24"/>
-                                <w:lang w:val="fr-FR"/>
-                              </w:rPr>
-                              <w:t>Master 2 en Probabilité et statistique</w:t>
+                                <w:rFonts w:cstheme="minorHAnsi"/>
+                                <w:szCs w:val="20"/>
+                              </w:rPr>
+                              <w:t>Sep</w:t>
+                            </w:r>
+                            <w:r>
+                              <w:rPr>
+                                <w:rFonts w:cstheme="minorHAnsi"/>
+                                <w:szCs w:val="20"/>
+                              </w:rPr>
+                              <w:t xml:space="preserve">. </w:t>
+                            </w:r>
+                            <w:r>
+                              <w:rPr>
+                                <w:rFonts w:cstheme="minorHAnsi"/>
+                                <w:szCs w:val="20"/>
+                              </w:rPr>
+                              <w:t>20</w:t>
+                            </w:r>
+                            <w:r>
+                              <w:rPr>
+                                <w:rFonts w:cstheme="minorHAnsi"/>
+                                <w:szCs w:val="20"/>
+                              </w:rPr>
+                              <w:t>1</w:t>
+                            </w:r>
+                            <w:r>
+                              <w:rPr>
+                                <w:rFonts w:cstheme="minorHAnsi"/>
+                                <w:szCs w:val="20"/>
+                              </w:rPr>
+                              <w:t>3</w:t>
+                            </w:r>
+                            <w:r>
+                              <w:rPr>
+                                <w:rFonts w:cstheme="minorHAnsi"/>
+                                <w:szCs w:val="20"/>
+                              </w:rPr>
+                              <w:t xml:space="preserve"> </w:t>
+                            </w:r>
+                            <w:r>
+                              <w:rPr>
+                                <w:rFonts w:cstheme="minorHAnsi"/>
+                                <w:szCs w:val="20"/>
+                              </w:rPr>
+                              <w:t>–</w:t>
+                            </w:r>
+                            <w:r>
+                              <w:rPr>
+                                <w:rFonts w:cstheme="minorHAnsi"/>
+                                <w:szCs w:val="20"/>
+                              </w:rPr>
+                              <w:t xml:space="preserve"> </w:t>
+                            </w:r>
+                            <w:proofErr w:type="spellStart"/>
+                            <w:r>
+                              <w:rPr>
+                                <w:rFonts w:cstheme="minorHAnsi"/>
+                                <w:szCs w:val="20"/>
+                              </w:rPr>
+                              <w:t>Jul</w:t>
+                            </w:r>
+                            <w:proofErr w:type="spellEnd"/>
+                            <w:r>
+                              <w:rPr>
+                                <w:rFonts w:cstheme="minorHAnsi"/>
+                                <w:szCs w:val="20"/>
+                              </w:rPr>
+                              <w:t xml:space="preserve">. </w:t>
+                            </w:r>
+                            <w:r>
+                              <w:rPr>
+                                <w:rFonts w:cstheme="minorHAnsi"/>
+                                <w:szCs w:val="20"/>
+                              </w:rPr>
+                              <w:t>20</w:t>
+                            </w:r>
+                            <w:r>
+                              <w:rPr>
+                                <w:rFonts w:cstheme="minorHAnsi"/>
+                                <w:szCs w:val="20"/>
+                              </w:rPr>
+                              <w:t>16</w:t>
                             </w:r>
                           </w:p>
                         </w:txbxContent>
                       </wps:txbx>
-                      <wps:bodyPr vert="horz" wrap="square" lIns="0" tIns="0" rIns="0" bIns="0" numCol="1" anchor="ctr" anchorCtr="0" compatLnSpc="1">
+                      <wps:bodyPr vert="horz" wrap="square" lIns="0" tIns="0" rIns="0" bIns="0" numCol="1" anchor="t" anchorCtr="0" compatLnSpc="1">
                         <a:prstTxWarp prst="textNoShape">
                           <a:avLst/>
                         </a:prstTxWarp>
@@ -7820,43 +8210,111 @@
           </mc:Choice>
           <mc:Fallback>
             <w:pict>
-              <v:rect w14:anchorId="36FB391B" id="_x0000_s1054" style="position:absolute;margin-left:105.6pt;margin-top:18.55pt;width:388.05pt;height:17.25pt;z-index:251954176;visibility:visible;mso-wrap-style:square;mso-width-percent:0;mso-height-percent:0;mso-wrap-distance-left:9pt;mso-wrap-distance-top:0;mso-wrap-distance-right:9pt;mso-wrap-distance-bottom:0;mso-position-horizontal:absolute;mso-position-horizontal-relative:text;mso-position-vertical:absolute;mso-position-vertical-relative:text;mso-width-percent:0;mso-height-percent:0;mso-width-relative:margin;mso-height-relative:margin;v-text-anchor:middle" o:gfxdata="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" filled="f" stroked="f">
+              <v:rect w14:anchorId="4E366BFF" id="_x0000_s1055" style="position:absolute;margin-left:-33.6pt;margin-top:28.5pt;width:109.5pt;height:13.2pt;z-index:252187648;visibility:visible;mso-wrap-style:square;mso-width-percent:0;mso-height-percent:0;mso-wrap-distance-left:9pt;mso-wrap-distance-top:0;mso-wrap-distance-right:9pt;mso-wrap-distance-bottom:0;mso-position-horizontal:absolute;mso-position-horizontal-relative:margin;mso-position-vertical:absolute;mso-position-vertical-relative:text;mso-width-percent:0;mso-height-percent:0;mso-width-relative:margin;mso-height-relative:margin;v-text-anchor:top" o:gfxdata="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" filled="f" stroked="f">
                 <v:textbox inset="0,0,0,0">
                   <w:txbxContent>
                     <w:p>
                       <w:pPr>
-                        <w:pStyle w:val="NormalWeb"/>
-                        <w:kinsoku w:val="0"/>
-                        <w:overflowPunct w:val="0"/>
-                        <w:spacing w:before="0" w:beforeAutospacing="0" w:after="0" w:afterAutospacing="0"/>
-                        <w:textAlignment w:val="baseline"/>
-                        <w:rPr>
-                          <w:rFonts w:asciiTheme="minorHAnsi" w:hAnsiTheme="minorHAnsi" w:cstheme="minorHAnsi"/>
-                          <w:b/>
-                          <w:color w:val="000000" w:themeColor="text1"/>
-                          <w:lang w:val="fr-FR"/>
+                        <w:rPr>
+                          <w:rFonts w:cstheme="minorHAnsi"/>
+                          <w:szCs w:val="20"/>
                         </w:rPr>
                       </w:pPr>
                       <w:r>
                         <w:rPr>
-                          <w:rFonts w:asciiTheme="minorHAnsi" w:hAnsiTheme="minorHAnsi" w:cstheme="minorHAnsi"/>
-                          <w:b/>
-                          <w:color w:val="000000" w:themeColor="text1"/>
-                          <w:kern w:val="24"/>
-                          <w:lang w:val="fr-FR"/>
-                        </w:rPr>
-                        <w:t>Master 2 en Probabilité et statistique</w:t>
+                          <w:rFonts w:cstheme="minorHAnsi"/>
+                          <w:szCs w:val="20"/>
+                        </w:rPr>
+                        <w:t>Sep</w:t>
+                      </w:r>
+                      <w:r>
+                        <w:rPr>
+                          <w:rFonts w:cstheme="minorHAnsi"/>
+                          <w:szCs w:val="20"/>
+                        </w:rPr>
+                        <w:t xml:space="preserve">. </w:t>
+                      </w:r>
+                      <w:r>
+                        <w:rPr>
+                          <w:rFonts w:cstheme="minorHAnsi"/>
+                          <w:szCs w:val="20"/>
+                        </w:rPr>
+                        <w:t>20</w:t>
+                      </w:r>
+                      <w:r>
+                        <w:rPr>
+                          <w:rFonts w:cstheme="minorHAnsi"/>
+                          <w:szCs w:val="20"/>
+                        </w:rPr>
+                        <w:t>1</w:t>
+                      </w:r>
+                      <w:r>
+                        <w:rPr>
+                          <w:rFonts w:cstheme="minorHAnsi"/>
+                          <w:szCs w:val="20"/>
+                        </w:rPr>
+                        <w:t>3</w:t>
+                      </w:r>
+                      <w:r>
+                        <w:rPr>
+                          <w:rFonts w:cstheme="minorHAnsi"/>
+                          <w:szCs w:val="20"/>
+                        </w:rPr>
+                        <w:t xml:space="preserve"> </w:t>
+                      </w:r>
+                      <w:r>
+                        <w:rPr>
+                          <w:rFonts w:cstheme="minorHAnsi"/>
+                          <w:szCs w:val="20"/>
+                        </w:rPr>
+                        <w:t>–</w:t>
+                      </w:r>
+                      <w:r>
+                        <w:rPr>
+                          <w:rFonts w:cstheme="minorHAnsi"/>
+                          <w:szCs w:val="20"/>
+                        </w:rPr>
+                        <w:t xml:space="preserve"> </w:t>
+                      </w:r>
+                      <w:proofErr w:type="spellStart"/>
+                      <w:r>
+                        <w:rPr>
+                          <w:rFonts w:cstheme="minorHAnsi"/>
+                          <w:szCs w:val="20"/>
+                        </w:rPr>
+                        <w:t>Jul</w:t>
+                      </w:r>
+                      <w:proofErr w:type="spellEnd"/>
+                      <w:r>
+                        <w:rPr>
+                          <w:rFonts w:cstheme="minorHAnsi"/>
+                          <w:szCs w:val="20"/>
+                        </w:rPr>
+                        <w:t xml:space="preserve">. </w:t>
+                      </w:r>
+                      <w:r>
+                        <w:rPr>
+                          <w:rFonts w:cstheme="minorHAnsi"/>
+                          <w:szCs w:val="20"/>
+                        </w:rPr>
+                        <w:t>20</w:t>
+                      </w:r>
+                      <w:r>
+                        <w:rPr>
+                          <w:rFonts w:cstheme="minorHAnsi"/>
+                          <w:szCs w:val="20"/>
+                        </w:rPr>
+                        <w:t>16</w:t>
                       </w:r>
                     </w:p>
                   </w:txbxContent>
                 </v:textbox>
+                <w10:wrap anchorx="margin"/>
               </v:rect>
             </w:pict>
           </mc:Fallback>
         </mc:AlternateContent>
       </w:r>
-    </w:p>
-    <w:p>
       <w:r>
         <w:rPr>
           <w:noProof/>
@@ -7865,7 +8323,7 @@
         <mc:AlternateContent>
           <mc:Choice Requires="wps">
             <w:drawing>
-              <wp:anchor distT="0" distB="0" distL="114300" distR="114300" simplePos="0" relativeHeight="251953152" behindDoc="0" locked="0" layoutInCell="1" allowOverlap="1" wp14:anchorId="05C48EC0" wp14:editId="655791A4">
+              <wp:anchor distT="0" distB="0" distL="114300" distR="114300" simplePos="0" relativeHeight="251953152" behindDoc="0" locked="0" layoutInCell="1" allowOverlap="1" wp14:anchorId="05C48EC0" wp14:editId="749A1D20">
                 <wp:simplePos x="0" y="0"/>
                 <wp:positionH relativeFrom="margin">
                   <wp:posOffset>1432560</wp:posOffset>
@@ -7976,7 +8434,7 @@
           </mc:Choice>
           <mc:Fallback>
             <w:pict>
-              <v:rect w14:anchorId="05C48EC0" id="_x0000_s1055" style="position:absolute;margin-left:112.8pt;margin-top:12.95pt;width:183.5pt;height:17.25pt;z-index:251953152;visibility:visible;mso-wrap-style:square;mso-width-percent:0;mso-height-percent:0;mso-wrap-distance-left:9pt;mso-wrap-distance-top:0;mso-wrap-distance-right:9pt;mso-wrap-distance-bottom:0;mso-position-horizontal:absolute;mso-position-horizontal-relative:margin;mso-position-vertical:absolute;mso-position-vertical-relative:text;mso-width-percent:0;mso-height-percent:0;mso-width-relative:margin;mso-height-relative:margin;v-text-anchor:top" o:gfxdata="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" filled="f" stroked="f">
+              <v:rect w14:anchorId="05C48EC0" id="_x0000_s1056" style="position:absolute;margin-left:112.8pt;margin-top:12.95pt;width:183.5pt;height:17.25pt;z-index:251953152;visibility:visible;mso-wrap-style:square;mso-width-percent:0;mso-height-percent:0;mso-wrap-distance-left:9pt;mso-wrap-distance-top:0;mso-wrap-distance-right:9pt;mso-wrap-distance-bottom:0;mso-position-horizontal:absolute;mso-position-horizontal-relative:margin;mso-position-vertical:absolute;mso-position-vertical-relative:text;mso-width-percent:0;mso-height-percent:0;mso-width-relative:margin;mso-height-relative:margin;v-text-anchor:top" o:gfxdata="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" filled="f" stroked="f">
                 <v:textbox inset="0,0,0,0">
                   <w:txbxContent>
                     <w:p>
@@ -8144,7 +8602,7 @@
           </mc:Choice>
           <mc:Fallback>
             <w:pict>
-              <v:rect w14:anchorId="5E3FD469" id="_x0000_s1056" style="position:absolute;margin-left:-28.5pt;margin-top:15.25pt;width:87.75pt;height:11.25pt;z-index:251956224;visibility:visible;mso-wrap-style:square;mso-width-percent:0;mso-height-percent:0;mso-wrap-distance-left:9pt;mso-wrap-distance-top:0;mso-wrap-distance-right:9pt;mso-wrap-distance-bottom:0;mso-position-horizontal:absolute;mso-position-horizontal-relative:margin;mso-position-vertical:absolute;mso-position-vertical-relative:text;mso-width-percent:0;mso-height-percent:0;mso-width-relative:margin;mso-height-relative:margin;v-text-anchor:top" o:gfxdata="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" filled="f" stroked="f">
+              <v:rect w14:anchorId="5E3FD469" id="_x0000_s1057" style="position:absolute;margin-left:-28.5pt;margin-top:15.25pt;width:87.75pt;height:11.25pt;z-index:251956224;visibility:visible;mso-wrap-style:square;mso-width-percent:0;mso-height-percent:0;mso-wrap-distance-left:9pt;mso-wrap-distance-top:0;mso-wrap-distance-right:9pt;mso-wrap-distance-bottom:0;mso-position-horizontal:absolute;mso-position-horizontal-relative:margin;mso-position-vertical:absolute;mso-position-vertical-relative:text;mso-width-percent:0;mso-height-percent:0;mso-width-relative:margin;mso-height-relative:margin;v-text-anchor:top" o:gfxdata="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" filled="f" stroked="f">
                 <v:textbox inset="0,0,0,0">
                   <w:txbxContent>
                     <w:p>
@@ -8194,7 +8652,493 @@
         </mc:AlternateContent>
       </w:r>
     </w:p>
-    <w:p/>
+    <w:p>
+      <w:r>
+        <w:rPr>
+          <w:noProof/>
+          <w:lang w:val="es-ES_tradnl" w:eastAsia="es-ES_tradnl"/>
+        </w:rPr>
+        <mc:AlternateContent>
+          <mc:Choice Requires="wps">
+            <w:drawing>
+              <wp:anchor distT="0" distB="0" distL="114300" distR="114300" simplePos="0" relativeHeight="252193792" behindDoc="0" locked="0" layoutInCell="1" allowOverlap="1" wp14:anchorId="01D09F6D" wp14:editId="37095672">
+                <wp:simplePos x="0" y="0"/>
+                <wp:positionH relativeFrom="margin">
+                  <wp:posOffset>1440180</wp:posOffset>
+                </wp:positionH>
+                <wp:positionV relativeFrom="paragraph">
+                  <wp:posOffset>290830</wp:posOffset>
+                </wp:positionV>
+                <wp:extent cx="2330450" cy="219075"/>
+                <wp:effectExtent l="0" t="0" r="12700" b="9525"/>
+                <wp:wrapNone/>
+                <wp:docPr id="413154113" name="Rectangle 11"/>
+                <wp:cNvGraphicFramePr>
+                  <a:graphicFrameLocks xmlns:a="http://schemas.openxmlformats.org/drawingml/2006/main"/>
+                </wp:cNvGraphicFramePr>
+                <a:graphic xmlns:a="http://schemas.openxmlformats.org/drawingml/2006/main">
+                  <a:graphicData uri="http://schemas.microsoft.com/office/word/2010/wordprocessingShape">
+                    <wps:wsp>
+                      <wps:cNvSpPr>
+                        <a:spLocks noChangeArrowheads="1"/>
+                      </wps:cNvSpPr>
+                      <wps:spPr bwMode="auto">
+                        <a:xfrm>
+                          <a:off x="0" y="0"/>
+                          <a:ext cx="2330450" cy="219075"/>
+                        </a:xfrm>
+                        <a:prstGeom prst="rect">
+                          <a:avLst/>
+                        </a:prstGeom>
+                        <a:noFill/>
+                        <a:ln>
+                          <a:noFill/>
+                        </a:ln>
+                        <a:extLst>
+                          <a:ext uri="{909E8E84-426E-40DD-AFC4-6F175D3DCCD1}">
+                            <a14:hiddenFill xmlns:a14="http://schemas.microsoft.com/office/drawing/2010/main">
+                              <a:solidFill>
+                                <a:srgbClr val="FFFFFF"/>
+                              </a:solidFill>
+                            </a14:hiddenFill>
+                          </a:ext>
+                          <a:ext uri="{91240B29-F687-4F45-9708-019B960494DF}">
+                            <a14:hiddenLine xmlns:a14="http://schemas.microsoft.com/office/drawing/2010/main" w="9525">
+                              <a:solidFill>
+                                <a:srgbClr val="000000"/>
+                              </a:solidFill>
+                              <a:miter lim="800000"/>
+                              <a:headEnd/>
+                              <a:tailEnd/>
+                            </a14:hiddenLine>
+                          </a:ext>
+                        </a:extLst>
+                      </wps:spPr>
+                      <wps:txbx>
+                        <w:txbxContent>
+                          <w:p>
+                            <w:pPr>
+                              <w:rPr>
+                                <w:rFonts w:cstheme="minorHAnsi"/>
+                                <w:i/>
+                                <w:color w:val="000000" w:themeColor="text1"/>
+                                <w:sz w:val="24"/>
+                                <w:szCs w:val="24"/>
+                                <w:lang w:val="en-GB"/>
+                              </w:rPr>
+                            </w:pPr>
+                            <w:r>
+                              <w:rPr>
+                                <w:rFonts w:cstheme="minorHAnsi"/>
+                                <w:i/>
+                                <w:color w:val="000000" w:themeColor="text1"/>
+                                <w:sz w:val="24"/>
+                                <w:szCs w:val="24"/>
+                                <w:lang w:val="en-GB"/>
+                              </w:rPr>
+                              <w:t xml:space="preserve">Université de </w:t>
+                            </w:r>
+                            <w:proofErr w:type="spellStart"/>
+                            <w:r>
+                              <w:rPr>
+                                <w:rFonts w:cstheme="minorHAnsi"/>
+                                <w:i/>
+                                <w:color w:val="000000" w:themeColor="text1"/>
+                                <w:sz w:val="24"/>
+                                <w:szCs w:val="24"/>
+                                <w:lang w:val="en-GB"/>
+                              </w:rPr>
+                              <w:t>Dschang</w:t>
+                            </w:r>
+                            <w:proofErr w:type="spellEnd"/>
+                          </w:p>
+                        </w:txbxContent>
+                      </wps:txbx>
+                      <wps:bodyPr vert="horz" wrap="square" lIns="0" tIns="0" rIns="0" bIns="0" numCol="1" anchor="t" anchorCtr="0" compatLnSpc="1">
+                        <a:prstTxWarp prst="textNoShape">
+                          <a:avLst/>
+                        </a:prstTxWarp>
+                        <a:noAutofit/>
+                      </wps:bodyPr>
+                    </wps:wsp>
+                  </a:graphicData>
+                </a:graphic>
+                <wp14:sizeRelH relativeFrom="margin">
+                  <wp14:pctWidth>0</wp14:pctWidth>
+                </wp14:sizeRelH>
+                <wp14:sizeRelV relativeFrom="margin">
+                  <wp14:pctHeight>0</wp14:pctHeight>
+                </wp14:sizeRelV>
+              </wp:anchor>
+            </w:drawing>
+          </mc:Choice>
+          <mc:Fallback>
+            <w:pict>
+              <v:rect w14:anchorId="01D09F6D" id="_x0000_s1058" style="position:absolute;margin-left:113.4pt;margin-top:22.9pt;width:183.5pt;height:17.25pt;z-index:252193792;visibility:visible;mso-wrap-style:square;mso-width-percent:0;mso-height-percent:0;mso-wrap-distance-left:9pt;mso-wrap-distance-top:0;mso-wrap-distance-right:9pt;mso-wrap-distance-bottom:0;mso-position-horizontal:absolute;mso-position-horizontal-relative:margin;mso-position-vertical:absolute;mso-position-vertical-relative:text;mso-width-percent:0;mso-height-percent:0;mso-width-relative:margin;mso-height-relative:margin;v-text-anchor:top" o:gfxdata="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" filled="f" stroked="f">
+                <v:textbox inset="0,0,0,0">
+                  <w:txbxContent>
+                    <w:p>
+                      <w:pPr>
+                        <w:rPr>
+                          <w:rFonts w:cstheme="minorHAnsi"/>
+                          <w:i/>
+                          <w:color w:val="000000" w:themeColor="text1"/>
+                          <w:sz w:val="24"/>
+                          <w:szCs w:val="24"/>
+                          <w:lang w:val="en-GB"/>
+                        </w:rPr>
+                      </w:pPr>
+                      <w:r>
+                        <w:rPr>
+                          <w:rFonts w:cstheme="minorHAnsi"/>
+                          <w:i/>
+                          <w:color w:val="000000" w:themeColor="text1"/>
+                          <w:sz w:val="24"/>
+                          <w:szCs w:val="24"/>
+                          <w:lang w:val="en-GB"/>
+                        </w:rPr>
+                        <w:t xml:space="preserve">Université de </w:t>
+                      </w:r>
+                      <w:proofErr w:type="spellStart"/>
+                      <w:r>
+                        <w:rPr>
+                          <w:rFonts w:cstheme="minorHAnsi"/>
+                          <w:i/>
+                          <w:color w:val="000000" w:themeColor="text1"/>
+                          <w:sz w:val="24"/>
+                          <w:szCs w:val="24"/>
+                          <w:lang w:val="en-GB"/>
+                        </w:rPr>
+                        <w:t>Dschang</w:t>
+                      </w:r>
+                      <w:proofErr w:type="spellEnd"/>
+                    </w:p>
+                  </w:txbxContent>
+                </v:textbox>
+                <w10:wrap anchorx="margin"/>
+              </v:rect>
+            </w:pict>
+          </mc:Fallback>
+        </mc:AlternateContent>
+      </w:r>
+      <w:r>
+        <w:rPr>
+          <w:noProof/>
+          <w:lang w:val="es-ES_tradnl" w:eastAsia="es-ES_tradnl"/>
+        </w:rPr>
+        <mc:AlternateContent>
+          <mc:Choice Requires="wps">
+            <w:drawing>
+              <wp:anchor distT="0" distB="0" distL="114300" distR="114300" simplePos="0" relativeHeight="252191744" behindDoc="0" locked="0" layoutInCell="1" allowOverlap="1" wp14:anchorId="022370BB" wp14:editId="733746A9">
+                <wp:simplePos x="0" y="0"/>
+                <wp:positionH relativeFrom="column">
+                  <wp:posOffset>1409700</wp:posOffset>
+                </wp:positionH>
+                <wp:positionV relativeFrom="paragraph">
+                  <wp:posOffset>60960</wp:posOffset>
+                </wp:positionV>
+                <wp:extent cx="4928235" cy="219075"/>
+                <wp:effectExtent l="0" t="0" r="5715" b="9525"/>
+                <wp:wrapNone/>
+                <wp:docPr id="413154112" name="Rectangle 21"/>
+                <wp:cNvGraphicFramePr>
+                  <a:graphicFrameLocks xmlns:a="http://schemas.openxmlformats.org/drawingml/2006/main"/>
+                </wp:cNvGraphicFramePr>
+                <a:graphic xmlns:a="http://schemas.openxmlformats.org/drawingml/2006/main">
+                  <a:graphicData uri="http://schemas.microsoft.com/office/word/2010/wordprocessingShape">
+                    <wps:wsp>
+                      <wps:cNvSpPr>
+                        <a:spLocks noChangeArrowheads="1"/>
+                      </wps:cNvSpPr>
+                      <wps:spPr bwMode="auto">
+                        <a:xfrm>
+                          <a:off x="0" y="0"/>
+                          <a:ext cx="4928235" cy="219075"/>
+                        </a:xfrm>
+                        <a:prstGeom prst="rect">
+                          <a:avLst/>
+                        </a:prstGeom>
+                        <a:noFill/>
+                        <a:ln>
+                          <a:noFill/>
+                        </a:ln>
+                        <a:extLst>
+                          <a:ext uri="{909E8E84-426E-40DD-AFC4-6F175D3DCCD1}">
+                            <a14:hiddenFill xmlns:a14="http://schemas.microsoft.com/office/drawing/2010/main">
+                              <a:solidFill>
+                                <a:srgbClr val="FFFFFF"/>
+                              </a:solidFill>
+                            </a14:hiddenFill>
+                          </a:ext>
+                          <a:ext uri="{91240B29-F687-4F45-9708-019B960494DF}">
+                            <a14:hiddenLine xmlns:a14="http://schemas.microsoft.com/office/drawing/2010/main" w="9525">
+                              <a:solidFill>
+                                <a:srgbClr val="000000"/>
+                              </a:solidFill>
+                              <a:miter lim="800000"/>
+                              <a:headEnd/>
+                              <a:tailEnd/>
+                            </a14:hiddenLine>
+                          </a:ext>
+                        </a:extLst>
+                      </wps:spPr>
+                      <wps:txbx>
+                        <w:txbxContent>
+                          <w:p>
+                            <w:pPr>
+                              <w:pStyle w:val="NormalWeb"/>
+                              <w:kinsoku w:val="0"/>
+                              <w:overflowPunct w:val="0"/>
+                              <w:spacing w:before="0" w:beforeAutospacing="0" w:after="0" w:afterAutospacing="0"/>
+                              <w:textAlignment w:val="baseline"/>
+                              <w:rPr>
+                                <w:rFonts w:asciiTheme="minorHAnsi" w:hAnsiTheme="minorHAnsi" w:cstheme="minorHAnsi"/>
+                                <w:b/>
+                                <w:color w:val="000000" w:themeColor="text1"/>
+                                <w:lang w:val="fr-FR"/>
+                              </w:rPr>
+                            </w:pPr>
+                            <w:r>
+                              <w:rPr>
+                                <w:rFonts w:asciiTheme="minorHAnsi" w:hAnsiTheme="minorHAnsi" w:cstheme="minorHAnsi"/>
+                                <w:b/>
+                                <w:color w:val="000000" w:themeColor="text1"/>
+                                <w:kern w:val="24"/>
+                                <w:lang w:val="fr-FR"/>
+                              </w:rPr>
+                              <w:t>Baccalauréat mathématique</w:t>
+                            </w:r>
+                          </w:p>
+                        </w:txbxContent>
+                      </wps:txbx>
+                      <wps:bodyPr vert="horz" wrap="square" lIns="0" tIns="0" rIns="0" bIns="0" numCol="1" anchor="ctr" anchorCtr="0" compatLnSpc="1">
+                        <a:prstTxWarp prst="textNoShape">
+                          <a:avLst/>
+                        </a:prstTxWarp>
+                        <a:noAutofit/>
+                      </wps:bodyPr>
+                    </wps:wsp>
+                  </a:graphicData>
+                </a:graphic>
+                <wp14:sizeRelH relativeFrom="margin">
+                  <wp14:pctWidth>0</wp14:pctWidth>
+                </wp14:sizeRelH>
+                <wp14:sizeRelV relativeFrom="margin">
+                  <wp14:pctHeight>0</wp14:pctHeight>
+                </wp14:sizeRelV>
+              </wp:anchor>
+            </w:drawing>
+          </mc:Choice>
+          <mc:Fallback>
+            <w:pict>
+              <v:rect w14:anchorId="022370BB" id="_x0000_s1059" style="position:absolute;margin-left:111pt;margin-top:4.8pt;width:388.05pt;height:17.25pt;z-index:252191744;visibility:visible;mso-wrap-style:square;mso-width-percent:0;mso-height-percent:0;mso-wrap-distance-left:9pt;mso-wrap-distance-top:0;mso-wrap-distance-right:9pt;mso-wrap-distance-bottom:0;mso-position-horizontal:absolute;mso-position-horizontal-relative:text;mso-position-vertical:absolute;mso-position-vertical-relative:text;mso-width-percent:0;mso-height-percent:0;mso-width-relative:margin;mso-height-relative:margin;v-text-anchor:middle" o:gfxdata="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" filled="f" stroked="f">
+                <v:textbox inset="0,0,0,0">
+                  <w:txbxContent>
+                    <w:p>
+                      <w:pPr>
+                        <w:pStyle w:val="NormalWeb"/>
+                        <w:kinsoku w:val="0"/>
+                        <w:overflowPunct w:val="0"/>
+                        <w:spacing w:before="0" w:beforeAutospacing="0" w:after="0" w:afterAutospacing="0"/>
+                        <w:textAlignment w:val="baseline"/>
+                        <w:rPr>
+                          <w:rFonts w:asciiTheme="minorHAnsi" w:hAnsiTheme="minorHAnsi" w:cstheme="minorHAnsi"/>
+                          <w:b/>
+                          <w:color w:val="000000" w:themeColor="text1"/>
+                          <w:lang w:val="fr-FR"/>
+                        </w:rPr>
+                      </w:pPr>
+                      <w:r>
+                        <w:rPr>
+                          <w:rFonts w:asciiTheme="minorHAnsi" w:hAnsiTheme="minorHAnsi" w:cstheme="minorHAnsi"/>
+                          <w:b/>
+                          <w:color w:val="000000" w:themeColor="text1"/>
+                          <w:kern w:val="24"/>
+                          <w:lang w:val="fr-FR"/>
+                        </w:rPr>
+                        <w:t>Baccalauréat mathématique</w:t>
+                      </w:r>
+                    </w:p>
+                  </w:txbxContent>
+                </v:textbox>
+              </v:rect>
+            </w:pict>
+          </mc:Fallback>
+        </mc:AlternateContent>
+      </w:r>
+      <w:r>
+        <w:rPr>
+          <w:noProof/>
+          <w:lang w:val="es-ES_tradnl" w:eastAsia="es-ES_tradnl"/>
+        </w:rPr>
+        <mc:AlternateContent>
+          <mc:Choice Requires="wps">
+            <w:drawing>
+              <wp:anchor distT="0" distB="0" distL="114300" distR="114300" simplePos="0" relativeHeight="252189696" behindDoc="0" locked="0" layoutInCell="1" allowOverlap="1" wp14:anchorId="0D449512" wp14:editId="30068637">
+                <wp:simplePos x="0" y="0"/>
+                <wp:positionH relativeFrom="margin">
+                  <wp:posOffset>-381000</wp:posOffset>
+                </wp:positionH>
+                <wp:positionV relativeFrom="paragraph">
+                  <wp:posOffset>254635</wp:posOffset>
+                </wp:positionV>
+                <wp:extent cx="1114425" cy="142875"/>
+                <wp:effectExtent l="0" t="0" r="9525" b="9525"/>
+                <wp:wrapNone/>
+                <wp:docPr id="63" name="Rectangle 11"/>
+                <wp:cNvGraphicFramePr>
+                  <a:graphicFrameLocks xmlns:a="http://schemas.openxmlformats.org/drawingml/2006/main"/>
+                </wp:cNvGraphicFramePr>
+                <a:graphic xmlns:a="http://schemas.openxmlformats.org/drawingml/2006/main">
+                  <a:graphicData uri="http://schemas.microsoft.com/office/word/2010/wordprocessingShape">
+                    <wps:wsp>
+                      <wps:cNvSpPr>
+                        <a:spLocks noChangeArrowheads="1"/>
+                      </wps:cNvSpPr>
+                      <wps:spPr bwMode="auto">
+                        <a:xfrm>
+                          <a:off x="0" y="0"/>
+                          <a:ext cx="1114425" cy="142875"/>
+                        </a:xfrm>
+                        <a:prstGeom prst="rect">
+                          <a:avLst/>
+                        </a:prstGeom>
+                        <a:noFill/>
+                        <a:ln>
+                          <a:noFill/>
+                        </a:ln>
+                        <a:extLst>
+                          <a:ext uri="{909E8E84-426E-40DD-AFC4-6F175D3DCCD1}">
+                            <a14:hiddenFill xmlns:a14="http://schemas.microsoft.com/office/drawing/2010/main">
+                              <a:solidFill>
+                                <a:srgbClr val="FFFFFF"/>
+                              </a:solidFill>
+                            </a14:hiddenFill>
+                          </a:ext>
+                          <a:ext uri="{91240B29-F687-4F45-9708-019B960494DF}">
+                            <a14:hiddenLine xmlns:a14="http://schemas.microsoft.com/office/drawing/2010/main" w="9525">
+                              <a:solidFill>
+                                <a:srgbClr val="000000"/>
+                              </a:solidFill>
+                              <a:miter lim="800000"/>
+                              <a:headEnd/>
+                              <a:tailEnd/>
+                            </a14:hiddenLine>
+                          </a:ext>
+                        </a:extLst>
+                      </wps:spPr>
+                      <wps:txbx>
+                        <w:txbxContent>
+                          <w:p>
+                            <w:pPr>
+                              <w:rPr>
+                                <w:rFonts w:cstheme="minorHAnsi"/>
+                                <w:sz w:val="18"/>
+                              </w:rPr>
+                            </w:pPr>
+                            <w:r>
+                              <w:rPr>
+                                <w:rFonts w:cstheme="minorHAnsi"/>
+                                <w:sz w:val="18"/>
+                              </w:rPr>
+                              <w:t>Bamenda</w:t>
+                            </w:r>
+                            <w:r>
+                              <w:rPr>
+                                <w:rFonts w:cstheme="minorHAnsi"/>
+                                <w:sz w:val="18"/>
+                              </w:rPr>
+                              <w:t xml:space="preserve">, </w:t>
+                            </w:r>
+                            <w:r>
+                              <w:rPr>
+                                <w:rFonts w:cstheme="minorHAnsi"/>
+                                <w:sz w:val="18"/>
+                              </w:rPr>
+                              <w:t>Cameroun</w:t>
+                            </w:r>
+                          </w:p>
+                          <w:p>
+                            <w:pPr>
+                              <w:rPr>
+                                <w:rFonts w:cstheme="minorHAnsi"/>
+                                <w:sz w:val="16"/>
+                                <w:szCs w:val="20"/>
+                              </w:rPr>
+                            </w:pPr>
+                          </w:p>
+                        </w:txbxContent>
+                      </wps:txbx>
+                      <wps:bodyPr vert="horz" wrap="square" lIns="0" tIns="0" rIns="0" bIns="0" numCol="1" anchor="t" anchorCtr="0" compatLnSpc="1">
+                        <a:prstTxWarp prst="textNoShape">
+                          <a:avLst/>
+                        </a:prstTxWarp>
+                        <a:noAutofit/>
+                      </wps:bodyPr>
+                    </wps:wsp>
+                  </a:graphicData>
+                </a:graphic>
+                <wp14:sizeRelH relativeFrom="margin">
+                  <wp14:pctWidth>0</wp14:pctWidth>
+                </wp14:sizeRelH>
+                <wp14:sizeRelV relativeFrom="margin">
+                  <wp14:pctHeight>0</wp14:pctHeight>
+                </wp14:sizeRelV>
+              </wp:anchor>
+            </w:drawing>
+          </mc:Choice>
+          <mc:Fallback>
+            <w:pict>
+              <v:rect w14:anchorId="0D449512" id="_x0000_s1060" style="position:absolute;margin-left:-30pt;margin-top:20.05pt;width:87.75pt;height:11.25pt;z-index:252189696;visibility:visible;mso-wrap-style:square;mso-width-percent:0;mso-height-percent:0;mso-wrap-distance-left:9pt;mso-wrap-distance-top:0;mso-wrap-distance-right:9pt;mso-wrap-distance-bottom:0;mso-position-horizontal:absolute;mso-position-horizontal-relative:margin;mso-position-vertical:absolute;mso-position-vertical-relative:text;mso-width-percent:0;mso-height-percent:0;mso-width-relative:margin;mso-height-relative:margin;v-text-anchor:top" o:gfxdata="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" filled="f" stroked="f">
+                <v:textbox inset="0,0,0,0">
+                  <w:txbxContent>
+                    <w:p>
+                      <w:pPr>
+                        <w:rPr>
+                          <w:rFonts w:cstheme="minorHAnsi"/>
+                          <w:sz w:val="18"/>
+                        </w:rPr>
+                      </w:pPr>
+                      <w:r>
+                        <w:rPr>
+                          <w:rFonts w:cstheme="minorHAnsi"/>
+                          <w:sz w:val="18"/>
+                        </w:rPr>
+                        <w:t>Bamenda</w:t>
+                      </w:r>
+                      <w:r>
+                        <w:rPr>
+                          <w:rFonts w:cstheme="minorHAnsi"/>
+                          <w:sz w:val="18"/>
+                        </w:rPr>
+                        <w:t xml:space="preserve">, </w:t>
+                      </w:r>
+                      <w:r>
+                        <w:rPr>
+                          <w:rFonts w:cstheme="minorHAnsi"/>
+                          <w:sz w:val="18"/>
+                        </w:rPr>
+                        <w:t>Cameroun</w:t>
+                      </w:r>
+                    </w:p>
+                    <w:p>
+                      <w:pPr>
+                        <w:rPr>
+                          <w:rFonts w:cstheme="minorHAnsi"/>
+                          <w:sz w:val="16"/>
+                          <w:szCs w:val="20"/>
+                        </w:rPr>
+                      </w:pPr>
+                    </w:p>
+                  </w:txbxContent>
+                </v:textbox>
+                <w10:wrap anchorx="margin"/>
+              </v:rect>
+            </w:pict>
+          </mc:Fallback>
+        </mc:AlternateContent>
+      </w:r>
+    </w:p>
     <w:p>
       <w:r>
         <w:rPr>
@@ -8315,7 +9259,7 @@
           </mc:Choice>
           <mc:Fallback>
             <w:pict>
-              <v:rect w14:anchorId="692D8B00" id="_x0000_s1057" style="position:absolute;margin-left:-43.95pt;margin-top:9.55pt;width:158.4pt;height:20.8pt;z-index:252000256;visibility:visible;mso-wrap-style:square;mso-width-percent:0;mso-height-percent:0;mso-wrap-distance-left:9pt;mso-wrap-distance-top:0;mso-wrap-distance-right:9pt;mso-wrap-distance-bottom:0;mso-position-horizontal:absolute;mso-position-horizontal-relative:margin;mso-position-vertical:absolute;mso-position-vertical-relative:text;mso-width-percent:0;mso-height-percent:0;mso-width-relative:margin;mso-height-relative:margin;v-text-anchor:middle" o:gfxdata="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" filled="f" stroked="f">
+              <v:rect w14:anchorId="692D8B00" id="_x0000_s1061" style="position:absolute;margin-left:-43.95pt;margin-top:9.55pt;width:158.4pt;height:20.8pt;z-index:252000256;visibility:visible;mso-wrap-style:square;mso-width-percent:0;mso-height-percent:0;mso-wrap-distance-left:9pt;mso-wrap-distance-top:0;mso-wrap-distance-right:9pt;mso-wrap-distance-bottom:0;mso-position-horizontal:absolute;mso-position-horizontal-relative:margin;mso-position-vertical:absolute;mso-position-vertical-relative:text;mso-width-percent:0;mso-height-percent:0;mso-width-relative:margin;mso-height-relative:margin;v-text-anchor:middle" o:gfxdata="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" filled="f" stroked="f">
                 <v:textbox inset="0,0,0,0">
                   <w:txbxContent>
                     <w:p>
@@ -8601,28 +9545,6 @@
                                 <w:szCs w:val="22"/>
                                 <w:lang w:val="es-ES"/>
                               </w:rPr>
-                              <w:t xml:space="preserve">, </w:t>
-                            </w:r>
-                            <w:proofErr w:type="spellStart"/>
-                            <w:r>
-                              <w:rPr>
-                                <w:rFonts w:asciiTheme="minorHAnsi" w:hAnsiTheme="minorHAnsi" w:cstheme="minorHAnsi"/>
-                                <w:kern w:val="24"/>
-                                <w:sz w:val="22"/>
-                                <w:szCs w:val="22"/>
-                                <w:lang w:val="es-ES"/>
-                              </w:rPr>
-                              <w:t>football</w:t>
-                            </w:r>
-                            <w:proofErr w:type="spellEnd"/>
-                            <w:r>
-                              <w:rPr>
-                                <w:rFonts w:asciiTheme="minorHAnsi" w:hAnsiTheme="minorHAnsi" w:cstheme="minorHAnsi"/>
-                                <w:kern w:val="24"/>
-                                <w:sz w:val="22"/>
-                                <w:szCs w:val="22"/>
-                                <w:lang w:val="es-ES"/>
-                              </w:rPr>
                               <w:t xml:space="preserve">. </w:t>
                             </w:r>
                             <w:r>
@@ -8673,7 +9595,7 @@
           </mc:Choice>
           <mc:Fallback>
             <w:pict>
-              <v:rect w14:anchorId="6E7CD5F6" id="_x0000_s1058" style="position:absolute;margin-left:-34.05pt;margin-top:14.9pt;width:545.1pt;height:38.25pt;z-index:251929600;visibility:visible;mso-wrap-style:square;mso-width-percent:0;mso-height-percent:0;mso-wrap-distance-left:9pt;mso-wrap-distance-top:0;mso-wrap-distance-right:9pt;mso-wrap-distance-bottom:0;mso-position-horizontal:absolute;mso-position-horizontal-relative:margin;mso-position-vertical:absolute;mso-position-vertical-relative:text;mso-width-percent:0;mso-height-percent:0;mso-width-relative:margin;mso-height-relative:margin;v-text-anchor:top" o:gfxdata="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" filled="f" stroked="f">
+              <v:rect w14:anchorId="6E7CD5F6" id="_x0000_s1062" style="position:absolute;margin-left:-34.05pt;margin-top:14.9pt;width:545.1pt;height:38.25pt;z-index:251929600;visibility:visible;mso-wrap-style:square;mso-width-percent:0;mso-height-percent:0;mso-wrap-distance-left:9pt;mso-wrap-distance-top:0;mso-wrap-distance-right:9pt;mso-wrap-distance-bottom:0;mso-position-horizontal:absolute;mso-position-horizontal-relative:margin;mso-position-vertical:absolute;mso-position-vertical-relative:text;mso-width-percent:0;mso-height-percent:0;mso-width-relative:margin;mso-height-relative:margin;v-text-anchor:top" o:gfxdata="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" filled="f" stroked="f">
                 <v:textbox inset="0,0,0,0">
                   <w:txbxContent>
                     <w:p>
@@ -8829,28 +9751,6 @@
                           <w:lang w:val="es-ES"/>
                         </w:rPr>
                         <w:t>Tennis</w:t>
-                      </w:r>
-                      <w:proofErr w:type="spellEnd"/>
-                      <w:r>
-                        <w:rPr>
-                          <w:rFonts w:asciiTheme="minorHAnsi" w:hAnsiTheme="minorHAnsi" w:cstheme="minorHAnsi"/>
-                          <w:kern w:val="24"/>
-                          <w:sz w:val="22"/>
-                          <w:szCs w:val="22"/>
-                          <w:lang w:val="es-ES"/>
-                        </w:rPr>
-                        <w:t xml:space="preserve">, </w:t>
-                      </w:r>
-                      <w:proofErr w:type="spellStart"/>
-                      <w:r>
-                        <w:rPr>
-                          <w:rFonts w:asciiTheme="minorHAnsi" w:hAnsiTheme="minorHAnsi" w:cstheme="minorHAnsi"/>
-                          <w:kern w:val="24"/>
-                          <w:sz w:val="22"/>
-                          <w:szCs w:val="22"/>
-                          <w:lang w:val="es-ES"/>
-                        </w:rPr>
-                        <w:t>football</w:t>
                       </w:r>
                       <w:proofErr w:type="spellEnd"/>
                       <w:r>
@@ -9161,7 +10061,7 @@
           </mc:Choice>
           <mc:Fallback>
             <w:pict>
-              <v:rect w14:anchorId="110EBE10" id="_x0000_s1059" style="position:absolute;margin-left:0;margin-top:10.6pt;width:521.05pt;height:20.8pt;z-index:252040192;visibility:visible;mso-wrap-style:square;mso-width-percent:0;mso-height-percent:0;mso-wrap-distance-left:9pt;mso-wrap-distance-top:0;mso-wrap-distance-right:9pt;mso-wrap-distance-bottom:0;mso-position-horizontal:center;mso-position-horizontal-relative:margin;mso-position-vertical:absolute;mso-position-vertical-relative:text;mso-width-percent:0;mso-height-percent:0;mso-width-relative:margin;mso-height-relative:margin;v-text-anchor:middle" o:gfxdata="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" filled="f" stroked="f">
+              <v:rect w14:anchorId="110EBE10" id="_x0000_s1063" style="position:absolute;margin-left:0;margin-top:10.6pt;width:521.05pt;height:20.8pt;z-index:252040192;visibility:visible;mso-wrap-style:square;mso-width-percent:0;mso-height-percent:0;mso-wrap-distance-left:9pt;mso-wrap-distance-top:0;mso-wrap-distance-right:9pt;mso-wrap-distance-bottom:0;mso-position-horizontal:center;mso-position-horizontal-relative:margin;mso-position-vertical:absolute;mso-position-vertical-relative:text;mso-width-percent:0;mso-height-percent:0;mso-width-relative:margin;mso-height-relative:margin;v-text-anchor:middle" o:gfxdata="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" filled="f" stroked="f">
                 <v:textbox inset="0,0,0,0">
                   <w:txbxContent>
                     <w:p>
@@ -9319,7 +10219,7 @@
           </mc:Choice>
           <mc:Fallback>
             <w:pict>
-              <v:rect w14:anchorId="5550AEDC" id="_x0000_s1060" style="position:absolute;margin-left:-23.95pt;margin-top:31.3pt;width:369.85pt;height:15.65pt;z-index:252063744;visibility:visible;mso-wrap-style:square;mso-width-percent:0;mso-height-percent:0;mso-wrap-distance-left:9pt;mso-wrap-distance-top:0;mso-wrap-distance-right:9pt;mso-wrap-distance-bottom:0;mso-position-horizontal:absolute;mso-position-horizontal-relative:margin;mso-position-vertical:absolute;mso-position-vertical-relative:text;mso-width-percent:0;mso-height-percent:0;mso-width-relative:margin;mso-height-relative:margin;v-text-anchor:top" o:gfxdata="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" filled="f" stroked="f">
+              <v:rect w14:anchorId="5550AEDC" id="_x0000_s1064" style="position:absolute;margin-left:-23.95pt;margin-top:31.3pt;width:369.85pt;height:15.65pt;z-index:252063744;visibility:visible;mso-wrap-style:square;mso-width-percent:0;mso-height-percent:0;mso-wrap-distance-left:9pt;mso-wrap-distance-top:0;mso-wrap-distance-right:9pt;mso-wrap-distance-bottom:0;mso-position-horizontal:absolute;mso-position-horizontal-relative:margin;mso-position-vertical:absolute;mso-position-vertical-relative:text;mso-width-percent:0;mso-height-percent:0;mso-width-relative:margin;mso-height-relative:margin;v-text-anchor:top" o:gfxdata="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" filled="f" stroked="f">
                 <v:textbox inset="0,0,0,0">
                   <w:txbxContent>
                     <w:p>
@@ -9511,7 +10411,7 @@
           </mc:Choice>
           <mc:Fallback>
             <w:pict>
-              <v:rect w14:anchorId="3C206A8D" id="_x0000_s1061" style="position:absolute;margin-left:-83.25pt;margin-top:17.35pt;width:607.8pt;height:21.75pt;z-index:252065792;visibility:visible;mso-wrap-style:square;mso-width-percent:0;mso-height-percent:0;mso-wrap-distance-left:9pt;mso-wrap-distance-top:0;mso-wrap-distance-right:9pt;mso-wrap-distance-bottom:0;mso-position-horizontal:absolute;mso-position-horizontal-relative:margin;mso-position-vertical:absolute;mso-position-vertical-relative:text;mso-width-percent:0;mso-height-percent:0;mso-width-relative:margin;mso-height-relative:margin;v-text-anchor:top" o:gfxdata="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" filled="f" stroked="f">
+              <v:rect w14:anchorId="3C206A8D" id="_x0000_s1065" style="position:absolute;margin-left:-83.25pt;margin-top:17.35pt;width:607.8pt;height:21.75pt;z-index:252065792;visibility:visible;mso-wrap-style:square;mso-width-percent:0;mso-height-percent:0;mso-wrap-distance-left:9pt;mso-wrap-distance-top:0;mso-wrap-distance-right:9pt;mso-wrap-distance-bottom:0;mso-position-horizontal:absolute;mso-position-horizontal-relative:margin;mso-position-vertical:absolute;mso-position-vertical-relative:text;mso-width-percent:0;mso-height-percent:0;mso-width-relative:margin;mso-height-relative:margin;v-text-anchor:top" o:gfxdata="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" filled="f" stroked="f">
                 <v:textbox inset="0,0,0,0">
                   <w:txbxContent>
                     <w:p>
@@ -9671,7 +10571,7 @@
                                 <w:szCs w:val="22"/>
                                 <w:lang w:val="es-ES"/>
                               </w:rPr>
-                              <w:t>Entry-level business intelligence professional seeking a full-time role in BI. Recently completed the Google Business Intelligence Professional Certificate – a multi-month BI program that covers managing data retrieval; organizing data; interpreting data in different ways to fit the problem</w:t>
+                              <w:t>Entry-level business intelligence professional seeking a role in BI. Recently completed the Google Business Intelligence Professional Certificate – a multi-month BI program that covers managing data retrieval; organizing data; interpreting data in different ways to fit the problem</w:t>
                             </w:r>
                             <w:r>
                               <w:rPr>
@@ -9747,7 +10647,7 @@
           </mc:Choice>
           <mc:Fallback>
             <w:pict>
-              <v:rect w14:anchorId="777DBDB7" id="_x0000_s1062" style="position:absolute;margin-left:-29.85pt;margin-top:19.75pt;width:515.65pt;height:66.6pt;z-index:252088320;visibility:visible;mso-wrap-style:square;mso-width-percent:0;mso-height-percent:0;mso-wrap-distance-left:9pt;mso-wrap-distance-top:0;mso-wrap-distance-right:9pt;mso-wrap-distance-bottom:0;mso-position-horizontal:absolute;mso-position-horizontal-relative:margin;mso-position-vertical:absolute;mso-position-vertical-relative:text;mso-width-percent:0;mso-height-percent:0;mso-width-relative:margin;mso-height-relative:margin;v-text-anchor:top" o:gfxdata="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" filled="f" stroked="f">
+              <v:rect w14:anchorId="777DBDB7" id="_x0000_s1066" style="position:absolute;margin-left:-29.85pt;margin-top:19.75pt;width:515.65pt;height:66.6pt;z-index:252088320;visibility:visible;mso-wrap-style:square;mso-width-percent:0;mso-height-percent:0;mso-wrap-distance-left:9pt;mso-wrap-distance-top:0;mso-wrap-distance-right:9pt;mso-wrap-distance-bottom:0;mso-position-horizontal:absolute;mso-position-horizontal-relative:margin;mso-position-vertical:absolute;mso-position-vertical-relative:text;mso-width-percent:0;mso-height-percent:0;mso-width-relative:margin;mso-height-relative:margin;v-text-anchor:top" o:gfxdata="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" filled="f" stroked="f">
                 <v:textbox inset="0,0,0,0">
                   <w:txbxContent>
                     <w:p>
@@ -9775,7 +10675,7 @@
                           <w:szCs w:val="22"/>
                           <w:lang w:val="es-ES"/>
                         </w:rPr>
-                        <w:t>Entry-level business intelligence professional seeking a full-time role in BI. Recently completed the Google Business Intelligence Professional Certificate – a multi-month BI program that covers managing data retrieval; organizing data; interpreting data in different ways to fit the problem</w:t>
+                        <w:t>Entry-level business intelligence professional seeking a role in BI. Recently completed the Google Business Intelligence Professional Certificate – a multi-month BI program that covers managing data retrieval; organizing data; interpreting data in different ways to fit the problem</w:t>
                       </w:r>
                       <w:r>
                         <w:rPr>
@@ -10112,7 +11012,7 @@
           </mc:Choice>
           <mc:Fallback>
             <w:pict>
-              <v:rect w14:anchorId="59EB75EF" id="_x0000_s1063" style="position:absolute;margin-left:-36.3pt;margin-top:43.5pt;width:504.75pt;height:21.75pt;z-index:252082176;visibility:visible;mso-wrap-style:square;mso-width-percent:0;mso-height-percent:0;mso-wrap-distance-left:9pt;mso-wrap-distance-top:0;mso-wrap-distance-right:9pt;mso-wrap-distance-bottom:0;mso-position-horizontal:absolute;mso-position-horizontal-relative:margin;mso-position-vertical:absolute;mso-position-vertical-relative:text;mso-width-percent:0;mso-height-percent:0;mso-width-relative:margin;mso-height-relative:margin;v-text-anchor:top" o:gfxdata="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" filled="f" stroked="f">
+              <v:rect w14:anchorId="59EB75EF" id="_x0000_s1067" style="position:absolute;margin-left:-36.3pt;margin-top:43.5pt;width:504.75pt;height:21.75pt;z-index:252082176;visibility:visible;mso-wrap-style:square;mso-width-percent:0;mso-height-percent:0;mso-wrap-distance-left:9pt;mso-wrap-distance-top:0;mso-wrap-distance-right:9pt;mso-wrap-distance-bottom:0;mso-position-horizontal:absolute;mso-position-horizontal-relative:margin;mso-position-vertical:absolute;mso-position-vertical-relative:text;mso-width-percent:0;mso-height-percent:0;mso-width-relative:margin;mso-height-relative:margin;v-text-anchor:top" o:gfxdata="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" filled="f" stroked="f">
                 <v:textbox inset="0,0,0,0">
                   <w:txbxContent>
                     <w:p>
@@ -10389,7 +11289,7 @@
           </mc:Choice>
           <mc:Fallback>
             <w:pict>
-              <v:rect w14:anchorId="1FEBD5F2" id="_x0000_s1064" style="position:absolute;margin-left:314.4pt;margin-top:10.5pt;width:252.8pt;height:67.2pt;z-index:252092416;visibility:visible;mso-wrap-style:square;mso-width-percent:0;mso-height-percent:0;mso-wrap-distance-left:9pt;mso-wrap-distance-top:0;mso-wrap-distance-right:9pt;mso-wrap-distance-bottom:0;mso-position-horizontal:absolute;mso-position-horizontal-relative:left-margin-area;mso-position-vertical:absolute;mso-position-vertical-relative:text;mso-width-percent:0;mso-height-percent:0;mso-width-relative:margin;mso-height-relative:margin;v-text-anchor:top" o:gfxdata="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" filled="f" stroked="f">
+              <v:rect w14:anchorId="1FEBD5F2" id="_x0000_s1068" style="position:absolute;margin-left:314.4pt;margin-top:10.5pt;width:252.8pt;height:67.2pt;z-index:252092416;visibility:visible;mso-wrap-style:square;mso-width-percent:0;mso-height-percent:0;mso-wrap-distance-left:9pt;mso-wrap-distance-top:0;mso-wrap-distance-right:9pt;mso-wrap-distance-bottom:0;mso-position-horizontal:absolute;mso-position-horizontal-relative:left-margin-area;mso-position-vertical:absolute;mso-position-vertical-relative:text;mso-width-percent:0;mso-height-percent:0;mso-width-relative:margin;mso-height-relative:margin;v-text-anchor:top" o:gfxdata="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" filled="f" stroked="f">
                 <v:textbox inset="0,0,0,0">
                   <w:txbxContent>
                     <w:p>
@@ -10741,7 +11641,7 @@
           </mc:Choice>
           <mc:Fallback>
             <w:pict>
-              <v:rect w14:anchorId="70C79CC1" id="_x0000_s1065" style="position:absolute;margin-left:50.4pt;margin-top:9.9pt;width:247.5pt;height:60.6pt;z-index:252090368;visibility:visible;mso-wrap-style:square;mso-width-percent:0;mso-height-percent:0;mso-wrap-distance-left:9pt;mso-wrap-distance-top:0;mso-wrap-distance-right:9pt;mso-wrap-distance-bottom:0;mso-position-horizontal:absolute;mso-position-horizontal-relative:left-margin-area;mso-position-vertical:absolute;mso-position-vertical-relative:text;mso-width-percent:0;mso-height-percent:0;mso-width-relative:margin;mso-height-relative:margin;v-text-anchor:top" o:gfxdata="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" filled="f" stroked="f">
+              <v:rect w14:anchorId="70C79CC1" id="_x0000_s1069" style="position:absolute;margin-left:50.4pt;margin-top:9.9pt;width:247.5pt;height:60.6pt;z-index:252090368;visibility:visible;mso-wrap-style:square;mso-width-percent:0;mso-height-percent:0;mso-wrap-distance-left:9pt;mso-wrap-distance-top:0;mso-wrap-distance-right:9pt;mso-wrap-distance-bottom:0;mso-position-horizontal:absolute;mso-position-horizontal-relative:left-margin-area;mso-position-vertical:absolute;mso-position-vertical-relative:text;mso-width-percent:0;mso-height-percent:0;mso-width-relative:margin;mso-height-relative:margin;v-text-anchor:top" o:gfxdata="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" filled="f" stroked="f">
                 <v:textbox inset="0,0,0,0">
                   <w:txbxContent>
                     <w:p>
@@ -11033,7 +11933,7 @@
           </mc:Choice>
           <mc:Fallback>
             <w:pict>
-              <v:rect w14:anchorId="44438343" id="_x0000_s1066" style="position:absolute;left:0;text-align:left;margin-left:0;margin-top:25.05pt;width:504.75pt;height:21.75pt;z-index:252084224;visibility:visible;mso-wrap-style:square;mso-width-percent:0;mso-height-percent:0;mso-wrap-distance-left:9pt;mso-wrap-distance-top:0;mso-wrap-distance-right:9pt;mso-wrap-distance-bottom:0;mso-position-horizontal:center;mso-position-horizontal-relative:margin;mso-position-vertical:absolute;mso-position-vertical-relative:text;mso-width-percent:0;mso-height-percent:0;mso-width-relative:margin;mso-height-relative:margin;v-text-anchor:top" o:gfxdata="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" filled="f" stroked="f">
+              <v:rect w14:anchorId="44438343" id="_x0000_s1070" style="position:absolute;left:0;text-align:left;margin-left:0;margin-top:25.05pt;width:504.75pt;height:21.75pt;z-index:252084224;visibility:visible;mso-wrap-style:square;mso-width-percent:0;mso-height-percent:0;mso-wrap-distance-left:9pt;mso-wrap-distance-top:0;mso-wrap-distance-right:9pt;mso-wrap-distance-bottom:0;mso-position-horizontal:center;mso-position-horizontal-relative:margin;mso-position-vertical:absolute;mso-position-vertical-relative:text;mso-width-percent:0;mso-height-percent:0;mso-width-relative:margin;mso-height-relative:margin;v-text-anchor:top" o:gfxdata="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" filled="f" stroked="f">
                 <v:textbox inset="0,0,0,0">
                   <w:txbxContent>
                     <w:p>
@@ -11441,7 +12341,7 @@
           </mc:Choice>
           <mc:Fallback>
             <w:pict>
-              <v:rect w14:anchorId="08D2B657" id="_x0000_s1067" style="position:absolute;margin-left:148.8pt;margin-top:10.95pt;width:44.4pt;height:15.4pt;z-index:252098560;visibility:visible;mso-wrap-style:square;mso-width-percent:0;mso-height-percent:0;mso-wrap-distance-left:9pt;mso-wrap-distance-top:0;mso-wrap-distance-right:9pt;mso-wrap-distance-bottom:0;mso-position-horizontal:absolute;mso-position-horizontal-relative:text;mso-position-vertical:absolute;mso-position-vertical-relative:text;mso-width-percent:0;mso-height-percent:0;mso-width-relative:margin;mso-height-relative:margin;v-text-anchor:top" o:gfxdata="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" filled="f" stroked="f">
+              <v:rect w14:anchorId="08D2B657" id="_x0000_s1071" style="position:absolute;margin-left:148.8pt;margin-top:10.95pt;width:44.4pt;height:15.4pt;z-index:252098560;visibility:visible;mso-wrap-style:square;mso-width-percent:0;mso-height-percent:0;mso-wrap-distance-left:9pt;mso-wrap-distance-top:0;mso-wrap-distance-right:9pt;mso-wrap-distance-bottom:0;mso-position-horizontal:absolute;mso-position-horizontal-relative:text;mso-position-vertical:absolute;mso-position-vertical-relative:text;mso-width-percent:0;mso-height-percent:0;mso-width-relative:margin;mso-height-relative:margin;v-text-anchor:top" o:gfxdata="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" filled="f" stroked="f">
                 <v:textbox inset="0,0,0,0">
                   <w:txbxContent>
                     <w:p>
@@ -11677,7 +12577,7 @@
           </mc:Choice>
           <mc:Fallback>
             <w:pict>
-              <v:rect w14:anchorId="45306847" id="_x0000_s1068" style="position:absolute;margin-left:62.85pt;margin-top:12.4pt;width:37.3pt;height:15pt;z-index:252094464;visibility:visible;mso-wrap-style:square;mso-width-percent:0;mso-height-percent:0;mso-wrap-distance-left:9pt;mso-wrap-distance-top:0;mso-wrap-distance-right:9pt;mso-wrap-distance-bottom:0;mso-position-horizontal:absolute;mso-position-horizontal-relative:left-margin-area;mso-position-vertical:absolute;mso-position-vertical-relative:text;mso-width-percent:0;mso-height-percent:0;mso-width-relative:margin;mso-height-relative:margin;v-text-anchor:top" o:gfxdata="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" filled="f" stroked="f">
+              <v:rect w14:anchorId="45306847" id="_x0000_s1072" style="position:absolute;margin-left:62.85pt;margin-top:12.4pt;width:37.3pt;height:15pt;z-index:252094464;visibility:visible;mso-wrap-style:square;mso-width-percent:0;mso-height-percent:0;mso-wrap-distance-left:9pt;mso-wrap-distance-top:0;mso-wrap-distance-right:9pt;mso-wrap-distance-bottom:0;mso-position-horizontal:absolute;mso-position-horizontal-relative:left-margin-area;mso-position-vertical:absolute;mso-position-vertical-relative:text;mso-width-percent:0;mso-height-percent:0;mso-width-relative:margin;mso-height-relative:margin;v-text-anchor:top" o:gfxdata="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" filled="f" stroked="f">
                 <v:textbox inset="0,0,0,0">
                   <w:txbxContent>
                     <w:p>
@@ -11859,7 +12759,7 @@
           </mc:Choice>
           <mc:Fallback>
             <w:pict>
-              <v:rect w14:anchorId="540B9E8D" id="_x0000_s1069" style="position:absolute;margin-left:0;margin-top:10.7pt;width:504.75pt;height:21.75pt;z-index:252086272;visibility:visible;mso-wrap-style:square;mso-width-percent:0;mso-height-percent:0;mso-wrap-distance-left:9pt;mso-wrap-distance-top:0;mso-wrap-distance-right:9pt;mso-wrap-distance-bottom:0;mso-position-horizontal:center;mso-position-horizontal-relative:margin;mso-position-vertical:absolute;mso-position-vertical-relative:text;mso-width-percent:0;mso-height-percent:0;mso-width-relative:margin;mso-height-relative:margin;v-text-anchor:top" o:gfxdata="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" filled="f" stroked="f">
+              <v:rect w14:anchorId="540B9E8D" id="_x0000_s1073" style="position:absolute;margin-left:0;margin-top:10.7pt;width:504.75pt;height:21.75pt;z-index:252086272;visibility:visible;mso-wrap-style:square;mso-width-percent:0;mso-height-percent:0;mso-wrap-distance-left:9pt;mso-wrap-distance-top:0;mso-wrap-distance-right:9pt;mso-wrap-distance-bottom:0;mso-position-horizontal:center;mso-position-horizontal-relative:margin;mso-position-vertical:absolute;mso-position-vertical-relative:text;mso-width-percent:0;mso-height-percent:0;mso-width-relative:margin;mso-height-relative:margin;v-text-anchor:top" o:gfxdata="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" filled="f" stroked="f">
                 <v:textbox inset="0,0,0,0">
                   <w:txbxContent>
                     <w:p>
@@ -12049,7 +12949,7 @@
           </mc:Choice>
           <mc:Fallback>
             <w:pict>
-              <v:rect w14:anchorId="0507FC8B" id="_x0000_s1070" style="position:absolute;margin-left:-30pt;margin-top:23pt;width:119.1pt;height:12.3pt;z-index:252105728;visibility:visible;mso-wrap-style:square;mso-width-percent:0;mso-height-percent:0;mso-wrap-distance-left:9pt;mso-wrap-distance-top:0;mso-wrap-distance-right:9pt;mso-wrap-distance-bottom:0;mso-position-horizontal:absolute;mso-position-horizontal-relative:margin;mso-position-vertical:absolute;mso-position-vertical-relative:text;mso-width-percent:0;mso-height-percent:0;mso-width-relative:margin;mso-height-relative:margin;v-text-anchor:top" o:gfxdata="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" filled="f" stroked="f">
+              <v:rect w14:anchorId="0507FC8B" id="_x0000_s1074" style="position:absolute;margin-left:-30pt;margin-top:23pt;width:119.1pt;height:12.3pt;z-index:252105728;visibility:visible;mso-wrap-style:square;mso-width-percent:0;mso-height-percent:0;mso-wrap-distance-left:9pt;mso-wrap-distance-top:0;mso-wrap-distance-right:9pt;mso-wrap-distance-bottom:0;mso-position-horizontal:absolute;mso-position-horizontal-relative:margin;mso-position-vertical:absolute;mso-position-vertical-relative:text;mso-width-percent:0;mso-height-percent:0;mso-width-relative:margin;mso-height-relative:margin;v-text-anchor:top" o:gfxdata="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" filled="f" stroked="f">
                 <v:textbox inset="0,0,0,0">
                   <w:txbxContent>
                     <w:p>
@@ -12285,7 +13185,7 @@
                                 <w:rFonts w:eastAsia="Times New Roman" w:cstheme="minorHAnsi"/>
                                 <w:lang w:val="en-US" w:eastAsia="fr-FR"/>
                               </w:rPr>
-                              <w:t>Collected and input data i</w:t>
+                              <w:t>Collect and input data i</w:t>
                             </w:r>
                             <w:r>
                               <w:rPr>
@@ -12317,7 +13217,7 @@
                                 <w:rFonts w:eastAsia="Times New Roman" w:cstheme="minorHAnsi"/>
                                 <w:lang w:val="en-US" w:eastAsia="fr-FR"/>
                               </w:rPr>
-                              <w:t>Assisted with the development o</w:t>
+                              <w:t>Assist with the development o</w:t>
                             </w:r>
                             <w:r>
                               <w:rPr>
@@ -12351,7 +13251,7 @@
                                 <w:color w:val="000000" w:themeColor="text1"/>
                                 <w:lang w:val="en-US"/>
                               </w:rPr>
-                              <w:t>Analyzed survey results and h</w:t>
+                              <w:t>Analyze</w:t>
                             </w:r>
                             <w:r>
                               <w:rPr>
@@ -12360,7 +13260,25 @@
                                 <w:color w:val="000000" w:themeColor="text1"/>
                                 <w:lang w:val="en-US"/>
                               </w:rPr>
-                              <w:t>elped report findings to stakeholders</w:t>
+                              <w:t xml:space="preserve"> </w:t>
+                            </w:r>
+                            <w:r>
+                              <w:rPr>
+                                <w:rFonts w:cstheme="minorHAnsi"/>
+                                <w:iCs/>
+                                <w:color w:val="000000" w:themeColor="text1"/>
+                                <w:lang w:val="en-US"/>
+                              </w:rPr>
+                              <w:t>survey results and h</w:t>
+                            </w:r>
+                            <w:r>
+                              <w:rPr>
+                                <w:rFonts w:cstheme="minorHAnsi"/>
+                                <w:iCs/>
+                                <w:color w:val="000000" w:themeColor="text1"/>
+                                <w:lang w:val="en-US"/>
+                              </w:rPr>
+                              <w:t>elp report findings to stakeholders</w:t>
                             </w:r>
                           </w:p>
                           <w:p>
@@ -12392,7 +13310,7 @@
                                 <w:rFonts w:eastAsia="Times New Roman" w:cstheme="minorHAnsi"/>
                                 <w:lang w:val="en-US" w:eastAsia="fr-FR"/>
                               </w:rPr>
-                              <w:t>veloped and implemented a n</w:t>
+                              <w:t>velop and implement a n</w:t>
                             </w:r>
                             <w:r>
                               <w:rPr>
@@ -12468,7 +13386,7 @@
           </mc:Choice>
           <mc:Fallback>
             <w:pict>
-              <v:rect w14:anchorId="40FB7CBB" id="_x0000_s1071" style="position:absolute;margin-left:74.55pt;margin-top:.95pt;width:395.55pt;height:91.2pt;z-index:252113920;visibility:visible;mso-wrap-style:square;mso-width-percent:0;mso-height-percent:0;mso-wrap-distance-left:9pt;mso-wrap-distance-top:0;mso-wrap-distance-right:9pt;mso-wrap-distance-bottom:0;mso-position-horizontal:absolute;mso-position-horizontal-relative:margin;mso-position-vertical:absolute;mso-position-vertical-relative:text;mso-width-percent:0;mso-height-percent:0;mso-width-relative:margin;mso-height-relative:margin;v-text-anchor:top" o:gfxdata="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" filled="f" stroked="f">
+              <v:rect w14:anchorId="40FB7CBB" id="_x0000_s1075" style="position:absolute;margin-left:74.55pt;margin-top:.95pt;width:395.55pt;height:91.2pt;z-index:252113920;visibility:visible;mso-wrap-style:square;mso-width-percent:0;mso-height-percent:0;mso-wrap-distance-left:9pt;mso-wrap-distance-top:0;mso-wrap-distance-right:9pt;mso-wrap-distance-bottom:0;mso-position-horizontal:absolute;mso-position-horizontal-relative:margin;mso-position-vertical:absolute;mso-position-vertical-relative:text;mso-width-percent:0;mso-height-percent:0;mso-width-relative:margin;mso-height-relative:margin;v-text-anchor:top" o:gfxdata="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" filled="f" stroked="f">
                 <v:textbox inset="0,0,0,0">
                   <w:txbxContent>
                     <w:p>
@@ -12515,7 +13433,7 @@
                           <w:rFonts w:eastAsia="Times New Roman" w:cstheme="minorHAnsi"/>
                           <w:lang w:val="en-US" w:eastAsia="fr-FR"/>
                         </w:rPr>
-                        <w:t>Collected and input data i</w:t>
+                        <w:t>Collect and input data i</w:t>
                       </w:r>
                       <w:r>
                         <w:rPr>
@@ -12547,7 +13465,7 @@
                           <w:rFonts w:eastAsia="Times New Roman" w:cstheme="minorHAnsi"/>
                           <w:lang w:val="en-US" w:eastAsia="fr-FR"/>
                         </w:rPr>
-                        <w:t>Assisted with the development o</w:t>
+                        <w:t>Assist with the development o</w:t>
                       </w:r>
                       <w:r>
                         <w:rPr>
@@ -12581,7 +13499,7 @@
                           <w:color w:val="000000" w:themeColor="text1"/>
                           <w:lang w:val="en-US"/>
                         </w:rPr>
-                        <w:t>Analyzed survey results and h</w:t>
+                        <w:t>Analyze</w:t>
                       </w:r>
                       <w:r>
                         <w:rPr>
@@ -12590,7 +13508,25 @@
                           <w:color w:val="000000" w:themeColor="text1"/>
                           <w:lang w:val="en-US"/>
                         </w:rPr>
-                        <w:t>elped report findings to stakeholders</w:t>
+                        <w:t xml:space="preserve"> </w:t>
+                      </w:r>
+                      <w:r>
+                        <w:rPr>
+                          <w:rFonts w:cstheme="minorHAnsi"/>
+                          <w:iCs/>
+                          <w:color w:val="000000" w:themeColor="text1"/>
+                          <w:lang w:val="en-US"/>
+                        </w:rPr>
+                        <w:t>survey results and h</w:t>
+                      </w:r>
+                      <w:r>
+                        <w:rPr>
+                          <w:rFonts w:cstheme="minorHAnsi"/>
+                          <w:iCs/>
+                          <w:color w:val="000000" w:themeColor="text1"/>
+                          <w:lang w:val="en-US"/>
+                        </w:rPr>
+                        <w:t>elp report findings to stakeholders</w:t>
                       </w:r>
                     </w:p>
                     <w:p>
@@ -12622,7 +13558,7 @@
                           <w:rFonts w:eastAsia="Times New Roman" w:cstheme="minorHAnsi"/>
                           <w:lang w:val="en-US" w:eastAsia="fr-FR"/>
                         </w:rPr>
-                        <w:t>veloped and implemented a n</w:t>
+                        <w:t>velop and implement a n</w:t>
                       </w:r>
                       <w:r>
                         <w:rPr>
@@ -12803,7 +13739,7 @@
           </mc:Choice>
           <mc:Fallback>
             <w:pict>
-              <v:rect w14:anchorId="147D17CA" id="_x0000_s1072" style="position:absolute;margin-left:87.6pt;margin-top:14.6pt;width:388.05pt;height:13.75pt;z-index:252111872;visibility:visible;mso-wrap-style:square;mso-width-percent:0;mso-height-percent:0;mso-wrap-distance-left:9pt;mso-wrap-distance-top:0;mso-wrap-distance-right:9pt;mso-wrap-distance-bottom:0;mso-position-horizontal:absolute;mso-position-horizontal-relative:text;mso-position-vertical:absolute;mso-position-vertical-relative:text;mso-width-percent:0;mso-height-percent:0;mso-width-relative:margin;mso-height-relative:margin;v-text-anchor:middle" o:gfxdata="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" filled="f" stroked="f">
+              <v:rect w14:anchorId="147D17CA" id="_x0000_s1076" style="position:absolute;margin-left:87.6pt;margin-top:14.6pt;width:388.05pt;height:13.75pt;z-index:252111872;visibility:visible;mso-wrap-style:square;mso-width-percent:0;mso-height-percent:0;mso-wrap-distance-left:9pt;mso-wrap-distance-top:0;mso-wrap-distance-right:9pt;mso-wrap-distance-bottom:0;mso-position-horizontal:absolute;mso-position-horizontal-relative:text;mso-position-vertical:absolute;mso-position-vertical-relative:text;mso-width-percent:0;mso-height-percent:0;mso-width-relative:margin;mso-height-relative:margin;v-text-anchor:middle" o:gfxdata="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" filled="f" stroked="f">
                 <v:textbox inset="0,0,0,0">
                   <w:txbxContent>
                     <w:p>
@@ -12957,7 +13893,7 @@
           </mc:Choice>
           <mc:Fallback>
             <w:pict>
-              <v:rect w14:anchorId="134740B7" id="_x0000_s1073" style="position:absolute;margin-left:89.1pt;margin-top:.25pt;width:388.05pt;height:13.75pt;z-index:252109824;visibility:visible;mso-wrap-style:square;mso-width-percent:0;mso-height-percent:0;mso-wrap-distance-left:9pt;mso-wrap-distance-top:0;mso-wrap-distance-right:9pt;mso-wrap-distance-bottom:0;mso-position-horizontal:absolute;mso-position-horizontal-relative:text;mso-position-vertical:absolute;mso-position-vertical-relative:text;mso-width-percent:0;mso-height-percent:0;mso-width-relative:margin;mso-height-relative:margin;v-text-anchor:middle" o:gfxdata="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" filled="f" stroked="f">
+              <v:rect w14:anchorId="134740B7" id="_x0000_s1077" style="position:absolute;margin-left:89.1pt;margin-top:.25pt;width:388.05pt;height:13.75pt;z-index:252109824;visibility:visible;mso-wrap-style:square;mso-width-percent:0;mso-height-percent:0;mso-wrap-distance-left:9pt;mso-wrap-distance-top:0;mso-wrap-distance-right:9pt;mso-wrap-distance-bottom:0;mso-position-horizontal:absolute;mso-position-horizontal-relative:text;mso-position-vertical:absolute;mso-position-vertical-relative:text;mso-width-percent:0;mso-height-percent:0;mso-width-relative:margin;mso-height-relative:margin;v-text-anchor:middle" o:gfxdata="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" filled="f" stroked="f">
                 <v:textbox inset="0,0,0,0">
                   <w:txbxContent>
                     <w:p>
@@ -13180,7 +14116,7 @@
           </mc:Choice>
           <mc:Fallback>
             <w:pict>
-              <v:rect w14:anchorId="5859A633" id="_x0000_s1074" style="position:absolute;margin-left:-27.75pt;margin-top:17.6pt;width:97.5pt;height:13.75pt;z-index:252107776;visibility:visible;mso-wrap-style:square;mso-width-percent:0;mso-height-percent:0;mso-wrap-distance-left:9pt;mso-wrap-distance-top:0;mso-wrap-distance-right:9pt;mso-wrap-distance-bottom:0;mso-position-horizontal:absolute;mso-position-horizontal-relative:margin;mso-position-vertical:absolute;mso-position-vertical-relative:text;mso-width-percent:0;mso-height-percent:0;mso-width-relative:margin;mso-height-relative:margin;v-text-anchor:top" o:gfxdata="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" filled="f" stroked="f">
+              <v:rect w14:anchorId="5859A633" id="_x0000_s1078" style="position:absolute;margin-left:-27.75pt;margin-top:17.6pt;width:97.5pt;height:13.75pt;z-index:252107776;visibility:visible;mso-wrap-style:square;mso-width-percent:0;mso-height-percent:0;mso-wrap-distance-left:9pt;mso-wrap-distance-top:0;mso-wrap-distance-right:9pt;mso-wrap-distance-bottom:0;mso-position-horizontal:absolute;mso-position-horizontal-relative:margin;mso-position-vertical:absolute;mso-position-vertical-relative:text;mso-width-percent:0;mso-height-percent:0;mso-width-relative:margin;mso-height-relative:margin;v-text-anchor:top" o:gfxdata="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" filled="f" stroked="f">
                 <v:textbox inset="0,0,0,0">
                   <w:txbxContent>
                     <w:p>
@@ -13438,7 +14374,7 @@
           </mc:Choice>
           <mc:Fallback>
             <w:pict>
-              <v:rect w14:anchorId="46C64374" id="_x0000_s1075" style="position:absolute;margin-left:0;margin-top:28.05pt;width:504.75pt;height:21.75pt;z-index:252115968;visibility:visible;mso-wrap-style:square;mso-width-percent:0;mso-height-percent:0;mso-wrap-distance-left:9pt;mso-wrap-distance-top:0;mso-wrap-distance-right:9pt;mso-wrap-distance-bottom:0;mso-position-horizontal:center;mso-position-horizontal-relative:margin;mso-position-vertical:absolute;mso-position-vertical-relative:text;mso-width-percent:0;mso-height-percent:0;mso-width-relative:margin;mso-height-relative:margin;v-text-anchor:top" o:gfxdata="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" filled="f" stroked="f">
+              <v:rect w14:anchorId="46C64374" id="_x0000_s1079" style="position:absolute;margin-left:0;margin-top:28.05pt;width:504.75pt;height:21.75pt;z-index:252115968;visibility:visible;mso-wrap-style:square;mso-width-percent:0;mso-height-percent:0;mso-wrap-distance-left:9pt;mso-wrap-distance-top:0;mso-wrap-distance-right:9pt;mso-wrap-distance-bottom:0;mso-position-horizontal:center;mso-position-horizontal-relative:margin;mso-position-vertical:absolute;mso-position-vertical-relative:text;mso-width-percent:0;mso-height-percent:0;mso-width-relative:margin;mso-height-relative:margin;v-text-anchor:top" o:gfxdata="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" filled="f" stroked="f">
                 <v:textbox inset="0,0,0,0">
                   <w:txbxContent>
                     <w:p>
@@ -13677,7 +14613,7 @@
           </mc:Choice>
           <mc:Fallback>
             <w:pict>
-              <v:rect w14:anchorId="7FC103CE" id="_x0000_s1076" style="position:absolute;margin-left:-32.25pt;margin-top:14.9pt;width:101.4pt;height:13.2pt;z-index:252169216;visibility:visible;mso-wrap-style:square;mso-width-percent:0;mso-height-percent:0;mso-wrap-distance-left:9pt;mso-wrap-distance-top:0;mso-wrap-distance-right:9pt;mso-wrap-distance-bottom:0;mso-position-horizontal:absolute;mso-position-horizontal-relative:margin;mso-position-vertical:absolute;mso-position-vertical-relative:text;mso-width-percent:0;mso-height-percent:0;mso-width-relative:margin;mso-height-relative:margin;v-text-anchor:top" o:gfxdata="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" filled="f" stroked="f">
+              <v:rect w14:anchorId="7FC103CE" id="_x0000_s1080" style="position:absolute;margin-left:-32.25pt;margin-top:14.9pt;width:101.4pt;height:13.2pt;z-index:252169216;visibility:visible;mso-wrap-style:square;mso-width-percent:0;mso-height-percent:0;mso-wrap-distance-left:9pt;mso-wrap-distance-top:0;mso-wrap-distance-right:9pt;mso-wrap-distance-bottom:0;mso-position-horizontal:absolute;mso-position-horizontal-relative:margin;mso-position-vertical:absolute;mso-position-vertical-relative:text;mso-width-percent:0;mso-height-percent:0;mso-width-relative:margin;mso-height-relative:margin;v-text-anchor:top" o:gfxdata="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" filled="f" stroked="f">
                 <v:textbox inset="0,0,0,0">
                   <w:txbxContent>
                     <w:p>
@@ -13892,7 +14828,7 @@
           </mc:Choice>
           <mc:Fallback>
             <w:pict>
-              <v:rect w14:anchorId="71DBF936" id="_x0000_s1077" style="position:absolute;margin-left:190.2pt;margin-top:9.5pt;width:309.6pt;height:21pt;z-index:252171264;visibility:visible;mso-wrap-style:square;mso-width-percent:0;mso-height-percent:0;mso-wrap-distance-left:9pt;mso-wrap-distance-top:0;mso-wrap-distance-right:9pt;mso-wrap-distance-bottom:0;mso-position-horizontal:absolute;mso-position-horizontal-relative:page;mso-position-vertical:absolute;mso-position-vertical-relative:text;mso-width-percent:0;mso-height-percent:0;mso-width-relative:margin;mso-height-relative:margin;v-text-anchor:middle" o:gfxdata="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" filled="f" stroked="f">
+              <v:rect w14:anchorId="71DBF936" id="_x0000_s1081" style="position:absolute;margin-left:190.2pt;margin-top:9.5pt;width:309.6pt;height:21pt;z-index:252171264;visibility:visible;mso-wrap-style:square;mso-width-percent:0;mso-height-percent:0;mso-wrap-distance-left:9pt;mso-wrap-distance-top:0;mso-wrap-distance-right:9pt;mso-wrap-distance-bottom:0;mso-position-horizontal:absolute;mso-position-horizontal-relative:page;mso-position-vertical:absolute;mso-position-vertical-relative:text;mso-width-percent:0;mso-height-percent:0;mso-width-relative:margin;mso-height-relative:margin;v-text-anchor:middle" o:gfxdata="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" filled="f" stroked="f">
                 <v:textbox inset="0,0,0,0">
                   <w:txbxContent>
                     <w:p>
@@ -14183,7 +15119,7 @@
           </mc:Choice>
           <mc:Fallback>
             <w:pict>
-              <v:rect w14:anchorId="22DFF33F" id="_x0000_s1078" style="position:absolute;margin-left:-31.8pt;margin-top:23.1pt;width:101.4pt;height:13.2pt;z-index:252173312;visibility:visible;mso-wrap-style:square;mso-width-percent:0;mso-height-percent:0;mso-wrap-distance-left:9pt;mso-wrap-distance-top:0;mso-wrap-distance-right:9pt;mso-wrap-distance-bottom:0;mso-position-horizontal:absolute;mso-position-horizontal-relative:margin;mso-position-vertical:absolute;mso-position-vertical-relative:text;mso-width-percent:0;mso-height-percent:0;mso-width-relative:margin;mso-height-relative:margin;v-text-anchor:top" o:gfxdata="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" filled="f" stroked="f">
+              <v:rect w14:anchorId="22DFF33F" id="_x0000_s1082" style="position:absolute;margin-left:-31.8pt;margin-top:23.1pt;width:101.4pt;height:13.2pt;z-index:252173312;visibility:visible;mso-wrap-style:square;mso-width-percent:0;mso-height-percent:0;mso-wrap-distance-left:9pt;mso-wrap-distance-top:0;mso-wrap-distance-right:9pt;mso-wrap-distance-bottom:0;mso-position-horizontal:absolute;mso-position-horizontal-relative:margin;mso-position-vertical:absolute;mso-position-vertical-relative:text;mso-width-percent:0;mso-height-percent:0;mso-width-relative:margin;mso-height-relative:margin;v-text-anchor:top" o:gfxdata="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" filled="f" stroked="f">
                 <v:textbox inset="0,0,0,0">
                   <w:txbxContent>
                     <w:p>
@@ -14444,7 +15380,7 @@
           </mc:Choice>
           <mc:Fallback>
             <w:pict>
-              <v:rect w14:anchorId="2B508AFD" id="_x0000_s1079" style="position:absolute;margin-left:-32.45pt;margin-top:49.4pt;width:109.5pt;height:13.2pt;z-index:252163072;visibility:visible;mso-wrap-style:square;mso-width-percent:0;mso-height-percent:0;mso-wrap-distance-left:9pt;mso-wrap-distance-top:0;mso-wrap-distance-right:9pt;mso-wrap-distance-bottom:0;mso-position-horizontal:absolute;mso-position-horizontal-relative:margin;mso-position-vertical:absolute;mso-position-vertical-relative:text;mso-width-percent:0;mso-height-percent:0;mso-width-relative:margin;mso-height-relative:margin;v-text-anchor:top" o:gfxdata="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" filled="f" stroked="f">
+              <v:rect w14:anchorId="2B508AFD" id="_x0000_s1083" style="position:absolute;margin-left:-32.45pt;margin-top:49.4pt;width:109.5pt;height:13.2pt;z-index:252163072;visibility:visible;mso-wrap-style:square;mso-width-percent:0;mso-height-percent:0;mso-wrap-distance-left:9pt;mso-wrap-distance-top:0;mso-wrap-distance-right:9pt;mso-wrap-distance-bottom:0;mso-position-horizontal:absolute;mso-position-horizontal-relative:margin;mso-position-vertical:absolute;mso-position-vertical-relative:text;mso-width-percent:0;mso-height-percent:0;mso-width-relative:margin;mso-height-relative:margin;v-text-anchor:top" o:gfxdata="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" filled="f" stroked="f">
                 <v:textbox inset="0,0,0,0">
                   <w:txbxContent>
                     <w:p>
@@ -14728,7 +15664,7 @@
           </mc:Choice>
           <mc:Fallback>
             <w:pict>
-              <v:rect w14:anchorId="53DBBB44" id="_x0000_s1080" style="position:absolute;margin-left:193.8pt;margin-top:46.4pt;width:322.8pt;height:21pt;z-index:252162048;visibility:visible;mso-wrap-style:square;mso-width-percent:0;mso-height-percent:0;mso-wrap-distance-left:9pt;mso-wrap-distance-top:0;mso-wrap-distance-right:9pt;mso-wrap-distance-bottom:0;mso-position-horizontal:absolute;mso-position-horizontal-relative:page;mso-position-vertical:absolute;mso-position-vertical-relative:text;mso-width-percent:0;mso-height-percent:0;mso-width-relative:margin;mso-height-relative:margin;v-text-anchor:middle" o:gfxdata="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" filled="f" stroked="f">
+              <v:rect w14:anchorId="53DBBB44" id="_x0000_s1084" style="position:absolute;margin-left:193.8pt;margin-top:46.4pt;width:322.8pt;height:21pt;z-index:252162048;visibility:visible;mso-wrap-style:square;mso-width-percent:0;mso-height-percent:0;mso-wrap-distance-left:9pt;mso-wrap-distance-top:0;mso-wrap-distance-right:9pt;mso-wrap-distance-bottom:0;mso-position-horizontal:absolute;mso-position-horizontal-relative:page;mso-position-vertical:absolute;mso-position-vertical-relative:text;mso-width-percent:0;mso-height-percent:0;mso-width-relative:margin;mso-height-relative:margin;v-text-anchor:middle" o:gfxdata="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" filled="f" stroked="f">
                 <v:textbox inset="0,0,0,0">
                   <w:txbxContent>
                     <w:p>
@@ -14958,7 +15894,7 @@
           </mc:Choice>
           <mc:Fallback>
             <w:pict>
-              <v:rect w14:anchorId="6FDF3422" id="_x0000_s1081" style="position:absolute;margin-left:109.8pt;margin-top:34.5pt;width:183.5pt;height:18.75pt;z-index:252176384;visibility:visible;mso-wrap-style:square;mso-width-percent:0;mso-height-percent:0;mso-wrap-distance-left:9pt;mso-wrap-distance-top:0;mso-wrap-distance-right:9pt;mso-wrap-distance-bottom:0;mso-position-horizontal:absolute;mso-position-horizontal-relative:margin;mso-position-vertical:absolute;mso-position-vertical-relative:text;mso-width-percent:0;mso-height-percent:0;mso-width-relative:margin;mso-height-relative:margin;v-text-anchor:top" o:gfxdata="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" filled="f" stroked="f">
+              <v:rect w14:anchorId="6FDF3422" id="_x0000_s1085" style="position:absolute;margin-left:109.8pt;margin-top:34.5pt;width:183.5pt;height:18.75pt;z-index:252176384;visibility:visible;mso-wrap-style:square;mso-width-percent:0;mso-height-percent:0;mso-wrap-distance-left:9pt;mso-wrap-distance-top:0;mso-wrap-distance-right:9pt;mso-wrap-distance-bottom:0;mso-position-horizontal:absolute;mso-position-horizontal-relative:margin;mso-position-vertical:absolute;mso-position-vertical-relative:text;mso-width-percent:0;mso-height-percent:0;mso-width-relative:margin;mso-height-relative:margin;v-text-anchor:top" o:gfxdata="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" filled="f" stroked="f">
                 <v:textbox inset="0,0,0,0">
                   <w:txbxContent>
                     <w:p>
@@ -15122,7 +16058,7 @@
           </mc:Choice>
           <mc:Fallback>
             <w:pict>
-              <v:rect w14:anchorId="777353A6" id="_x0000_s1082" style="position:absolute;margin-left:192pt;margin-top:18.2pt;width:319.2pt;height:21pt;z-index:252175360;visibility:visible;mso-wrap-style:square;mso-width-percent:0;mso-height-percent:0;mso-wrap-distance-left:9pt;mso-wrap-distance-top:0;mso-wrap-distance-right:9pt;mso-wrap-distance-bottom:0;mso-position-horizontal:absolute;mso-position-horizontal-relative:page;mso-position-vertical:absolute;mso-position-vertical-relative:text;mso-width-percent:0;mso-height-percent:0;mso-width-relative:margin;mso-height-relative:margin;v-text-anchor:middle" o:gfxdata="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" filled="f" stroked="f">
+              <v:rect w14:anchorId="777353A6" id="_x0000_s1086" style="position:absolute;margin-left:192pt;margin-top:18.2pt;width:319.2pt;height:21pt;z-index:252175360;visibility:visible;mso-wrap-style:square;mso-width-percent:0;mso-height-percent:0;mso-wrap-distance-left:9pt;mso-wrap-distance-top:0;mso-wrap-distance-right:9pt;mso-wrap-distance-bottom:0;mso-position-horizontal:absolute;mso-position-horizontal-relative:page;mso-position-vertical:absolute;mso-position-vertical-relative:text;mso-width-percent:0;mso-height-percent:0;mso-width-relative:margin;mso-height-relative:margin;v-text-anchor:middle" o:gfxdata="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" filled="f" stroked="f">
                 <v:textbox inset="0,0,0,0">
                   <w:txbxContent>
                     <w:p>
@@ -15286,7 +16222,7 @@
           </mc:Choice>
           <mc:Fallback>
             <w:pict>
-              <v:rect w14:anchorId="0D48157E" id="_x0000_s1083" style="position:absolute;margin-left:110.4pt;margin-top:4.75pt;width:183.5pt;height:18.75pt;z-index:252172288;visibility:visible;mso-wrap-style:square;mso-width-percent:0;mso-height-percent:0;mso-wrap-distance-left:9pt;mso-wrap-distance-top:0;mso-wrap-distance-right:9pt;mso-wrap-distance-bottom:0;mso-position-horizontal:absolute;mso-position-horizontal-relative:margin;mso-position-vertical:absolute;mso-position-vertical-relative:text;mso-width-percent:0;mso-height-percent:0;mso-width-relative:margin;mso-height-relative:margin;v-text-anchor:top" o:gfxdata="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" filled="f" stroked="f">
+              <v:rect w14:anchorId="0D48157E" id="_x0000_s1087" style="position:absolute;margin-left:110.4pt;margin-top:4.75pt;width:183.5pt;height:18.75pt;z-index:252172288;visibility:visible;mso-wrap-style:square;mso-width-percent:0;mso-height-percent:0;mso-wrap-distance-left:9pt;mso-wrap-distance-top:0;mso-wrap-distance-right:9pt;mso-wrap-distance-bottom:0;mso-position-horizontal:absolute;mso-position-horizontal-relative:margin;mso-position-vertical:absolute;mso-position-vertical-relative:text;mso-width-percent:0;mso-height-percent:0;mso-width-relative:margin;mso-height-relative:margin;v-text-anchor:top" o:gfxdata="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" filled="f" stroked="f">
                 <v:textbox inset="0,0,0,0">
                   <w:txbxContent>
                     <w:p>
@@ -15444,7 +16380,7 @@
           </mc:Choice>
           <mc:Fallback>
             <w:pict>
-              <v:rect w14:anchorId="07DDD3E5" id="_x0000_s1084" style="position:absolute;margin-left:-30.6pt;margin-top:36.6pt;width:130.8pt;height:12pt;z-index:252174336;visibility:visible;mso-wrap-style:square;mso-width-percent:0;mso-height-percent:0;mso-wrap-distance-left:9pt;mso-wrap-distance-top:0;mso-wrap-distance-right:9pt;mso-wrap-distance-bottom:0;mso-position-horizontal:absolute;mso-position-horizontal-relative:margin;mso-position-vertical:absolute;mso-position-vertical-relative:text;mso-width-percent:0;mso-height-percent:0;mso-width-relative:margin;mso-height-relative:margin;v-text-anchor:top" o:gfxdata="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" filled="f" stroked="f">
+              <v:rect w14:anchorId="07DDD3E5" id="_x0000_s1088" style="position:absolute;margin-left:-30.6pt;margin-top:36.6pt;width:130.8pt;height:12pt;z-index:252174336;visibility:visible;mso-wrap-style:square;mso-width-percent:0;mso-height-percent:0;mso-wrap-distance-left:9pt;mso-wrap-distance-top:0;mso-wrap-distance-right:9pt;mso-wrap-distance-bottom:0;mso-position-horizontal:absolute;mso-position-horizontal-relative:margin;mso-position-vertical:absolute;mso-position-vertical-relative:text;mso-width-percent:0;mso-height-percent:0;mso-width-relative:margin;mso-height-relative:margin;v-text-anchor:top" o:gfxdata="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" filled="f" stroked="f">
                 <v:textbox inset="0,0,0,0">
                   <w:txbxContent>
                     <w:p>
@@ -15602,7 +16538,7 @@
           </mc:Choice>
           <mc:Fallback>
             <w:pict>
-              <v:rect w14:anchorId="459188B8" id="_x0000_s1085" style="position:absolute;margin-left:-30.45pt;margin-top:8pt;width:130.8pt;height:12pt;z-index:252170240;visibility:visible;mso-wrap-style:square;mso-width-percent:0;mso-height-percent:0;mso-wrap-distance-left:9pt;mso-wrap-distance-top:0;mso-wrap-distance-right:9pt;mso-wrap-distance-bottom:0;mso-position-horizontal:absolute;mso-position-horizontal-relative:margin;mso-position-vertical:absolute;mso-position-vertical-relative:text;mso-width-percent:0;mso-height-percent:0;mso-width-relative:margin;mso-height-relative:margin;v-text-anchor:top" o:gfxdata="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" filled="f" stroked="f">
+              <v:rect w14:anchorId="459188B8" id="_x0000_s1089" style="position:absolute;margin-left:-30.45pt;margin-top:8pt;width:130.8pt;height:12pt;z-index:252170240;visibility:visible;mso-wrap-style:square;mso-width-percent:0;mso-height-percent:0;mso-wrap-distance-left:9pt;mso-wrap-distance-top:0;mso-wrap-distance-right:9pt;mso-wrap-distance-bottom:0;mso-position-horizontal:absolute;mso-position-horizontal-relative:margin;mso-position-vertical:absolute;mso-position-vertical-relative:text;mso-width-percent:0;mso-height-percent:0;mso-width-relative:margin;mso-height-relative:margin;v-text-anchor:top" o:gfxdata="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" filled="f" stroked="f">
                 <v:textbox inset="0,0,0,0">
                   <w:txbxContent>
                     <w:p>
@@ -15811,7 +16747,7 @@
           </mc:Choice>
           <mc:Fallback>
             <w:pict>
-              <v:rect w14:anchorId="5D494B0A" id="_x0000_s1086" style="position:absolute;margin-left:-33.6pt;margin-top:23.4pt;width:109.5pt;height:13.2pt;z-index:252177408;visibility:visible;mso-wrap-style:square;mso-width-percent:0;mso-height-percent:0;mso-wrap-distance-left:9pt;mso-wrap-distance-top:0;mso-wrap-distance-right:9pt;mso-wrap-distance-bottom:0;mso-position-horizontal:absolute;mso-position-horizontal-relative:margin;mso-position-vertical:absolute;mso-position-vertical-relative:text;mso-width-percent:0;mso-height-percent:0;mso-width-relative:margin;mso-height-relative:margin;v-text-anchor:top" o:gfxdata="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" filled="f" stroked="f">
+              <v:rect w14:anchorId="5D494B0A" id="_x0000_s1090" style="position:absolute;margin-left:-33.6pt;margin-top:23.4pt;width:109.5pt;height:13.2pt;z-index:252177408;visibility:visible;mso-wrap-style:square;mso-width-percent:0;mso-height-percent:0;mso-wrap-distance-left:9pt;mso-wrap-distance-top:0;mso-wrap-distance-right:9pt;mso-wrap-distance-bottom:0;mso-position-horizontal:absolute;mso-position-horizontal-relative:margin;mso-position-vertical:absolute;mso-position-vertical-relative:text;mso-width-percent:0;mso-height-percent:0;mso-width-relative:margin;mso-height-relative:margin;v-text-anchor:top" o:gfxdata="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" filled="f" stroked="f">
                 <v:textbox inset="0,0,0,0">
                   <w:txbxContent>
                     <w:p>
@@ -16010,7 +16946,7 @@
           </mc:Choice>
           <mc:Fallback>
             <w:pict>
-              <v:rect w14:anchorId="6B6CAB66" id="_x0000_s1087" style="position:absolute;margin-left:112.75pt;margin-top:5pt;width:183.5pt;height:18.75pt;z-index:252161024;visibility:visible;mso-wrap-style:square;mso-width-percent:0;mso-height-percent:0;mso-wrap-distance-left:9pt;mso-wrap-distance-top:0;mso-wrap-distance-right:9pt;mso-wrap-distance-bottom:0;mso-position-horizontal:absolute;mso-position-horizontal-relative:margin;mso-position-vertical:absolute;mso-position-vertical-relative:text;mso-width-percent:0;mso-height-percent:0;mso-width-relative:margin;mso-height-relative:margin;v-text-anchor:top" o:gfxdata="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" filled="f" stroked="f">
+              <v:rect w14:anchorId="6B6CAB66" id="_x0000_s1091" style="position:absolute;margin-left:112.75pt;margin-top:5pt;width:183.5pt;height:18.75pt;z-index:252161024;visibility:visible;mso-wrap-style:square;mso-width-percent:0;mso-height-percent:0;mso-wrap-distance-left:9pt;mso-wrap-distance-top:0;mso-wrap-distance-right:9pt;mso-wrap-distance-bottom:0;mso-position-horizontal:absolute;mso-position-horizontal-relative:margin;mso-position-vertical:absolute;mso-position-vertical-relative:text;mso-width-percent:0;mso-height-percent:0;mso-width-relative:margin;mso-height-relative:margin;v-text-anchor:top" o:gfxdata="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" filled="f" stroked="f">
                 <v:textbox inset="0,0,0,0">
                   <w:txbxContent>
                     <w:p>
@@ -16160,7 +17096,7 @@
           </mc:Choice>
           <mc:Fallback>
             <w:pict>
-              <v:rect w14:anchorId="7787CD83" id="_x0000_s1088" style="position:absolute;margin-left:-30.45pt;margin-top:7.95pt;width:126pt;height:10.5pt;z-index:252164096;visibility:visible;mso-wrap-style:square;mso-width-percent:0;mso-height-percent:0;mso-wrap-distance-left:9pt;mso-wrap-distance-top:0;mso-wrap-distance-right:9pt;mso-wrap-distance-bottom:0;mso-position-horizontal:absolute;mso-position-horizontal-relative:margin;mso-position-vertical:absolute;mso-position-vertical-relative:text;mso-width-percent:0;mso-height-percent:0;mso-width-relative:margin;mso-height-relative:margin;v-text-anchor:top" o:gfxdata="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" filled="f" stroked="f">
+              <v:rect w14:anchorId="7787CD83" id="_x0000_s1092" style="position:absolute;margin-left:-30.45pt;margin-top:7.95pt;width:126pt;height:10.5pt;z-index:252164096;visibility:visible;mso-wrap-style:square;mso-width-percent:0;mso-height-percent:0;mso-wrap-distance-left:9pt;mso-wrap-distance-top:0;mso-wrap-distance-right:9pt;mso-wrap-distance-bottom:0;mso-position-horizontal:absolute;mso-position-horizontal-relative:margin;mso-position-vertical:absolute;mso-position-vertical-relative:text;mso-width-percent:0;mso-height-percent:0;mso-width-relative:margin;mso-height-relative:margin;v-text-anchor:top" o:gfxdata="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" filled="f" stroked="f">
                 <v:textbox inset="0,0,0,0">
                   <w:txbxContent>
                     <w:p>
@@ -16212,7 +17148,7 @@
         <mc:AlternateContent>
           <mc:Choice Requires="wps">
             <w:drawing>
-              <wp:anchor distT="0" distB="0" distL="114300" distR="114300" simplePos="0" relativeHeight="252165120" behindDoc="0" locked="0" layoutInCell="1" allowOverlap="1" wp14:anchorId="4DB929D3" wp14:editId="54523861">
+              <wp:anchor distT="0" distB="0" distL="114300" distR="114300" simplePos="0" relativeHeight="252165120" behindDoc="0" locked="0" layoutInCell="1" allowOverlap="1" wp14:anchorId="4DB929D3" wp14:editId="26859FB8">
                 <wp:simplePos x="0" y="0"/>
                 <wp:positionH relativeFrom="margin">
                   <wp:posOffset>1447165</wp:posOffset>
@@ -16323,7 +17259,7 @@
           </mc:Choice>
           <mc:Fallback>
             <w:pict>
-              <v:rect w14:anchorId="4DB929D3" id="_x0000_s1089" style="position:absolute;margin-left:113.95pt;margin-top:17.1pt;width:183.5pt;height:17.25pt;z-index:252165120;visibility:visible;mso-wrap-style:square;mso-width-percent:0;mso-height-percent:0;mso-wrap-distance-left:9pt;mso-wrap-distance-top:0;mso-wrap-distance-right:9pt;mso-wrap-distance-bottom:0;mso-position-horizontal:absolute;mso-position-horizontal-relative:margin;mso-position-vertical:absolute;mso-position-vertical-relative:text;mso-width-percent:0;mso-height-percent:0;mso-width-relative:margin;mso-height-relative:margin;v-text-anchor:top" o:gfxdata="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" filled="f" stroked="f">
+              <v:rect w14:anchorId="4DB929D3" id="_x0000_s1093" style="position:absolute;margin-left:113.95pt;margin-top:17.1pt;width:183.5pt;height:17.25pt;z-index:252165120;visibility:visible;mso-wrap-style:square;mso-width-percent:0;mso-height-percent:0;mso-wrap-distance-left:9pt;mso-wrap-distance-top:0;mso-wrap-distance-right:9pt;mso-wrap-distance-bottom:0;mso-position-horizontal:absolute;mso-position-horizontal-relative:margin;mso-position-vertical:absolute;mso-position-vertical-relative:text;mso-width-percent:0;mso-height-percent:0;mso-width-relative:margin;mso-height-relative:margin;v-text-anchor:top" o:gfxdata="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" filled="f" stroked="f">
                 <v:textbox inset="0,0,0,0">
                   <w:txbxContent>
                     <w:p>
@@ -16494,7 +17430,7 @@
           </mc:Choice>
           <mc:Fallback>
             <w:pict>
-              <v:rect w14:anchorId="63DD2471" id="_x0000_s1090" style="position:absolute;margin-left:110.2pt;margin-top:1pt;width:388.05pt;height:17.25pt;z-index:252166144;visibility:visible;mso-wrap-style:square;mso-width-percent:0;mso-height-percent:0;mso-wrap-distance-left:9pt;mso-wrap-distance-top:0;mso-wrap-distance-right:9pt;mso-wrap-distance-bottom:0;mso-position-horizontal:absolute;mso-position-horizontal-relative:text;mso-position-vertical:absolute;mso-position-vertical-relative:text;mso-width-percent:0;mso-height-percent:0;mso-width-relative:margin;mso-height-relative:margin;v-text-anchor:middle" o:gfxdata="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" filled="f" stroked="f">
+              <v:rect w14:anchorId="63DD2471" id="_x0000_s1094" style="position:absolute;margin-left:110.2pt;margin-top:1pt;width:388.05pt;height:17.25pt;z-index:252166144;visibility:visible;mso-wrap-style:square;mso-width-percent:0;mso-height-percent:0;mso-wrap-distance-left:9pt;mso-wrap-distance-top:0;mso-wrap-distance-right:9pt;mso-wrap-distance-bottom:0;mso-position-horizontal:absolute;mso-position-horizontal-relative:text;mso-position-vertical:absolute;mso-position-vertical-relative:text;mso-width-percent:0;mso-height-percent:0;mso-width-relative:margin;mso-height-relative:margin;v-text-anchor:middle" o:gfxdata="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" filled="f" stroked="f">
                 <v:textbox inset="0,0,0,0">
                   <w:txbxContent>
                     <w:p>
@@ -16684,7 +17620,7 @@
           </mc:Choice>
           <mc:Fallback>
             <w:pict>
-              <v:rect w14:anchorId="66B485D0" id="_x0000_s1091" style="position:absolute;margin-left:-32.7pt;margin-top:17.6pt;width:87.75pt;height:11.25pt;z-index:252167168;visibility:visible;mso-wrap-style:square;mso-width-percent:0;mso-height-percent:0;mso-wrap-distance-left:9pt;mso-wrap-distance-top:0;mso-wrap-distance-right:9pt;mso-wrap-distance-bottom:0;mso-position-horizontal:absolute;mso-position-horizontal-relative:margin;mso-position-vertical:absolute;mso-position-vertical-relative:text;mso-width-percent:0;mso-height-percent:0;mso-width-relative:margin;mso-height-relative:margin;v-text-anchor:top" o:gfxdata="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" filled="f" stroked="f">
+              <v:rect w14:anchorId="66B485D0" id="_x0000_s1095" style="position:absolute;margin-left:-32.7pt;margin-top:17.6pt;width:87.75pt;height:11.25pt;z-index:252167168;visibility:visible;mso-wrap-style:square;mso-width-percent:0;mso-height-percent:0;mso-wrap-distance-left:9pt;mso-wrap-distance-top:0;mso-wrap-distance-right:9pt;mso-wrap-distance-bottom:0;mso-position-horizontal:absolute;mso-position-horizontal-relative:margin;mso-position-vertical:absolute;mso-position-vertical-relative:text;mso-width-percent:0;mso-height-percent:0;mso-width-relative:margin;mso-height-relative:margin;v-text-anchor:top" o:gfxdata="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" filled="f" stroked="f">
                 <v:textbox inset="0,0,0,0">
                   <w:txbxContent>
                     <w:p>
@@ -16750,8 +17686,814 @@
         </mc:AlternateContent>
       </w:r>
     </w:p>
-    <w:p/>
     <w:p>
+      <w:r>
+        <w:rPr>
+          <w:noProof/>
+          <w:lang w:val="es-ES_tradnl" w:eastAsia="es-ES_tradnl"/>
+        </w:rPr>
+        <mc:AlternateContent>
+          <mc:Choice Requires="wps">
+            <w:drawing>
+              <wp:anchor distT="0" distB="0" distL="114300" distR="114300" simplePos="0" relativeHeight="252183552" behindDoc="0" locked="0" layoutInCell="1" allowOverlap="1" wp14:anchorId="715BAC7B" wp14:editId="4BF61471">
+                <wp:simplePos x="0" y="0"/>
+                <wp:positionH relativeFrom="column">
+                  <wp:posOffset>1368425</wp:posOffset>
+                </wp:positionH>
+                <wp:positionV relativeFrom="paragraph">
+                  <wp:posOffset>178435</wp:posOffset>
+                </wp:positionV>
+                <wp:extent cx="4928235" cy="219075"/>
+                <wp:effectExtent l="0" t="0" r="5715" b="9525"/>
+                <wp:wrapNone/>
+                <wp:docPr id="55" name="Rectangle 21"/>
+                <wp:cNvGraphicFramePr>
+                  <a:graphicFrameLocks xmlns:a="http://schemas.openxmlformats.org/drawingml/2006/main"/>
+                </wp:cNvGraphicFramePr>
+                <a:graphic xmlns:a="http://schemas.openxmlformats.org/drawingml/2006/main">
+                  <a:graphicData uri="http://schemas.microsoft.com/office/word/2010/wordprocessingShape">
+                    <wps:wsp>
+                      <wps:cNvSpPr>
+                        <a:spLocks noChangeArrowheads="1"/>
+                      </wps:cNvSpPr>
+                      <wps:spPr bwMode="auto">
+                        <a:xfrm>
+                          <a:off x="0" y="0"/>
+                          <a:ext cx="4928235" cy="219075"/>
+                        </a:xfrm>
+                        <a:prstGeom prst="rect">
+                          <a:avLst/>
+                        </a:prstGeom>
+                        <a:noFill/>
+                        <a:ln>
+                          <a:noFill/>
+                        </a:ln>
+                        <a:extLst>
+                          <a:ext uri="{909E8E84-426E-40DD-AFC4-6F175D3DCCD1}">
+                            <a14:hiddenFill xmlns:a14="http://schemas.microsoft.com/office/drawing/2010/main">
+                              <a:solidFill>
+                                <a:srgbClr val="FFFFFF"/>
+                              </a:solidFill>
+                            </a14:hiddenFill>
+                          </a:ext>
+                          <a:ext uri="{91240B29-F687-4F45-9708-019B960494DF}">
+                            <a14:hiddenLine xmlns:a14="http://schemas.microsoft.com/office/drawing/2010/main" w="9525">
+                              <a:solidFill>
+                                <a:srgbClr val="000000"/>
+                              </a:solidFill>
+                              <a:miter lim="800000"/>
+                              <a:headEnd/>
+                              <a:tailEnd/>
+                            </a14:hiddenLine>
+                          </a:ext>
+                        </a:extLst>
+                      </wps:spPr>
+                      <wps:txbx>
+                        <w:txbxContent>
+                          <w:p>
+                            <w:pPr>
+                              <w:pStyle w:val="NormalWeb"/>
+                              <w:kinsoku w:val="0"/>
+                              <w:overflowPunct w:val="0"/>
+                              <w:spacing w:before="0" w:beforeAutospacing="0" w:after="0" w:afterAutospacing="0"/>
+                              <w:textAlignment w:val="baseline"/>
+                              <w:rPr>
+                                <w:rFonts w:asciiTheme="minorHAnsi" w:hAnsiTheme="minorHAnsi" w:cstheme="minorHAnsi"/>
+                                <w:b/>
+                                <w:color w:val="000000" w:themeColor="text1"/>
+                              </w:rPr>
+                            </w:pPr>
+                            <w:r>
+                              <w:rPr>
+                                <w:rFonts w:asciiTheme="minorHAnsi" w:hAnsiTheme="minorHAnsi" w:cstheme="minorHAnsi"/>
+                                <w:b/>
+                                <w:color w:val="000000" w:themeColor="text1"/>
+                                <w:kern w:val="24"/>
+                              </w:rPr>
+                              <w:t>Bachelor</w:t>
+                            </w:r>
+                            <w:r>
+                              <w:rPr>
+                                <w:rFonts w:asciiTheme="minorHAnsi" w:hAnsiTheme="minorHAnsi" w:cstheme="minorHAnsi"/>
+                                <w:b/>
+                                <w:color w:val="000000" w:themeColor="text1"/>
+                                <w:kern w:val="24"/>
+                              </w:rPr>
+                              <w:t xml:space="preserve"> Degree in </w:t>
+                            </w:r>
+                            <w:r>
+                              <w:rPr>
+                                <w:rFonts w:asciiTheme="minorHAnsi" w:hAnsiTheme="minorHAnsi" w:cstheme="minorHAnsi"/>
+                                <w:b/>
+                                <w:color w:val="000000" w:themeColor="text1"/>
+                                <w:kern w:val="24"/>
+                              </w:rPr>
+                              <w:t>Mathematics</w:t>
+                            </w:r>
+                          </w:p>
+                        </w:txbxContent>
+                      </wps:txbx>
+                      <wps:bodyPr vert="horz" wrap="square" lIns="0" tIns="0" rIns="0" bIns="0" numCol="1" anchor="ctr" anchorCtr="0" compatLnSpc="1">
+                        <a:prstTxWarp prst="textNoShape">
+                          <a:avLst/>
+                        </a:prstTxWarp>
+                        <a:noAutofit/>
+                      </wps:bodyPr>
+                    </wps:wsp>
+                  </a:graphicData>
+                </a:graphic>
+                <wp14:sizeRelH relativeFrom="margin">
+                  <wp14:pctWidth>0</wp14:pctWidth>
+                </wp14:sizeRelH>
+                <wp14:sizeRelV relativeFrom="margin">
+                  <wp14:pctHeight>0</wp14:pctHeight>
+                </wp14:sizeRelV>
+              </wp:anchor>
+            </w:drawing>
+          </mc:Choice>
+          <mc:Fallback>
+            <w:pict>
+              <v:rect w14:anchorId="715BAC7B" id="_x0000_s1096" style="position:absolute;margin-left:107.75pt;margin-top:14.05pt;width:388.05pt;height:17.25pt;z-index:252183552;visibility:visible;mso-wrap-style:square;mso-width-percent:0;mso-height-percent:0;mso-wrap-distance-left:9pt;mso-wrap-distance-top:0;mso-wrap-distance-right:9pt;mso-wrap-distance-bottom:0;mso-position-horizontal:absolute;mso-position-horizontal-relative:text;mso-position-vertical:absolute;mso-position-vertical-relative:text;mso-width-percent:0;mso-height-percent:0;mso-width-relative:margin;mso-height-relative:margin;v-text-anchor:middle" o:gfxdata="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" filled="f" stroked="f">
+                <v:textbox inset="0,0,0,0">
+                  <w:txbxContent>
+                    <w:p>
+                      <w:pPr>
+                        <w:pStyle w:val="NormalWeb"/>
+                        <w:kinsoku w:val="0"/>
+                        <w:overflowPunct w:val="0"/>
+                        <w:spacing w:before="0" w:beforeAutospacing="0" w:after="0" w:afterAutospacing="0"/>
+                        <w:textAlignment w:val="baseline"/>
+                        <w:rPr>
+                          <w:rFonts w:asciiTheme="minorHAnsi" w:hAnsiTheme="minorHAnsi" w:cstheme="minorHAnsi"/>
+                          <w:b/>
+                          <w:color w:val="000000" w:themeColor="text1"/>
+                        </w:rPr>
+                      </w:pPr>
+                      <w:r>
+                        <w:rPr>
+                          <w:rFonts w:asciiTheme="minorHAnsi" w:hAnsiTheme="minorHAnsi" w:cstheme="minorHAnsi"/>
+                          <w:b/>
+                          <w:color w:val="000000" w:themeColor="text1"/>
+                          <w:kern w:val="24"/>
+                        </w:rPr>
+                        <w:t>Bachelor</w:t>
+                      </w:r>
+                      <w:r>
+                        <w:rPr>
+                          <w:rFonts w:asciiTheme="minorHAnsi" w:hAnsiTheme="minorHAnsi" w:cstheme="minorHAnsi"/>
+                          <w:b/>
+                          <w:color w:val="000000" w:themeColor="text1"/>
+                          <w:kern w:val="24"/>
+                        </w:rPr>
+                        <w:t xml:space="preserve"> Degree in </w:t>
+                      </w:r>
+                      <w:r>
+                        <w:rPr>
+                          <w:rFonts w:asciiTheme="minorHAnsi" w:hAnsiTheme="minorHAnsi" w:cstheme="minorHAnsi"/>
+                          <w:b/>
+                          <w:color w:val="000000" w:themeColor="text1"/>
+                          <w:kern w:val="24"/>
+                        </w:rPr>
+                        <w:t>Mathematics</w:t>
+                      </w:r>
+                    </w:p>
+                  </w:txbxContent>
+                </v:textbox>
+              </v:rect>
+            </w:pict>
+          </mc:Fallback>
+        </mc:AlternateContent>
+      </w:r>
+      <w:r>
+        <w:rPr>
+          <w:noProof/>
+          <w:lang w:val="es-ES_tradnl" w:eastAsia="es-ES_tradnl"/>
+        </w:rPr>
+        <mc:AlternateContent>
+          <mc:Choice Requires="wps">
+            <w:drawing>
+              <wp:anchor distT="0" distB="0" distL="114300" distR="114300" simplePos="0" relativeHeight="252179456" behindDoc="0" locked="0" layoutInCell="1" allowOverlap="1" wp14:anchorId="71878388" wp14:editId="103728D5">
+                <wp:simplePos x="0" y="0"/>
+                <wp:positionH relativeFrom="margin">
+                  <wp:posOffset>-403860</wp:posOffset>
+                </wp:positionH>
+                <wp:positionV relativeFrom="paragraph">
+                  <wp:posOffset>193675</wp:posOffset>
+                </wp:positionV>
+                <wp:extent cx="1390650" cy="167640"/>
+                <wp:effectExtent l="0" t="0" r="0" b="3810"/>
+                <wp:wrapNone/>
+                <wp:docPr id="18" name="Rectangle 11"/>
+                <wp:cNvGraphicFramePr>
+                  <a:graphicFrameLocks xmlns:a="http://schemas.openxmlformats.org/drawingml/2006/main"/>
+                </wp:cNvGraphicFramePr>
+                <a:graphic xmlns:a="http://schemas.openxmlformats.org/drawingml/2006/main">
+                  <a:graphicData uri="http://schemas.microsoft.com/office/word/2010/wordprocessingShape">
+                    <wps:wsp>
+                      <wps:cNvSpPr>
+                        <a:spLocks noChangeArrowheads="1"/>
+                      </wps:cNvSpPr>
+                      <wps:spPr bwMode="auto">
+                        <a:xfrm>
+                          <a:off x="0" y="0"/>
+                          <a:ext cx="1390650" cy="167640"/>
+                        </a:xfrm>
+                        <a:prstGeom prst="rect">
+                          <a:avLst/>
+                        </a:prstGeom>
+                        <a:noFill/>
+                        <a:ln>
+                          <a:noFill/>
+                        </a:ln>
+                        <a:extLst>
+                          <a:ext uri="{909E8E84-426E-40DD-AFC4-6F175D3DCCD1}">
+                            <a14:hiddenFill xmlns:a14="http://schemas.microsoft.com/office/drawing/2010/main">
+                              <a:solidFill>
+                                <a:srgbClr val="FFFFFF"/>
+                              </a:solidFill>
+                            </a14:hiddenFill>
+                          </a:ext>
+                          <a:ext uri="{91240B29-F687-4F45-9708-019B960494DF}">
+                            <a14:hiddenLine xmlns:a14="http://schemas.microsoft.com/office/drawing/2010/main" w="9525">
+                              <a:solidFill>
+                                <a:srgbClr val="000000"/>
+                              </a:solidFill>
+                              <a:miter lim="800000"/>
+                              <a:headEnd/>
+                              <a:tailEnd/>
+                            </a14:hiddenLine>
+                          </a:ext>
+                        </a:extLst>
+                      </wps:spPr>
+                      <wps:txbx>
+                        <w:txbxContent>
+                          <w:p>
+                            <w:pPr>
+                              <w:rPr>
+                                <w:rFonts w:cstheme="minorHAnsi"/>
+                                <w:szCs w:val="20"/>
+                              </w:rPr>
+                            </w:pPr>
+                            <w:r>
+                              <w:rPr>
+                                <w:rFonts w:cstheme="minorHAnsi"/>
+                                <w:szCs w:val="20"/>
+                              </w:rPr>
+                              <w:t>Sep</w:t>
+                            </w:r>
+                            <w:r>
+                              <w:rPr>
+                                <w:rFonts w:cstheme="minorHAnsi"/>
+                                <w:szCs w:val="20"/>
+                              </w:rPr>
+                              <w:t xml:space="preserve">. </w:t>
+                            </w:r>
+                            <w:r>
+                              <w:rPr>
+                                <w:rFonts w:cstheme="minorHAnsi"/>
+                                <w:szCs w:val="20"/>
+                              </w:rPr>
+                              <w:t>20</w:t>
+                            </w:r>
+                            <w:r>
+                              <w:rPr>
+                                <w:rFonts w:cstheme="minorHAnsi"/>
+                                <w:szCs w:val="20"/>
+                              </w:rPr>
+                              <w:t>1</w:t>
+                            </w:r>
+                            <w:r>
+                              <w:rPr>
+                                <w:rFonts w:cstheme="minorHAnsi"/>
+                                <w:szCs w:val="20"/>
+                              </w:rPr>
+                              <w:t>3</w:t>
+                            </w:r>
+                            <w:r>
+                              <w:rPr>
+                                <w:rFonts w:cstheme="minorHAnsi"/>
+                                <w:szCs w:val="20"/>
+                              </w:rPr>
+                              <w:t xml:space="preserve"> </w:t>
+                            </w:r>
+                            <w:r>
+                              <w:rPr>
+                                <w:rFonts w:cstheme="minorHAnsi"/>
+                                <w:szCs w:val="20"/>
+                              </w:rPr>
+                              <w:t>–</w:t>
+                            </w:r>
+                            <w:r>
+                              <w:rPr>
+                                <w:rFonts w:cstheme="minorHAnsi"/>
+                                <w:szCs w:val="20"/>
+                              </w:rPr>
+                              <w:t xml:space="preserve"> </w:t>
+                            </w:r>
+                            <w:proofErr w:type="spellStart"/>
+                            <w:r>
+                              <w:rPr>
+                                <w:rFonts w:cstheme="minorHAnsi"/>
+                                <w:szCs w:val="20"/>
+                              </w:rPr>
+                              <w:t>Jul</w:t>
+                            </w:r>
+                            <w:proofErr w:type="spellEnd"/>
+                            <w:r>
+                              <w:rPr>
+                                <w:rFonts w:cstheme="minorHAnsi"/>
+                                <w:szCs w:val="20"/>
+                              </w:rPr>
+                              <w:t xml:space="preserve">. </w:t>
+                            </w:r>
+                            <w:r>
+                              <w:rPr>
+                                <w:rFonts w:cstheme="minorHAnsi"/>
+                                <w:szCs w:val="20"/>
+                              </w:rPr>
+                              <w:t>20</w:t>
+                            </w:r>
+                            <w:r>
+                              <w:rPr>
+                                <w:rFonts w:cstheme="minorHAnsi"/>
+                                <w:szCs w:val="20"/>
+                              </w:rPr>
+                              <w:t>16</w:t>
+                            </w:r>
+                          </w:p>
+                        </w:txbxContent>
+                      </wps:txbx>
+                      <wps:bodyPr vert="horz" wrap="square" lIns="0" tIns="0" rIns="0" bIns="0" numCol="1" anchor="t" anchorCtr="0" compatLnSpc="1">
+                        <a:prstTxWarp prst="textNoShape">
+                          <a:avLst/>
+                        </a:prstTxWarp>
+                        <a:noAutofit/>
+                      </wps:bodyPr>
+                    </wps:wsp>
+                  </a:graphicData>
+                </a:graphic>
+                <wp14:sizeRelH relativeFrom="margin">
+                  <wp14:pctWidth>0</wp14:pctWidth>
+                </wp14:sizeRelH>
+                <wp14:sizeRelV relativeFrom="margin">
+                  <wp14:pctHeight>0</wp14:pctHeight>
+                </wp14:sizeRelV>
+              </wp:anchor>
+            </w:drawing>
+          </mc:Choice>
+          <mc:Fallback>
+            <w:pict>
+              <v:rect w14:anchorId="71878388" id="_x0000_s1097" style="position:absolute;margin-left:-31.8pt;margin-top:15.25pt;width:109.5pt;height:13.2pt;z-index:252179456;visibility:visible;mso-wrap-style:square;mso-width-percent:0;mso-height-percent:0;mso-wrap-distance-left:9pt;mso-wrap-distance-top:0;mso-wrap-distance-right:9pt;mso-wrap-distance-bottom:0;mso-position-horizontal:absolute;mso-position-horizontal-relative:margin;mso-position-vertical:absolute;mso-position-vertical-relative:text;mso-width-percent:0;mso-height-percent:0;mso-width-relative:margin;mso-height-relative:margin;v-text-anchor:top" o:gfxdata="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" filled="f" stroked="f">
+                <v:textbox inset="0,0,0,0">
+                  <w:txbxContent>
+                    <w:p>
+                      <w:pPr>
+                        <w:rPr>
+                          <w:rFonts w:cstheme="minorHAnsi"/>
+                          <w:szCs w:val="20"/>
+                        </w:rPr>
+                      </w:pPr>
+                      <w:r>
+                        <w:rPr>
+                          <w:rFonts w:cstheme="minorHAnsi"/>
+                          <w:szCs w:val="20"/>
+                        </w:rPr>
+                        <w:t>Sep</w:t>
+                      </w:r>
+                      <w:r>
+                        <w:rPr>
+                          <w:rFonts w:cstheme="minorHAnsi"/>
+                          <w:szCs w:val="20"/>
+                        </w:rPr>
+                        <w:t xml:space="preserve">. </w:t>
+                      </w:r>
+                      <w:r>
+                        <w:rPr>
+                          <w:rFonts w:cstheme="minorHAnsi"/>
+                          <w:szCs w:val="20"/>
+                        </w:rPr>
+                        <w:t>20</w:t>
+                      </w:r>
+                      <w:r>
+                        <w:rPr>
+                          <w:rFonts w:cstheme="minorHAnsi"/>
+                          <w:szCs w:val="20"/>
+                        </w:rPr>
+                        <w:t>1</w:t>
+                      </w:r>
+                      <w:r>
+                        <w:rPr>
+                          <w:rFonts w:cstheme="minorHAnsi"/>
+                          <w:szCs w:val="20"/>
+                        </w:rPr>
+                        <w:t>3</w:t>
+                      </w:r>
+                      <w:r>
+                        <w:rPr>
+                          <w:rFonts w:cstheme="minorHAnsi"/>
+                          <w:szCs w:val="20"/>
+                        </w:rPr>
+                        <w:t xml:space="preserve"> </w:t>
+                      </w:r>
+                      <w:r>
+                        <w:rPr>
+                          <w:rFonts w:cstheme="minorHAnsi"/>
+                          <w:szCs w:val="20"/>
+                        </w:rPr>
+                        <w:t>–</w:t>
+                      </w:r>
+                      <w:r>
+                        <w:rPr>
+                          <w:rFonts w:cstheme="minorHAnsi"/>
+                          <w:szCs w:val="20"/>
+                        </w:rPr>
+                        <w:t xml:space="preserve"> </w:t>
+                      </w:r>
+                      <w:proofErr w:type="spellStart"/>
+                      <w:r>
+                        <w:rPr>
+                          <w:rFonts w:cstheme="minorHAnsi"/>
+                          <w:szCs w:val="20"/>
+                        </w:rPr>
+                        <w:t>Jul</w:t>
+                      </w:r>
+                      <w:proofErr w:type="spellEnd"/>
+                      <w:r>
+                        <w:rPr>
+                          <w:rFonts w:cstheme="minorHAnsi"/>
+                          <w:szCs w:val="20"/>
+                        </w:rPr>
+                        <w:t xml:space="preserve">. </w:t>
+                      </w:r>
+                      <w:r>
+                        <w:rPr>
+                          <w:rFonts w:cstheme="minorHAnsi"/>
+                          <w:szCs w:val="20"/>
+                        </w:rPr>
+                        <w:t>20</w:t>
+                      </w:r>
+                      <w:r>
+                        <w:rPr>
+                          <w:rFonts w:cstheme="minorHAnsi"/>
+                          <w:szCs w:val="20"/>
+                        </w:rPr>
+                        <w:t>16</w:t>
+                      </w:r>
+                    </w:p>
+                  </w:txbxContent>
+                </v:textbox>
+                <w10:wrap anchorx="margin"/>
+              </v:rect>
+            </w:pict>
+          </mc:Fallback>
+        </mc:AlternateContent>
+      </w:r>
+    </w:p>
+    <w:p>
+      <w:r>
+        <w:rPr>
+          <w:noProof/>
+          <w:lang w:val="es-ES_tradnl" w:eastAsia="es-ES_tradnl"/>
+        </w:rPr>
+        <mc:AlternateContent>
+          <mc:Choice Requires="wps">
+            <w:drawing>
+              <wp:anchor distT="0" distB="0" distL="114300" distR="114300" simplePos="0" relativeHeight="252185600" behindDoc="0" locked="0" layoutInCell="1" allowOverlap="1" wp14:anchorId="142F4B95" wp14:editId="332FCD04">
+                <wp:simplePos x="0" y="0"/>
+                <wp:positionH relativeFrom="margin">
+                  <wp:posOffset>1402080</wp:posOffset>
+                </wp:positionH>
+                <wp:positionV relativeFrom="paragraph">
+                  <wp:posOffset>100965</wp:posOffset>
+                </wp:positionV>
+                <wp:extent cx="2330450" cy="219075"/>
+                <wp:effectExtent l="0" t="0" r="12700" b="9525"/>
+                <wp:wrapNone/>
+                <wp:docPr id="59" name="Rectangle 11"/>
+                <wp:cNvGraphicFramePr>
+                  <a:graphicFrameLocks xmlns:a="http://schemas.openxmlformats.org/drawingml/2006/main"/>
+                </wp:cNvGraphicFramePr>
+                <a:graphic xmlns:a="http://schemas.openxmlformats.org/drawingml/2006/main">
+                  <a:graphicData uri="http://schemas.microsoft.com/office/word/2010/wordprocessingShape">
+                    <wps:wsp>
+                      <wps:cNvSpPr>
+                        <a:spLocks noChangeArrowheads="1"/>
+                      </wps:cNvSpPr>
+                      <wps:spPr bwMode="auto">
+                        <a:xfrm>
+                          <a:off x="0" y="0"/>
+                          <a:ext cx="2330450" cy="219075"/>
+                        </a:xfrm>
+                        <a:prstGeom prst="rect">
+                          <a:avLst/>
+                        </a:prstGeom>
+                        <a:noFill/>
+                        <a:ln>
+                          <a:noFill/>
+                        </a:ln>
+                        <a:extLst>
+                          <a:ext uri="{909E8E84-426E-40DD-AFC4-6F175D3DCCD1}">
+                            <a14:hiddenFill xmlns:a14="http://schemas.microsoft.com/office/drawing/2010/main">
+                              <a:solidFill>
+                                <a:srgbClr val="FFFFFF"/>
+                              </a:solidFill>
+                            </a14:hiddenFill>
+                          </a:ext>
+                          <a:ext uri="{91240B29-F687-4F45-9708-019B960494DF}">
+                            <a14:hiddenLine xmlns:a14="http://schemas.microsoft.com/office/drawing/2010/main" w="9525">
+                              <a:solidFill>
+                                <a:srgbClr val="000000"/>
+                              </a:solidFill>
+                              <a:miter lim="800000"/>
+                              <a:headEnd/>
+                              <a:tailEnd/>
+                            </a14:hiddenLine>
+                          </a:ext>
+                        </a:extLst>
+                      </wps:spPr>
+                      <wps:txbx>
+                        <w:txbxContent>
+                          <w:p>
+                            <w:pPr>
+                              <w:rPr>
+                                <w:rFonts w:cstheme="minorHAnsi"/>
+                                <w:i/>
+                                <w:color w:val="000000" w:themeColor="text1"/>
+                                <w:sz w:val="24"/>
+                                <w:szCs w:val="24"/>
+                                <w:lang w:val="en-GB"/>
+                              </w:rPr>
+                            </w:pPr>
+                            <w:r>
+                              <w:rPr>
+                                <w:rFonts w:cstheme="minorHAnsi"/>
+                                <w:i/>
+                                <w:color w:val="000000" w:themeColor="text1"/>
+                                <w:sz w:val="24"/>
+                                <w:szCs w:val="24"/>
+                                <w:lang w:val="en-GB"/>
+                              </w:rPr>
+                              <w:t xml:space="preserve">University of </w:t>
+                            </w:r>
+                            <w:proofErr w:type="spellStart"/>
+                            <w:r>
+                              <w:rPr>
+                                <w:rFonts w:cstheme="minorHAnsi"/>
+                                <w:i/>
+                                <w:color w:val="000000" w:themeColor="text1"/>
+                                <w:sz w:val="24"/>
+                                <w:szCs w:val="24"/>
+                                <w:lang w:val="en-GB"/>
+                              </w:rPr>
+                              <w:t>Dschang</w:t>
+                            </w:r>
+                            <w:proofErr w:type="spellEnd"/>
+                          </w:p>
+                        </w:txbxContent>
+                      </wps:txbx>
+                      <wps:bodyPr vert="horz" wrap="square" lIns="0" tIns="0" rIns="0" bIns="0" numCol="1" anchor="t" anchorCtr="0" compatLnSpc="1">
+                        <a:prstTxWarp prst="textNoShape">
+                          <a:avLst/>
+                        </a:prstTxWarp>
+                        <a:noAutofit/>
+                      </wps:bodyPr>
+                    </wps:wsp>
+                  </a:graphicData>
+                </a:graphic>
+                <wp14:sizeRelH relativeFrom="margin">
+                  <wp14:pctWidth>0</wp14:pctWidth>
+                </wp14:sizeRelH>
+                <wp14:sizeRelV relativeFrom="margin">
+                  <wp14:pctHeight>0</wp14:pctHeight>
+                </wp14:sizeRelV>
+              </wp:anchor>
+            </w:drawing>
+          </mc:Choice>
+          <mc:Fallback>
+            <w:pict>
+              <v:rect w14:anchorId="142F4B95" id="_x0000_s1098" style="position:absolute;margin-left:110.4pt;margin-top:7.95pt;width:183.5pt;height:17.25pt;z-index:252185600;visibility:visible;mso-wrap-style:square;mso-width-percent:0;mso-height-percent:0;mso-wrap-distance-left:9pt;mso-wrap-distance-top:0;mso-wrap-distance-right:9pt;mso-wrap-distance-bottom:0;mso-position-horizontal:absolute;mso-position-horizontal-relative:margin;mso-position-vertical:absolute;mso-position-vertical-relative:text;mso-width-percent:0;mso-height-percent:0;mso-width-relative:margin;mso-height-relative:margin;v-text-anchor:top" o:gfxdata="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" filled="f" stroked="f">
+                <v:textbox inset="0,0,0,0">
+                  <w:txbxContent>
+                    <w:p>
+                      <w:pPr>
+                        <w:rPr>
+                          <w:rFonts w:cstheme="minorHAnsi"/>
+                          <w:i/>
+                          <w:color w:val="000000" w:themeColor="text1"/>
+                          <w:sz w:val="24"/>
+                          <w:szCs w:val="24"/>
+                          <w:lang w:val="en-GB"/>
+                        </w:rPr>
+                      </w:pPr>
+                      <w:r>
+                        <w:rPr>
+                          <w:rFonts w:cstheme="minorHAnsi"/>
+                          <w:i/>
+                          <w:color w:val="000000" w:themeColor="text1"/>
+                          <w:sz w:val="24"/>
+                          <w:szCs w:val="24"/>
+                          <w:lang w:val="en-GB"/>
+                        </w:rPr>
+                        <w:t xml:space="preserve">University of </w:t>
+                      </w:r>
+                      <w:proofErr w:type="spellStart"/>
+                      <w:r>
+                        <w:rPr>
+                          <w:rFonts w:cstheme="minorHAnsi"/>
+                          <w:i/>
+                          <w:color w:val="000000" w:themeColor="text1"/>
+                          <w:sz w:val="24"/>
+                          <w:szCs w:val="24"/>
+                          <w:lang w:val="en-GB"/>
+                        </w:rPr>
+                        <w:t>Dschang</w:t>
+                      </w:r>
+                      <w:proofErr w:type="spellEnd"/>
+                    </w:p>
+                  </w:txbxContent>
+                </v:textbox>
+                <w10:wrap anchorx="margin"/>
+              </v:rect>
+            </w:pict>
+          </mc:Fallback>
+        </mc:AlternateContent>
+      </w:r>
+      <w:r>
+        <w:rPr>
+          <w:noProof/>
+          <w:lang w:val="es-ES_tradnl" w:eastAsia="es-ES_tradnl"/>
+        </w:rPr>
+        <mc:AlternateContent>
+          <mc:Choice Requires="wps">
+            <w:drawing>
+              <wp:anchor distT="0" distB="0" distL="114300" distR="114300" simplePos="0" relativeHeight="252181504" behindDoc="0" locked="0" layoutInCell="1" allowOverlap="1" wp14:anchorId="08F3E2C3" wp14:editId="642BC36B">
+                <wp:simplePos x="0" y="0"/>
+                <wp:positionH relativeFrom="margin">
+                  <wp:posOffset>-388620</wp:posOffset>
+                </wp:positionH>
+                <wp:positionV relativeFrom="paragraph">
+                  <wp:posOffset>91440</wp:posOffset>
+                </wp:positionV>
+                <wp:extent cx="1114425" cy="142875"/>
+                <wp:effectExtent l="0" t="0" r="9525" b="9525"/>
+                <wp:wrapNone/>
+                <wp:docPr id="50" name="Rectangle 11"/>
+                <wp:cNvGraphicFramePr>
+                  <a:graphicFrameLocks xmlns:a="http://schemas.openxmlformats.org/drawingml/2006/main"/>
+                </wp:cNvGraphicFramePr>
+                <a:graphic xmlns:a="http://schemas.openxmlformats.org/drawingml/2006/main">
+                  <a:graphicData uri="http://schemas.microsoft.com/office/word/2010/wordprocessingShape">
+                    <wps:wsp>
+                      <wps:cNvSpPr>
+                        <a:spLocks noChangeArrowheads="1"/>
+                      </wps:cNvSpPr>
+                      <wps:spPr bwMode="auto">
+                        <a:xfrm>
+                          <a:off x="0" y="0"/>
+                          <a:ext cx="1114425" cy="142875"/>
+                        </a:xfrm>
+                        <a:prstGeom prst="rect">
+                          <a:avLst/>
+                        </a:prstGeom>
+                        <a:noFill/>
+                        <a:ln>
+                          <a:noFill/>
+                        </a:ln>
+                        <a:extLst>
+                          <a:ext uri="{909E8E84-426E-40DD-AFC4-6F175D3DCCD1}">
+                            <a14:hiddenFill xmlns:a14="http://schemas.microsoft.com/office/drawing/2010/main">
+                              <a:solidFill>
+                                <a:srgbClr val="FFFFFF"/>
+                              </a:solidFill>
+                            </a14:hiddenFill>
+                          </a:ext>
+                          <a:ext uri="{91240B29-F687-4F45-9708-019B960494DF}">
+                            <a14:hiddenLine xmlns:a14="http://schemas.microsoft.com/office/drawing/2010/main" w="9525">
+                              <a:solidFill>
+                                <a:srgbClr val="000000"/>
+                              </a:solidFill>
+                              <a:miter lim="800000"/>
+                              <a:headEnd/>
+                              <a:tailEnd/>
+                            </a14:hiddenLine>
+                          </a:ext>
+                        </a:extLst>
+                      </wps:spPr>
+                      <wps:txbx>
+                        <w:txbxContent>
+                          <w:p>
+                            <w:pPr>
+                              <w:rPr>
+                                <w:rFonts w:cstheme="minorHAnsi"/>
+                                <w:sz w:val="18"/>
+                              </w:rPr>
+                            </w:pPr>
+                            <w:r>
+                              <w:rPr>
+                                <w:rFonts w:cstheme="minorHAnsi"/>
+                                <w:sz w:val="18"/>
+                              </w:rPr>
+                              <w:t>Dschang</w:t>
+                            </w:r>
+                            <w:r>
+                              <w:rPr>
+                                <w:rFonts w:cstheme="minorHAnsi"/>
+                                <w:sz w:val="18"/>
+                              </w:rPr>
+                              <w:t xml:space="preserve">, </w:t>
+                            </w:r>
+                            <w:proofErr w:type="spellStart"/>
+                            <w:r>
+                              <w:rPr>
+                                <w:rFonts w:cstheme="minorHAnsi"/>
+                                <w:sz w:val="18"/>
+                              </w:rPr>
+                              <w:t>Cameroon</w:t>
+                            </w:r>
+                            <w:proofErr w:type="spellEnd"/>
+                          </w:p>
+                          <w:p>
+                            <w:pPr>
+                              <w:rPr>
+                                <w:rFonts w:cstheme="minorHAnsi"/>
+                                <w:sz w:val="16"/>
+                                <w:szCs w:val="20"/>
+                              </w:rPr>
+                            </w:pPr>
+                          </w:p>
+                        </w:txbxContent>
+                      </wps:txbx>
+                      <wps:bodyPr vert="horz" wrap="square" lIns="0" tIns="0" rIns="0" bIns="0" numCol="1" anchor="t" anchorCtr="0" compatLnSpc="1">
+                        <a:prstTxWarp prst="textNoShape">
+                          <a:avLst/>
+                        </a:prstTxWarp>
+                        <a:noAutofit/>
+                      </wps:bodyPr>
+                    </wps:wsp>
+                  </a:graphicData>
+                </a:graphic>
+                <wp14:sizeRelH relativeFrom="margin">
+                  <wp14:pctWidth>0</wp14:pctWidth>
+                </wp14:sizeRelH>
+                <wp14:sizeRelV relativeFrom="margin">
+                  <wp14:pctHeight>0</wp14:pctHeight>
+                </wp14:sizeRelV>
+              </wp:anchor>
+            </w:drawing>
+          </mc:Choice>
+          <mc:Fallback>
+            <w:pict>
+              <v:rect w14:anchorId="08F3E2C3" id="_x0000_s1099" style="position:absolute;margin-left:-30.6pt;margin-top:7.2pt;width:87.75pt;height:11.25pt;z-index:252181504;visibility:visible;mso-wrap-style:square;mso-width-percent:0;mso-height-percent:0;mso-wrap-distance-left:9pt;mso-wrap-distance-top:0;mso-wrap-distance-right:9pt;mso-wrap-distance-bottom:0;mso-position-horizontal:absolute;mso-position-horizontal-relative:margin;mso-position-vertical:absolute;mso-position-vertical-relative:text;mso-width-percent:0;mso-height-percent:0;mso-width-relative:margin;mso-height-relative:margin;v-text-anchor:top" o:gfxdata="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" filled="f" stroked="f">
+                <v:textbox inset="0,0,0,0">
+                  <w:txbxContent>
+                    <w:p>
+                      <w:pPr>
+                        <w:rPr>
+                          <w:rFonts w:cstheme="minorHAnsi"/>
+                          <w:sz w:val="18"/>
+                        </w:rPr>
+                      </w:pPr>
+                      <w:r>
+                        <w:rPr>
+                          <w:rFonts w:cstheme="minorHAnsi"/>
+                          <w:sz w:val="18"/>
+                        </w:rPr>
+                        <w:t>Dschang</w:t>
+                      </w:r>
+                      <w:r>
+                        <w:rPr>
+                          <w:rFonts w:cstheme="minorHAnsi"/>
+                          <w:sz w:val="18"/>
+                        </w:rPr>
+                        <w:t xml:space="preserve">, </w:t>
+                      </w:r>
+                      <w:proofErr w:type="spellStart"/>
+                      <w:r>
+                        <w:rPr>
+                          <w:rFonts w:cstheme="minorHAnsi"/>
+                          <w:sz w:val="18"/>
+                        </w:rPr>
+                        <w:t>Cameroon</w:t>
+                      </w:r>
+                      <w:proofErr w:type="spellEnd"/>
+                    </w:p>
+                    <w:p>
+                      <w:pPr>
+                        <w:rPr>
+                          <w:rFonts w:cstheme="minorHAnsi"/>
+                          <w:sz w:val="16"/>
+                          <w:szCs w:val="20"/>
+                        </w:rPr>
+                      </w:pPr>
+                    </w:p>
+                  </w:txbxContent>
+                </v:textbox>
+                <w10:wrap anchorx="margin"/>
+              </v:rect>
+            </w:pict>
+          </mc:Fallback>
+        </mc:AlternateContent>
+      </w:r>
       <w:r>
         <w:rPr>
           <w:rFonts w:ascii="Arial Rounded MT Bold" w:eastAsiaTheme="minorEastAsia" w:hAnsi="Arial Rounded MT Bold"/>
@@ -16883,7 +18625,7 @@
           </mc:Choice>
           <mc:Fallback>
             <w:pict>
-              <v:rect w14:anchorId="55004A46" id="_x0000_s1092" style="position:absolute;margin-left:-27pt;margin-top:25.45pt;width:504.75pt;height:21.75pt;z-index:252136448;visibility:visible;mso-wrap-style:square;mso-width-percent:0;mso-height-percent:0;mso-wrap-distance-left:9pt;mso-wrap-distance-top:0;mso-wrap-distance-right:9pt;mso-wrap-distance-bottom:0;mso-position-horizontal:absolute;mso-position-horizontal-relative:margin;mso-position-vertical:absolute;mso-position-vertical-relative:text;mso-width-percent:0;mso-height-percent:0;mso-width-relative:margin;mso-height-relative:margin;v-text-anchor:top" o:gfxdata="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" filled="f" stroked="f">
+              <v:rect w14:anchorId="55004A46" id="_x0000_s1100" style="position:absolute;margin-left:-27pt;margin-top:25.45pt;width:504.75pt;height:21.75pt;z-index:252136448;visibility:visible;mso-wrap-style:square;mso-width-percent:0;mso-height-percent:0;mso-wrap-distance-left:9pt;mso-wrap-distance-top:0;mso-wrap-distance-right:9pt;mso-wrap-distance-bottom:0;mso-position-horizontal:absolute;mso-position-horizontal-relative:margin;mso-position-vertical:absolute;mso-position-vertical-relative:text;mso-width-percent:0;mso-height-percent:0;mso-width-relative:margin;mso-height-relative:margin;v-text-anchor:top" o:gfxdata="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" filled="f" stroked="f">
                 <v:textbox inset="0,0,0,0">
                   <w:txbxContent>
                     <w:p>
@@ -17247,9 +18989,8 @@
                                 <w:szCs w:val="22"/>
                                 <w:lang w:val="es-ES"/>
                               </w:rPr>
-                              <w:t>Tennis</w:t>
-                            </w:r>
-                            <w:proofErr w:type="spellEnd"/>
+                              <w:t>Tenni</w:t>
+                            </w:r>
                             <w:r>
                               <w:rPr>
                                 <w:rFonts w:asciiTheme="minorHAnsi" w:hAnsiTheme="minorHAnsi" w:cstheme="minorHAnsi"/>
@@ -17258,18 +18999,7 @@
                                 <w:szCs w:val="22"/>
                                 <w:lang w:val="es-ES"/>
                               </w:rPr>
-                              <w:t xml:space="preserve">, </w:t>
-                            </w:r>
-                            <w:proofErr w:type="spellStart"/>
-                            <w:r>
-                              <w:rPr>
-                                <w:rFonts w:asciiTheme="minorHAnsi" w:hAnsiTheme="minorHAnsi" w:cstheme="minorHAnsi"/>
-                                <w:kern w:val="24"/>
-                                <w:sz w:val="22"/>
-                                <w:szCs w:val="22"/>
-                                <w:lang w:val="es-ES"/>
-                              </w:rPr>
-                              <w:t>football</w:t>
+                              <w:t>s</w:t>
                             </w:r>
                             <w:proofErr w:type="spellEnd"/>
                             <w:r>
@@ -17320,7 +19050,7 @@
           </mc:Choice>
           <mc:Fallback>
             <w:pict>
-              <v:rect w14:anchorId="39C25CB6" id="_x0000_s1093" style="position:absolute;margin-left:34.95pt;margin-top:4.75pt;width:303.75pt;height:38.25pt;z-index:252134400;visibility:visible;mso-wrap-style:square;mso-width-percent:0;mso-height-percent:0;mso-wrap-distance-left:9pt;mso-wrap-distance-top:0;mso-wrap-distance-right:9pt;mso-wrap-distance-bottom:0;mso-position-horizontal:absolute;mso-position-horizontal-relative:margin;mso-position-vertical:absolute;mso-position-vertical-relative:text;mso-width-percent:0;mso-height-percent:0;mso-width-relative:margin;mso-height-relative:margin;v-text-anchor:top" o:gfxdata="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" filled="f" stroked="f">
+              <v:rect w14:anchorId="39C25CB6" id="_x0000_s1101" style="position:absolute;margin-left:34.95pt;margin-top:4.75pt;width:303.75pt;height:38.25pt;z-index:252134400;visibility:visible;mso-wrap-style:square;mso-width-percent:0;mso-height-percent:0;mso-wrap-distance-left:9pt;mso-wrap-distance-top:0;mso-wrap-distance-right:9pt;mso-wrap-distance-bottom:0;mso-position-horizontal:absolute;mso-position-horizontal-relative:margin;mso-position-vertical:absolute;mso-position-vertical-relative:text;mso-width-percent:0;mso-height-percent:0;mso-width-relative:margin;mso-height-relative:margin;v-text-anchor:top" o:gfxdata="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" filled="f" stroked="f">
                 <v:textbox inset="0,0,0,0">
                   <w:txbxContent>
                     <w:p>
@@ -17489,9 +19219,8 @@
                           <w:szCs w:val="22"/>
                           <w:lang w:val="es-ES"/>
                         </w:rPr>
-                        <w:t>Tennis</w:t>
-                      </w:r>
-                      <w:proofErr w:type="spellEnd"/>
+                        <w:t>Tenni</w:t>
+                      </w:r>
                       <w:r>
                         <w:rPr>
                           <w:rFonts w:asciiTheme="minorHAnsi" w:hAnsiTheme="minorHAnsi" w:cstheme="minorHAnsi"/>
@@ -17500,18 +19229,7 @@
                           <w:szCs w:val="22"/>
                           <w:lang w:val="es-ES"/>
                         </w:rPr>
-                        <w:t xml:space="preserve">, </w:t>
-                      </w:r>
-                      <w:proofErr w:type="spellStart"/>
-                      <w:r>
-                        <w:rPr>
-                          <w:rFonts w:asciiTheme="minorHAnsi" w:hAnsiTheme="minorHAnsi" w:cstheme="minorHAnsi"/>
-                          <w:kern w:val="24"/>
-                          <w:sz w:val="22"/>
-                          <w:szCs w:val="22"/>
-                          <w:lang w:val="es-ES"/>
-                        </w:rPr>
-                        <w:t>football</w:t>
+                        <w:t>s</w:t>
                       </w:r>
                       <w:proofErr w:type="spellEnd"/>
                       <w:r>
@@ -17684,7 +19402,7 @@
           </mc:Choice>
           <mc:Fallback>
             <w:pict>
-              <v:rect w14:anchorId="5E4DF3B5" id="_x0000_s1094" style="position:absolute;margin-left:-31.15pt;margin-top:19.45pt;width:504.75pt;height:21.75pt;z-index:252140544;visibility:visible;mso-wrap-style:square;mso-width-percent:0;mso-height-percent:0;mso-wrap-distance-left:9pt;mso-wrap-distance-top:0;mso-wrap-distance-right:9pt;mso-wrap-distance-bottom:0;mso-position-horizontal:absolute;mso-position-horizontal-relative:margin;mso-position-vertical:absolute;mso-position-vertical-relative:text;mso-width-percent:0;mso-height-percent:0;mso-width-relative:margin;mso-height-relative:margin;v-text-anchor:top" o:gfxdata="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" filled="f" stroked="f">
+              <v:rect w14:anchorId="5E4DF3B5" id="_x0000_s1102" style="position:absolute;margin-left:-31.15pt;margin-top:19.45pt;width:504.75pt;height:21.75pt;z-index:252140544;visibility:visible;mso-wrap-style:square;mso-width-percent:0;mso-height-percent:0;mso-wrap-distance-left:9pt;mso-wrap-distance-top:0;mso-wrap-distance-right:9pt;mso-wrap-distance-bottom:0;mso-position-horizontal:absolute;mso-position-horizontal-relative:margin;mso-position-vertical:absolute;mso-position-vertical-relative:text;mso-width-percent:0;mso-height-percent:0;mso-width-relative:margin;mso-height-relative:margin;v-text-anchor:top" o:gfxdata="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" filled="f" stroked="f">
                 <v:textbox inset="0,0,0,0">
                   <w:txbxContent>
                     <w:p>
@@ -17956,7 +19674,7 @@
           </mc:Choice>
           <mc:Fallback>
             <w:pict>
-              <v:rect w14:anchorId="774604D1" id="_x0000_s1095" style="position:absolute;margin-left:-28.5pt;margin-top:23.25pt;width:369.85pt;height:15.65pt;z-index:252138496;visibility:visible;mso-wrap-style:square;mso-width-percent:0;mso-height-percent:0;mso-wrap-distance-left:9pt;mso-wrap-distance-top:0;mso-wrap-distance-right:9pt;mso-wrap-distance-bottom:0;mso-position-horizontal:absolute;mso-position-horizontal-relative:margin;mso-position-vertical:absolute;mso-position-vertical-relative:text;mso-width-percent:0;mso-height-percent:0;mso-width-relative:margin;mso-height-relative:margin;v-text-anchor:top" o:gfxdata="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" filled="f" stroked="f">
+              <v:rect w14:anchorId="774604D1" id="_x0000_s1103" style="position:absolute;margin-left:-28.5pt;margin-top:23.25pt;width:369.85pt;height:15.65pt;z-index:252138496;visibility:visible;mso-wrap-style:square;mso-width-percent:0;mso-height-percent:0;mso-wrap-distance-left:9pt;mso-wrap-distance-top:0;mso-wrap-distance-right:9pt;mso-wrap-distance-bottom:0;mso-position-horizontal:absolute;mso-position-horizontal-relative:margin;mso-position-vertical:absolute;mso-position-vertical-relative:text;mso-width-percent:0;mso-height-percent:0;mso-width-relative:margin;mso-height-relative:margin;v-text-anchor:top" o:gfxdata="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" filled="f" stroked="f">
                 <v:textbox inset="0,0,0,0">
                   <w:txbxContent>
                     <w:p>
@@ -18287,7 +20005,16 @@
                               <w:sz w:val="20"/>
                               <w:szCs w:val="20"/>
                             </w:rPr>
-                            <w:t>+237 672343227</w:t>
+                            <w:t>+</w:t>
+                          </w:r>
+                          <w:r>
+                            <w:rPr>
+                              <w:rFonts w:cstheme="minorHAnsi"/>
+                              <w:color w:val="000000" w:themeColor="text1"/>
+                              <w:sz w:val="20"/>
+                              <w:szCs w:val="20"/>
+                            </w:rPr>
+                            <w:t>1(514)867-8152</w:t>
                           </w:r>
                           <w:r>
                             <w:rPr>
@@ -18352,7 +20079,7 @@
               <v:stroke joinstyle="miter"/>
               <v:path gradientshapeok="t" o:connecttype="rect"/>
             </v:shapetype>
-            <v:shape id="Cuadro de texto 31" o:spid="_x0000_s1096" type="#_x0000_t202" style="position:absolute;margin-left:317.1pt;margin-top:-27.5pt;width:179pt;height:19.05pt;z-index:251680768;visibility:visible;mso-wrap-style:square;mso-width-percent:0;mso-height-percent:0;mso-wrap-distance-left:9pt;mso-wrap-distance-top:0;mso-wrap-distance-right:9pt;mso-wrap-distance-bottom:0;mso-position-horizontal:absolute;mso-position-horizontal-relative:margin;mso-position-vertical:absolute;mso-position-vertical-relative:text;mso-width-percent:0;mso-height-percent:0;mso-width-relative:margin;mso-height-relative:margin;v-text-anchor:top" o:gfxdata="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" filled="f" stroked="f">
+            <v:shape id="Cuadro de texto 31" o:spid="_x0000_s1104" type="#_x0000_t202" style="position:absolute;margin-left:317.1pt;margin-top:-27.5pt;width:179pt;height:19.05pt;z-index:251680768;visibility:visible;mso-wrap-style:square;mso-width-percent:0;mso-height-percent:0;mso-wrap-distance-left:9pt;mso-wrap-distance-top:0;mso-wrap-distance-right:9pt;mso-wrap-distance-bottom:0;mso-position-horizontal:absolute;mso-position-horizontal-relative:margin;mso-position-vertical:absolute;mso-position-vertical-relative:text;mso-width-percent:0;mso-height-percent:0;mso-width-relative:margin;mso-height-relative:margin;v-text-anchor:top" o:gfxdata="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" filled="f" stroked="f">
               <v:textbox>
                 <w:txbxContent>
                   <w:p>
@@ -18371,7 +20098,16 @@
                         <w:sz w:val="20"/>
                         <w:szCs w:val="20"/>
                       </w:rPr>
-                      <w:t>+237 672343227</w:t>
+                      <w:t>+</w:t>
+                    </w:r>
+                    <w:r>
+                      <w:rPr>
+                        <w:rFonts w:cstheme="minorHAnsi"/>
+                        <w:color w:val="000000" w:themeColor="text1"/>
+                        <w:sz w:val="20"/>
+                        <w:szCs w:val="20"/>
+                      </w:rPr>
+                      <w:t>1(514)867-8152</w:t>
                     </w:r>
                     <w:r>
                       <w:rPr>
@@ -18499,7 +20235,7 @@
         </mc:Choice>
         <mc:Fallback>
           <w:pict>
-            <v:shape w14:anchorId="2700AB0B" id="Cuadro de texto 42" o:spid="_x0000_s1097" type="#_x0000_t202" style="position:absolute;margin-left:70.3pt;margin-top:-12.2pt;width:121.5pt;height:18.75pt;z-index:251682816;visibility:visible;mso-wrap-style:square;mso-width-percent:0;mso-height-percent:0;mso-wrap-distance-left:9pt;mso-wrap-distance-top:0;mso-wrap-distance-right:9pt;mso-wrap-distance-bottom:0;mso-position-horizontal:right;mso-position-horizontal-relative:margin;mso-position-vertical:absolute;mso-position-vertical-relative:text;mso-width-percent:0;mso-height-percent:0;mso-width-relative:margin;mso-height-relative:margin;v-text-anchor:top" o:gfxdata="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" filled="f" stroked="f">
+            <v:shape w14:anchorId="2700AB0B" id="Cuadro de texto 42" o:spid="_x0000_s1105" type="#_x0000_t202" style="position:absolute;margin-left:70.3pt;margin-top:-12.2pt;width:121.5pt;height:18.75pt;z-index:251682816;visibility:visible;mso-wrap-style:square;mso-width-percent:0;mso-height-percent:0;mso-wrap-distance-left:9pt;mso-wrap-distance-top:0;mso-wrap-distance-right:9pt;mso-wrap-distance-bottom:0;mso-position-horizontal:right;mso-position-horizontal-relative:margin;mso-position-vertical:absolute;mso-position-vertical-relative:text;mso-width-percent:0;mso-height-percent:0;mso-width-relative:margin;mso-height-relative:margin;v-text-anchor:top" o:gfxdata="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" filled="f" stroked="f">
               <v:textbox>
                 <w:txbxContent>
                   <w:p>
@@ -18579,6 +20315,7 @@
                               <w:szCs w:val="20"/>
                             </w:rPr>
                           </w:pPr>
+                          <w:proofErr w:type="spellStart"/>
                           <w:r>
                             <w:rPr>
                               <w:rFonts w:cstheme="minorHAnsi"/>
@@ -18586,8 +20323,9 @@
                               <w:sz w:val="20"/>
                               <w:szCs w:val="20"/>
                             </w:rPr>
-                            <w:t>M</w:t>
+                            <w:t>Montreal</w:t>
                           </w:r>
+                          <w:proofErr w:type="spellEnd"/>
                           <w:r>
                             <w:rPr>
                               <w:rFonts w:cstheme="minorHAnsi"/>
@@ -18595,7 +20333,7 @@
                               <w:sz w:val="20"/>
                               <w:szCs w:val="20"/>
                             </w:rPr>
-                            <w:t>ile 4, Limbe</w:t>
+                            <w:t>, Canada</w:t>
                           </w:r>
                         </w:p>
                         <w:p>
@@ -18630,7 +20368,7 @@
         </mc:Choice>
         <mc:Fallback>
           <w:pict>
-            <v:shape w14:anchorId="388BEFD5" id="Cuadro de texto 43" o:spid="_x0000_s1098" type="#_x0000_t202" style="position:absolute;margin-left:317.25pt;margin-top:2.65pt;width:179pt;height:19.05pt;z-index:251684864;visibility:visible;mso-wrap-style:square;mso-width-percent:0;mso-height-percent:0;mso-wrap-distance-left:9pt;mso-wrap-distance-top:0;mso-wrap-distance-right:9pt;mso-wrap-distance-bottom:0;mso-position-horizontal:absolute;mso-position-horizontal-relative:margin;mso-position-vertical:absolute;mso-position-vertical-relative:text;mso-width-percent:0;mso-height-percent:0;mso-width-relative:margin;mso-height-relative:margin;v-text-anchor:top" o:gfxdata="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" filled="f" stroked="f">
+            <v:shape w14:anchorId="388BEFD5" id="Cuadro de texto 43" o:spid="_x0000_s1106" type="#_x0000_t202" style="position:absolute;margin-left:317.25pt;margin-top:2.65pt;width:179pt;height:19.05pt;z-index:251684864;visibility:visible;mso-wrap-style:square;mso-width-percent:0;mso-height-percent:0;mso-wrap-distance-left:9pt;mso-wrap-distance-top:0;mso-wrap-distance-right:9pt;mso-wrap-distance-bottom:0;mso-position-horizontal:absolute;mso-position-horizontal-relative:margin;mso-position-vertical:absolute;mso-position-vertical-relative:text;mso-width-percent:0;mso-height-percent:0;mso-width-relative:margin;mso-height-relative:margin;v-text-anchor:top" o:gfxdata="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" filled="f" stroked="f">
               <v:textbox>
                 <w:txbxContent>
                   <w:p>
@@ -18643,6 +20381,7 @@
                         <w:szCs w:val="20"/>
                       </w:rPr>
                     </w:pPr>
+                    <w:proofErr w:type="spellStart"/>
                     <w:r>
                       <w:rPr>
                         <w:rFonts w:cstheme="minorHAnsi"/>
@@ -18650,8 +20389,9 @@
                         <w:sz w:val="20"/>
                         <w:szCs w:val="20"/>
                       </w:rPr>
-                      <w:t>M</w:t>
+                      <w:t>Montreal</w:t>
                     </w:r>
+                    <w:proofErr w:type="spellEnd"/>
                     <w:r>
                       <w:rPr>
                         <w:rFonts w:cstheme="minorHAnsi"/>
@@ -18659,7 +20399,7 @@
                         <w:sz w:val="20"/>
                         <w:szCs w:val="20"/>
                       </w:rPr>
-                      <w:t>ile 4, Limbe</w:t>
+                      <w:t>, Canada</w:t>
                     </w:r>
                   </w:p>
                   <w:p>
@@ -18785,7 +20525,7 @@
         </mc:Choice>
         <mc:Fallback>
           <w:pict>
-            <v:shape w14:anchorId="1137A573" id="Cuadro de texto 52" o:spid="_x0000_s1099" type="#_x0000_t202" style="position:absolute;margin-left:160.6pt;margin-top:17.4pt;width:211.8pt;height:17.85pt;z-index:251697152;visibility:visible;mso-wrap-style:square;mso-width-percent:0;mso-height-percent:0;mso-wrap-distance-left:9pt;mso-wrap-distance-top:0;mso-wrap-distance-right:9pt;mso-wrap-distance-bottom:0;mso-position-horizontal:right;mso-position-horizontal-relative:page;mso-position-vertical:absolute;mso-position-vertical-relative:text;mso-width-percent:0;mso-height-percent:0;mso-width-relative:margin;mso-height-relative:margin;v-text-anchor:top" o:gfxdata="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" filled="f" stroked="f">
+            <v:shape w14:anchorId="1137A573" id="Cuadro de texto 52" o:spid="_x0000_s1107" type="#_x0000_t202" style="position:absolute;margin-left:160.6pt;margin-top:17.4pt;width:211.8pt;height:17.85pt;z-index:251697152;visibility:visible;mso-wrap-style:square;mso-width-percent:0;mso-height-percent:0;mso-wrap-distance-left:9pt;mso-wrap-distance-top:0;mso-wrap-distance-right:9pt;mso-wrap-distance-bottom:0;mso-position-horizontal:right;mso-position-horizontal-relative:page;mso-position-vertical:absolute;mso-position-vertical-relative:text;mso-width-percent:0;mso-height-percent:0;mso-width-relative:margin;mso-height-relative:margin;v-text-anchor:top" o:gfxdata="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" filled="f" stroked="f">
               <v:textbox>
                 <w:txbxContent>
                   <w:p>
@@ -19205,7 +20945,7 @@
         </mc:Choice>
         <mc:Fallback>
           <w:pict>
-            <v:shape w14:anchorId="61FE507E" id="_x0000_s1100" type="#_x0000_t202" style="position:absolute;margin-left:301.35pt;margin-top:34.95pt;width:187.5pt;height:21pt;z-index:251701248;visibility:visible;mso-wrap-style:square;mso-width-percent:0;mso-height-percent:0;mso-wrap-distance-left:9pt;mso-wrap-distance-top:0;mso-wrap-distance-right:9pt;mso-wrap-distance-bottom:0;mso-position-horizontal:absolute;mso-position-horizontal-relative:margin;mso-position-vertical:absolute;mso-position-vertical-relative:text;mso-width-percent:0;mso-height-percent:0;mso-width-relative:margin;mso-height-relative:margin;v-text-anchor:top" o:gfxdata="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" filled="f" stroked="f">
+            <v:shape w14:anchorId="61FE507E" id="_x0000_s1108" type="#_x0000_t202" style="position:absolute;margin-left:301.35pt;margin-top:34.95pt;width:187.5pt;height:21pt;z-index:251701248;visibility:visible;mso-wrap-style:square;mso-width-percent:0;mso-height-percent:0;mso-wrap-distance-left:9pt;mso-wrap-distance-top:0;mso-wrap-distance-right:9pt;mso-wrap-distance-bottom:0;mso-position-horizontal:absolute;mso-position-horizontal-relative:margin;mso-position-vertical:absolute;mso-position-vertical-relative:text;mso-width-percent:0;mso-height-percent:0;mso-width-relative:margin;mso-height-relative:margin;v-text-anchor:top" o:gfxdata="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" filled="f" stroked="f">
               <v:textbox>
                 <w:txbxContent>
                   <w:p>
@@ -19571,7 +21311,7 @@
         </mc:Choice>
         <mc:Fallback>
           <w:pict>
-            <v:shape w14:anchorId="369A5C46" id="Cuadro de texto 30" o:spid="_x0000_s1101" type="#_x0000_t202" style="position:absolute;margin-left:33.75pt;margin-top:23.4pt;width:176.4pt;height:22.8pt;z-index:251676672;visibility:visible;mso-wrap-style:square;mso-width-percent:0;mso-height-percent:0;mso-wrap-distance-left:9pt;mso-wrap-distance-top:0;mso-wrap-distance-right:9pt;mso-wrap-distance-bottom:0;mso-position-horizontal:absolute;mso-position-horizontal-relative:margin;mso-position-vertical:absolute;mso-position-vertical-relative:text;mso-width-percent:0;mso-height-percent:0;mso-width-relative:margin;mso-height-relative:margin;v-text-anchor:top" o:gfxdata="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" filled="f" stroked="f">
+            <v:shape w14:anchorId="369A5C46" id="Cuadro de texto 30" o:spid="_x0000_s1109" type="#_x0000_t202" style="position:absolute;margin-left:33.75pt;margin-top:23.4pt;width:176.4pt;height:22.8pt;z-index:251676672;visibility:visible;mso-wrap-style:square;mso-width-percent:0;mso-height-percent:0;mso-wrap-distance-left:9pt;mso-wrap-distance-top:0;mso-wrap-distance-right:9pt;mso-wrap-distance-bottom:0;mso-position-horizontal:absolute;mso-position-horizontal-relative:margin;mso-position-vertical:absolute;mso-position-vertical-relative:text;mso-width-percent:0;mso-height-percent:0;mso-width-relative:margin;mso-height-relative:margin;v-text-anchor:top" o:gfxdata="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" filled="f" stroked="f">
               <v:textbox>
                 <w:txbxContent>
                   <w:p>
@@ -19738,7 +21478,7 @@
         </mc:Choice>
         <mc:Fallback>
           <w:pict>
-            <v:rect w14:anchorId="480EF029" id="Rectangle 1036" o:spid="_x0000_s1102" style="position:absolute;margin-left:-55.05pt;margin-top:-18.15pt;width:350.25pt;height:41.35pt;z-index:251674624;visibility:visible;mso-wrap-style:square;mso-width-percent:0;mso-height-percent:0;mso-wrap-distance-left:9pt;mso-wrap-distance-top:0;mso-wrap-distance-right:9pt;mso-wrap-distance-bottom:0;mso-position-horizontal:absolute;mso-position-horizontal-relative:text;mso-position-vertical:absolute;mso-position-vertical-relative:text;mso-width-percent:0;mso-height-percent:0;mso-width-relative:margin;mso-height-relative:margin;v-text-anchor:top" o:gfxdata="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" filled="f" stroked="f">
+            <v:rect w14:anchorId="480EF029" id="Rectangle 1036" o:spid="_x0000_s1110" style="position:absolute;margin-left:-55.05pt;margin-top:-18.15pt;width:350.25pt;height:41.35pt;z-index:251674624;visibility:visible;mso-wrap-style:square;mso-width-percent:0;mso-height-percent:0;mso-wrap-distance-left:9pt;mso-wrap-distance-top:0;mso-wrap-distance-right:9pt;mso-wrap-distance-bottom:0;mso-position-horizontal:absolute;mso-position-horizontal-relative:text;mso-position-vertical:absolute;mso-position-vertical-relative:text;mso-width-percent:0;mso-height-percent:0;mso-width-relative:margin;mso-height-relative:margin;v-text-anchor:top" o:gfxdata="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" filled="f" stroked="f">
               <v:textbox inset="0,0,0,0">
                 <w:txbxContent>
                   <w:p>
@@ -20197,7 +21937,7 @@
               <v:stroke joinstyle="miter"/>
               <v:path gradientshapeok="t" o:connecttype="rect"/>
             </v:shapetype>
-            <v:shape id="_x0000_s1103" type="#_x0000_t202" style="position:absolute;margin-left:319.95pt;margin-top:19.25pt;width:210.9pt;height:18.45pt;z-index:251670528;visibility:visible;mso-wrap-style:square;mso-width-percent:0;mso-height-percent:0;mso-wrap-distance-left:9pt;mso-wrap-distance-top:0;mso-wrap-distance-right:9pt;mso-wrap-distance-bottom:0;mso-position-horizontal:absolute;mso-position-horizontal-relative:margin;mso-position-vertical:absolute;mso-position-vertical-relative:text;mso-width-percent:0;mso-height-percent:0;mso-width-relative:margin;mso-height-relative:margin;v-text-anchor:top" o:gfxdata="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" filled="f" stroked="f">
+            <v:shape id="_x0000_s1111" type="#_x0000_t202" style="position:absolute;margin-left:319.95pt;margin-top:19.25pt;width:210.9pt;height:18.45pt;z-index:251670528;visibility:visible;mso-wrap-style:square;mso-width-percent:0;mso-height-percent:0;mso-wrap-distance-left:9pt;mso-wrap-distance-top:0;mso-wrap-distance-right:9pt;mso-wrap-distance-bottom:0;mso-position-horizontal:absolute;mso-position-horizontal-relative:margin;mso-position-vertical:absolute;mso-position-vertical-relative:text;mso-width-percent:0;mso-height-percent:0;mso-width-relative:margin;mso-height-relative:margin;v-text-anchor:top" o:gfxdata="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" filled="f" stroked="f">
               <v:textbox>
                 <w:txbxContent>
                   <w:p>
@@ -20631,7 +22371,7 @@
         </mc:Choice>
         <mc:Fallback>
           <w:pict>
-            <v:shape w14:anchorId="5652D584" id="_x0000_s1104" type="#_x0000_t202" style="position:absolute;margin-left:393.3pt;margin-top:35.55pt;width:187.5pt;height:19.05pt;z-index:251699200;visibility:visible;mso-wrap-style:square;mso-width-percent:0;mso-height-percent:0;mso-wrap-distance-left:9pt;mso-wrap-distance-top:0;mso-wrap-distance-right:9pt;mso-wrap-distance-bottom:0;mso-position-horizontal:absolute;mso-position-horizontal-relative:page;mso-position-vertical:absolute;mso-position-vertical-relative:text;mso-width-percent:0;mso-height-percent:0;mso-width-relative:margin;mso-height-relative:margin;v-text-anchor:top" o:gfxdata="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" filled="f" stroked="f">
+            <v:shape w14:anchorId="5652D584" id="_x0000_s1112" type="#_x0000_t202" style="position:absolute;margin-left:393.3pt;margin-top:35.55pt;width:187.5pt;height:19.05pt;z-index:251699200;visibility:visible;mso-wrap-style:square;mso-width-percent:0;mso-height-percent:0;mso-wrap-distance-left:9pt;mso-wrap-distance-top:0;mso-wrap-distance-right:9pt;mso-wrap-distance-bottom:0;mso-position-horizontal:absolute;mso-position-horizontal-relative:page;mso-position-vertical:absolute;mso-position-vertical-relative:text;mso-width-percent:0;mso-height-percent:0;mso-width-relative:margin;mso-height-relative:margin;v-text-anchor:top" o:gfxdata="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" filled="f" stroked="f">
               <v:textbox>
                 <w:txbxContent>
                   <w:p>
@@ -20998,6 +22738,7 @@
                               <w:sz w:val="28"/>
                             </w:rPr>
                           </w:pPr>
+                          <w:proofErr w:type="spellStart"/>
                           <w:r>
                             <w:rPr>
                               <w:rFonts w:cstheme="minorHAnsi"/>
@@ -21014,7 +22755,35 @@
                               <w:sz w:val="20"/>
                               <w:szCs w:val="20"/>
                             </w:rPr>
-                            <w:t>ile 4, Limbe</w:t>
+                            <w:t>ontreal</w:t>
+                          </w:r>
+                          <w:proofErr w:type="spellEnd"/>
+                          <w:r>
+                            <w:rPr>
+                              <w:rFonts w:cstheme="minorHAnsi"/>
+                              <w:color w:val="000000" w:themeColor="text1"/>
+                              <w:sz w:val="20"/>
+                              <w:szCs w:val="20"/>
+                            </w:rPr>
+                            <w:t>,</w:t>
+                          </w:r>
+                          <w:r>
+                            <w:rPr>
+                              <w:rFonts w:cstheme="minorHAnsi"/>
+                              <w:color w:val="000000" w:themeColor="text1"/>
+                              <w:sz w:val="20"/>
+                              <w:szCs w:val="20"/>
+                            </w:rPr>
+                            <w:t xml:space="preserve"> </w:t>
+                          </w:r>
+                          <w:r>
+                            <w:rPr>
+                              <w:rFonts w:cstheme="minorHAnsi"/>
+                              <w:color w:val="000000" w:themeColor="text1"/>
+                              <w:sz w:val="20"/>
+                              <w:szCs w:val="20"/>
+                            </w:rPr>
+                            <w:t>Canada</w:t>
                           </w:r>
                         </w:p>
                       </w:txbxContent>
@@ -21039,7 +22808,7 @@
         </mc:Choice>
         <mc:Fallback>
           <w:pict>
-            <v:shape w14:anchorId="787C9AE9" id="_x0000_s1105" type="#_x0000_t202" style="position:absolute;margin-left:328.95pt;margin-top:5.35pt;width:179pt;height:17.4pt;z-index:251665408;visibility:visible;mso-wrap-style:square;mso-width-percent:0;mso-height-percent:0;mso-wrap-distance-left:9pt;mso-wrap-distance-top:0;mso-wrap-distance-right:9pt;mso-wrap-distance-bottom:0;mso-position-horizontal:absolute;mso-position-horizontal-relative:margin;mso-position-vertical:absolute;mso-position-vertical-relative:text;mso-width-percent:0;mso-height-percent:0;mso-width-relative:margin;mso-height-relative:margin;v-text-anchor:top" o:gfxdata="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" filled="f" stroked="f">
+            <v:shape w14:anchorId="787C9AE9" id="_x0000_s1113" type="#_x0000_t202" style="position:absolute;margin-left:328.95pt;margin-top:5.35pt;width:179pt;height:17.4pt;z-index:251665408;visibility:visible;mso-wrap-style:square;mso-width-percent:0;mso-height-percent:0;mso-wrap-distance-left:9pt;mso-wrap-distance-top:0;mso-wrap-distance-right:9pt;mso-wrap-distance-bottom:0;mso-position-horizontal:absolute;mso-position-horizontal-relative:margin;mso-position-vertical:absolute;mso-position-vertical-relative:text;mso-width-percent:0;mso-height-percent:0;mso-width-relative:margin;mso-height-relative:margin;v-text-anchor:top" o:gfxdata="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" filled="f" stroked="f">
               <v:textbox>
                 <w:txbxContent>
                   <w:p>
@@ -21051,6 +22820,7 @@
                         <w:sz w:val="28"/>
                       </w:rPr>
                     </w:pPr>
+                    <w:proofErr w:type="spellStart"/>
                     <w:r>
                       <w:rPr>
                         <w:rFonts w:cstheme="minorHAnsi"/>
@@ -21067,7 +22837,35 @@
                         <w:sz w:val="20"/>
                         <w:szCs w:val="20"/>
                       </w:rPr>
-                      <w:t>ile 4, Limbe</w:t>
+                      <w:t>ontreal</w:t>
+                    </w:r>
+                    <w:proofErr w:type="spellEnd"/>
+                    <w:r>
+                      <w:rPr>
+                        <w:rFonts w:cstheme="minorHAnsi"/>
+                        <w:color w:val="000000" w:themeColor="text1"/>
+                        <w:sz w:val="20"/>
+                        <w:szCs w:val="20"/>
+                      </w:rPr>
+                      <w:t>,</w:t>
+                    </w:r>
+                    <w:r>
+                      <w:rPr>
+                        <w:rFonts w:cstheme="minorHAnsi"/>
+                        <w:color w:val="000000" w:themeColor="text1"/>
+                        <w:sz w:val="20"/>
+                        <w:szCs w:val="20"/>
+                      </w:rPr>
+                      <w:t xml:space="preserve"> </w:t>
+                    </w:r>
+                    <w:r>
+                      <w:rPr>
+                        <w:rFonts w:cstheme="minorHAnsi"/>
+                        <w:color w:val="000000" w:themeColor="text1"/>
+                        <w:sz w:val="20"/>
+                        <w:szCs w:val="20"/>
+                      </w:rPr>
+                      <w:t>Canada</w:t>
                     </w:r>
                   </w:p>
                 </w:txbxContent>
@@ -21173,7 +22971,7 @@
         </mc:Choice>
         <mc:Fallback>
           <w:pict>
-            <v:shape w14:anchorId="7BAC13BF" id="_x0000_s1106" type="#_x0000_t202" style="position:absolute;margin-left:328.3pt;margin-top:-8.8pt;width:179pt;height:19.05pt;z-index:251664384;visibility:visible;mso-wrap-style:square;mso-width-percent:0;mso-height-percent:0;mso-wrap-distance-left:9pt;mso-wrap-distance-top:0;mso-wrap-distance-right:9pt;mso-wrap-distance-bottom:0;mso-position-horizontal:absolute;mso-position-horizontal-relative:margin;mso-position-vertical:absolute;mso-position-vertical-relative:text;mso-width-percent:0;mso-height-percent:0;mso-width-relative:margin;mso-height-relative:margin;v-text-anchor:top" o:gfxdata="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" filled="f" stroked="f">
+            <v:shape w14:anchorId="7BAC13BF" id="_x0000_s1114" type="#_x0000_t202" style="position:absolute;margin-left:328.3pt;margin-top:-8.8pt;width:179pt;height:19.05pt;z-index:251664384;visibility:visible;mso-wrap-style:square;mso-width-percent:0;mso-height-percent:0;mso-wrap-distance-left:9pt;mso-wrap-distance-top:0;mso-wrap-distance-right:9pt;mso-wrap-distance-bottom:0;mso-position-horizontal:absolute;mso-position-horizontal-relative:margin;mso-position-vertical:absolute;mso-position-vertical-relative:text;mso-width-percent:0;mso-height-percent:0;mso-width-relative:margin;mso-height-relative:margin;v-text-anchor:top" o:gfxdata="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" filled="f" stroked="f">
               <v:textbox>
                 <w:txbxContent>
                   <w:p>
@@ -21273,7 +23071,16 @@
                               <w:sz w:val="20"/>
                               <w:szCs w:val="20"/>
                             </w:rPr>
-                            <w:t>+237 672343227</w:t>
+                            <w:t>+</w:t>
+                          </w:r>
+                          <w:r>
+                            <w:rPr>
+                              <w:rFonts w:cstheme="minorHAnsi"/>
+                              <w:color w:val="000000" w:themeColor="text1"/>
+                              <w:sz w:val="20"/>
+                              <w:szCs w:val="20"/>
+                            </w:rPr>
+                            <w:t>1(514)867-8152</w:t>
                           </w:r>
                           <w:r>
                             <w:rPr>
@@ -21334,7 +23141,7 @@
         </mc:Choice>
         <mc:Fallback>
           <w:pict>
-            <v:shape w14:anchorId="2C40D04E" id="_x0000_s1107" type="#_x0000_t202" style="position:absolute;margin-left:329.1pt;margin-top:-26.35pt;width:179pt;height:19.05pt;z-index:251662336;visibility:visible;mso-wrap-style:square;mso-width-percent:0;mso-height-percent:0;mso-wrap-distance-left:9pt;mso-wrap-distance-top:0;mso-wrap-distance-right:9pt;mso-wrap-distance-bottom:0;mso-position-horizontal:absolute;mso-position-horizontal-relative:margin;mso-position-vertical:absolute;mso-position-vertical-relative:text;mso-width-percent:0;mso-height-percent:0;mso-width-relative:margin;mso-height-relative:margin;v-text-anchor:top" o:gfxdata="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" filled="f" stroked="f">
+            <v:shape w14:anchorId="2C40D04E" id="_x0000_s1115" type="#_x0000_t202" style="position:absolute;margin-left:329.1pt;margin-top:-26.35pt;width:179pt;height:19.05pt;z-index:251662336;visibility:visible;mso-wrap-style:square;mso-width-percent:0;mso-height-percent:0;mso-wrap-distance-left:9pt;mso-wrap-distance-top:0;mso-wrap-distance-right:9pt;mso-wrap-distance-bottom:0;mso-position-horizontal:absolute;mso-position-horizontal-relative:margin;mso-position-vertical:absolute;mso-position-vertical-relative:text;mso-width-percent:0;mso-height-percent:0;mso-width-relative:margin;mso-height-relative:margin;v-text-anchor:top" o:gfxdata="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" filled="f" stroked="f">
               <v:textbox>
                 <w:txbxContent>
                   <w:p>
@@ -21353,7 +23160,16 @@
                         <w:sz w:val="20"/>
                         <w:szCs w:val="20"/>
                       </w:rPr>
-                      <w:t>+237 672343227</w:t>
+                      <w:t>+</w:t>
+                    </w:r>
+                    <w:r>
+                      <w:rPr>
+                        <w:rFonts w:cstheme="minorHAnsi"/>
+                        <w:color w:val="000000" w:themeColor="text1"/>
+                        <w:sz w:val="20"/>
+                        <w:szCs w:val="20"/>
+                      </w:rPr>
+                      <w:t>1(514)867-8152</w:t>
                     </w:r>
                     <w:r>
                       <w:rPr>
@@ -21533,7 +23349,7 @@
         </mc:Choice>
         <mc:Fallback>
           <w:pict>
-            <v:rect w14:anchorId="3926E7CE" id="_x0000_s1108" style="position:absolute;margin-left:-46.05pt;margin-top:-24.95pt;width:347.25pt;height:41.35pt;z-index:251660288;visibility:visible;mso-wrap-style:square;mso-width-percent:0;mso-height-percent:0;mso-wrap-distance-left:9pt;mso-wrap-distance-top:0;mso-wrap-distance-right:9pt;mso-wrap-distance-bottom:0;mso-position-horizontal:absolute;mso-position-horizontal-relative:text;mso-position-vertical:absolute;mso-position-vertical-relative:text;mso-width-percent:0;mso-height-percent:0;mso-width-relative:margin;mso-height-relative:margin;v-text-anchor:top" o:gfxdata="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" filled="f" stroked="f">
+            <v:rect w14:anchorId="3926E7CE" id="_x0000_s1116" style="position:absolute;margin-left:-46.05pt;margin-top:-24.95pt;width:347.25pt;height:41.35pt;z-index:251660288;visibility:visible;mso-wrap-style:square;mso-width-percent:0;mso-height-percent:0;mso-wrap-distance-left:9pt;mso-wrap-distance-top:0;mso-wrap-distance-right:9pt;mso-wrap-distance-bottom:0;mso-position-horizontal:absolute;mso-position-horizontal-relative:text;mso-position-vertical:absolute;mso-position-vertical-relative:text;mso-width-percent:0;mso-height-percent:0;mso-width-relative:margin;mso-height-relative:margin;v-text-anchor:top" o:gfxdata="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" filled="f" stroked="f">
               <v:textbox inset="0,0,0,0">
                 <w:txbxContent>
                   <w:p>
@@ -21715,7 +23531,7 @@
         </mc:Choice>
         <mc:Fallback>
           <w:pict>
-            <v:shape w14:anchorId="681E7923" id="_x0000_s1109" type="#_x0000_t202" style="position:absolute;margin-left:-33.3pt;margin-top:11.85pt;width:316.5pt;height:27.8pt;z-index:251661312;visibility:visible;mso-wrap-style:square;mso-width-percent:0;mso-height-percent:0;mso-wrap-distance-left:9pt;mso-wrap-distance-top:0;mso-wrap-distance-right:9pt;mso-wrap-distance-bottom:0;mso-position-horizontal:absolute;mso-position-horizontal-relative:margin;mso-position-vertical:absolute;mso-position-vertical-relative:text;mso-width-percent:0;mso-height-percent:0;mso-width-relative:margin;mso-height-relative:margin;v-text-anchor:top" o:gfxdata="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" filled="f" stroked="f">
+            <v:shape w14:anchorId="681E7923" id="_x0000_s1117" type="#_x0000_t202" style="position:absolute;margin-left:-33.3pt;margin-top:11.85pt;width:316.5pt;height:27.8pt;z-index:251661312;visibility:visible;mso-wrap-style:square;mso-width-percent:0;mso-height-percent:0;mso-wrap-distance-left:9pt;mso-wrap-distance-top:0;mso-wrap-distance-right:9pt;mso-wrap-distance-bottom:0;mso-position-horizontal:absolute;mso-position-horizontal-relative:margin;mso-position-vertical:absolute;mso-position-vertical-relative:text;mso-width-percent:0;mso-height-percent:0;mso-width-relative:margin;mso-height-relative:margin;v-text-anchor:top" o:gfxdata="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" filled="f" stroked="f">
               <v:textbox>
                 <w:txbxContent>
                   <w:p>
@@ -25389,7 +27205,6 @@
   <w:style w:type="character" w:default="1" w:styleId="DefaultParagraphFont">
     <w:name w:val="Default Paragraph Font"/>
     <w:uiPriority w:val="1"/>
-    <w:semiHidden/>
     <w:unhideWhenUsed/>
   </w:style>
   <w:style w:type="table" w:default="1" w:styleId="TableNormal">
